--- a/Sheets/AD&D 2E CharacterSheet v28a.docx
+++ b/Sheets/AD&D 2E CharacterSheet v28a.docx
@@ -1,134 +1,127 @@
 
 <file path=word/document.xml><?xml version="1.0" encoding="utf-8"?>
-<w:document xmlns:wpc="http://schemas.microsoft.com/office/word/2010/wordprocessingCanvas" xmlns:cx="http://schemas.microsoft.com/office/drawing/2014/chartex" xmlns:cx1="http://schemas.microsoft.com/office/drawing/2015/9/8/chartex" xmlns:cx2="http://schemas.microsoft.com/office/drawing/2015/10/21/chartex" xmlns:cx3="http://schemas.microsoft.com/office/drawing/2016/5/9/chartex" xmlns:cx4="http://schemas.microsoft.com/office/drawing/2016/5/10/chartex" xmlns:cx5="http://schemas.microsoft.com/office/drawing/2016/5/11/chartex" xmlns:cx6="http://schemas.microsoft.com/office/drawing/2016/5/12/chartex" xmlns:cx7="http://schemas.microsoft.com/office/drawing/2016/5/13/chartex" xmlns:cx8="http://schemas.microsoft.com/office/drawing/2016/5/14/chartex" xmlns:mc="http://schemas.openxmlformats.org/markup-compatibility/2006" xmlns:aink="http://schemas.microsoft.com/office/drawing/2016/ink" xmlns:am3d="http://schemas.microsoft.com/office/drawing/2017/model3d" xmlns:o="urn:schemas-microsoft-com:office:office" xmlns:oel="http://schemas.microsoft.com/office/2019/extlst" xmlns:r="http://schemas.openxmlformats.org/officeDocument/2006/relationships" xmlns:m="http://schemas.openxmlformats.org/officeDocument/2006/math" xmlns:v="urn:schemas-microsoft-com:vml" xmlns:wp14="http://schemas.microsoft.com/office/word/2010/wordprocessingDrawing" xmlns:wp="http://schemas.openxmlformats.org/drawingml/2006/wordprocessingDrawing" xmlns:w10="urn:schemas-microsoft-com:office:word" xmlns:w="http://schemas.openxmlformats.org/wordprocessingml/2006/main" xmlns:w14="http://schemas.microsoft.com/office/word/2010/wordml" xmlns:w15="http://schemas.microsoft.com/office/word/2012/wordml" xmlns:w16cex="http://schemas.microsoft.com/office/word/2018/wordml/cex" xmlns:w16cid="http://schemas.microsoft.com/office/word/2016/wordml/cid" xmlns:w16="http://schemas.microsoft.com/office/word/2018/wordml" xmlns:w16du="http://schemas.microsoft.com/office/word/2023/wordml/word16du" xmlns:w16sdtdh="http://schemas.microsoft.com/office/word/2020/wordml/sdtdatahash" xmlns:w16sdtfl="http://schemas.microsoft.com/office/word/2024/wordml/sdtformatlock" xmlns:w16se="http://schemas.microsoft.com/office/word/2015/wordml/symex" xmlns:wpg="http://schemas.microsoft.com/office/word/2010/wordprocessingGroup" xmlns:wpi="http://schemas.microsoft.com/office/word/2010/wordprocessingInk" xmlns:wne="http://schemas.microsoft.com/office/word/2006/wordml" xmlns:wps="http://schemas.microsoft.com/office/word/2010/wordprocessingShape" mc:Ignorable="w14 w15 w16se w16cid w16 w16cex w16sdtdh w16sdtfl w16du wp14">
+<w:document xmlns:o="urn:schemas-microsoft-com:office:office" xmlns:r="http://schemas.openxmlformats.org/officeDocument/2006/relationships" xmlns:v="urn:schemas-microsoft-com:vml" xmlns:w="http://schemas.openxmlformats.org/wordprocessingml/2006/main" xmlns:w10="urn:schemas-microsoft-com:office:word" xmlns:wp="http://schemas.openxmlformats.org/drawingml/2006/wordprocessingDrawing" xmlns:pic="http://schemas.openxmlformats.org/drawingml/2006/picture" xmlns:wps="http://schemas.microsoft.com/office/word/2010/wordprocessingShape" xmlns:wpg="http://schemas.microsoft.com/office/word/2010/wordprocessingGroup" xmlns:mc="http://schemas.openxmlformats.org/markup-compatibility/2006" xmlns:wp14="http://schemas.microsoft.com/office/word/2010/wordprocessingDrawing" xmlns:w14="http://schemas.microsoft.com/office/word/2010/wordml" xmlns:w15="http://schemas.microsoft.com/office/word/2012/wordml" mc:Ignorable="w14 wp14 w15">
   <w:body>
     <w:p>
       <w:pPr>
-        <w:spacing w:after="202"/>
-        <w:jc w:val="both"/>
-      </w:pPr>
-      <w:r>
+        <w:pStyle w:val="Normal"/>
+        <w:spacing w:before="0" w:after="202"/>
+        <w:jc w:val="both"/>
+        <w:rPr/>
+      </w:pPr>
+      <w:r>
+        <w:rPr/>
         <w:t>v: XXVIII            Name:____________________________  Date____-____-____</w:t>
       </w:r>
     </w:p>
     <w:p>
       <w:pPr>
         <w:sectPr>
+          <w:type w:val="nextPage"/>
           <w:pgSz w:w="12240" w:h="15840"/>
-          <w:pgMar w:top="432" w:right="720" w:bottom="720" w:left="1296" w:header="0" w:footer="0" w:gutter="0"/>
-          <w:cols w:space="720"/>
-          <w:formProt w:val="0"/>
-          <w:docGrid w:linePitch="600" w:charSpace="45056"/>
+          <w:pgMar w:left="1296" w:right="720" w:gutter="0" w:header="0" w:top="432" w:footer="0" w:bottom="720"/>
+          <w:pgNumType w:fmt="decimal"/>
+          <w:formProt w:val="false"/>
+          <w:textDirection w:val="lrTb"/>
+          <w:docGrid w:type="default" w:linePitch="600" w:charSpace="45056"/>
         </w:sectPr>
       </w:pPr>
     </w:p>
     <w:p>
       <w:pPr>
-        <w:tabs>
-          <w:tab w:val="right" w:pos="6929"/>
-        </w:tabs>
-        <w:jc w:val="both"/>
-      </w:pPr>
-      <w:r>
-        <w:t xml:space="preserve">Guise_______________________________      Mv___"    </w:t>
-      </w:r>
-      <w:r>
-        <w:t>Vision</w:t>
-      </w:r>
-      <w:r>
-        <w:t>_______</w:t>
-      </w:r>
-      <w:r>
-        <w:t>__</w:t>
-      </w:r>
-      <w:r>
+        <w:pStyle w:val="Normal"/>
+        <w:tabs>
+          <w:tab w:val="clear" w:pos="709"/>
+          <w:tab w:val="right" w:pos="6929" w:leader="none"/>
+        </w:tabs>
+        <w:jc w:val="both"/>
+        <w:rPr/>
+      </w:pPr>
+      <w:r>
+        <w:rPr/>
+        <w:t>Guise_______________________________      Mv___"    Vision_________</w:t>
         <w:tab/>
         <w:t>Handed_______</w:t>
       </w:r>
     </w:p>
     <w:p>
       <w:pPr>
-        <w:tabs>
-          <w:tab w:val="right" w:pos="6929"/>
-        </w:tabs>
-        <w:jc w:val="both"/>
-      </w:pPr>
-      <w:r>
+        <w:pStyle w:val="Normal"/>
+        <w:tabs>
+          <w:tab w:val="clear" w:pos="709"/>
+          <w:tab w:val="right" w:pos="6929" w:leader="none"/>
+        </w:tabs>
+        <w:jc w:val="both"/>
+        <w:rPr/>
+      </w:pPr>
+      <w:r>
+        <w:rPr/>
         <w:t>Ht_____'_____"  Wt____ lbs.  Age _____ -____ (max_____)  Hair________</w:t>
-      </w:r>
-      <w:r>
         <w:tab/>
         <w:t>Eyes_________</w:t>
       </w:r>
     </w:p>
     <w:p>
       <w:pPr>
-        <w:tabs>
-          <w:tab w:val="right" w:pos="6929"/>
-        </w:tabs>
-        <w:jc w:val="both"/>
-      </w:pPr>
-      <w:r>
+        <w:pStyle w:val="Normal"/>
+        <w:tabs>
+          <w:tab w:val="clear" w:pos="709"/>
+          <w:tab w:val="right" w:pos="6929" w:leader="none"/>
+        </w:tabs>
+        <w:jc w:val="both"/>
+        <w:rPr/>
+      </w:pPr>
+      <w:r>
+        <w:rPr/>
         <w:t>Race_______________     Class &amp; Level _________________________________</w:t>
-      </w:r>
-      <w:r>
         <w:tab/>
         <w:t>_________</w:t>
       </w:r>
     </w:p>
     <w:p>
       <w:pPr>
-        <w:tabs>
-          <w:tab w:val="right" w:pos="6929"/>
-        </w:tabs>
-        <w:jc w:val="both"/>
-      </w:pPr>
-      <w:r>
-        <w:t>Alignment___________</w:t>
-      </w:r>
-      <w:r>
-        <w:t xml:space="preserve">    </w:t>
-      </w:r>
-      <w:r>
-        <w:t xml:space="preserve"> Luck____</w:t>
-      </w:r>
-      <w:r>
-        <w:t xml:space="preserve">    </w:t>
-      </w:r>
-      <w:r>
-        <w:t xml:space="preserve"> Will_____</w:t>
-      </w:r>
-      <w:r>
-        <w:tab/>
-      </w:r>
-      <w:r>
-        <w:t>Surprise___/10</w:t>
-      </w:r>
-      <w:r>
-        <w:t>  </w:t>
-      </w:r>
-      <w:r>
-        <w:t>Surprised___/10</w:t>
-      </w:r>
-    </w:p>
-    <w:p>
-      <w:pPr>
-        <w:tabs>
-          <w:tab w:val="right" w:pos="6929"/>
-        </w:tabs>
-        <w:jc w:val="both"/>
-      </w:pPr>
-    </w:p>
-    <w:p>
-      <w:pPr>
-        <w:tabs>
-          <w:tab w:val="right" w:pos="6929"/>
-        </w:tabs>
-        <w:jc w:val="both"/>
-      </w:pPr>
-      <w:r>
-        <w:rPr>
-          <w:rFonts w:ascii="Courier (W1);Courier New" w:eastAsia="Courier (W1);Courier New" w:hAnsi="Courier (W1);Courier New" w:cs="Courier (W1);Courier New"/>
+        <w:pStyle w:val="Normal"/>
+        <w:tabs>
+          <w:tab w:val="clear" w:pos="709"/>
+          <w:tab w:val="right" w:pos="6929" w:leader="none"/>
+        </w:tabs>
+        <w:jc w:val="both"/>
+        <w:rPr/>
+      </w:pPr>
+      <w:r>
+        <w:rPr/>
+        <w:t>Alignment___________     Luck____     Will_____</w:t>
+        <w:tab/>
+        <w:t>Surprise___/10  Surprised___/10</w:t>
+      </w:r>
+    </w:p>
+    <w:p>
+      <w:pPr>
+        <w:pStyle w:val="Normal"/>
+        <w:tabs>
+          <w:tab w:val="clear" w:pos="709"/>
+          <w:tab w:val="right" w:pos="6929" w:leader="none"/>
+        </w:tabs>
+        <w:jc w:val="both"/>
+        <w:rPr/>
+      </w:pPr>
+      <w:r>
+        <w:rPr/>
+      </w:r>
+    </w:p>
+    <w:p>
+      <w:pPr>
+        <w:pStyle w:val="Normal"/>
+        <w:tabs>
+          <w:tab w:val="clear" w:pos="709"/>
+          <w:tab w:val="right" w:pos="6929" w:leader="none"/>
+        </w:tabs>
+        <w:jc w:val="both"/>
+        <w:rPr/>
+      </w:pPr>
+      <w:r>
+        <w:rPr>
+          <w:rFonts w:eastAsia="Courier (W1);Courier New" w:cs="Courier (W1);Courier New" w:ascii="Courier (W1);Courier New" w:hAnsi="Courier (W1);Courier New"/>
           <w:b/>
           <w:bCs/>
         </w:rPr>
@@ -142,37 +135,25 @@
         <w:t>____</w:t>
       </w:r>
       <w:r>
+        <w:rPr/>
         <w:t xml:space="preserve"> ____%   hit___  dmg___       open doors___ (___)/20</w:t>
-      </w:r>
-      <w:r>
-        <w:tab/>
-      </w:r>
-      <w:r>
-        <w:t>bend bars,</w:t>
-      </w:r>
-      <w:r>
-        <w:t xml:space="preserve"> </w:t>
-      </w:r>
-      <w:r>
-        <w:t>lift</w:t>
-      </w:r>
-      <w:r>
-        <w:t xml:space="preserve"> </w:t>
-      </w:r>
-      <w:r>
-        <w:t>gates%____</w:t>
-      </w:r>
-    </w:p>
-    <w:p>
-      <w:pPr>
-        <w:tabs>
-          <w:tab w:val="right" w:pos="6929"/>
-        </w:tabs>
-        <w:jc w:val="both"/>
-      </w:pPr>
-      <w:r>
-        <w:rPr>
-          <w:rFonts w:ascii="Courier (W1);Courier New" w:eastAsia="Courier (W1);Courier New" w:hAnsi="Courier (W1);Courier New" w:cs="Courier (W1);Courier New"/>
+        <w:tab/>
+        <w:t>bend bars, lift gates%____</w:t>
+      </w:r>
+    </w:p>
+    <w:p>
+      <w:pPr>
+        <w:pStyle w:val="Normal"/>
+        <w:tabs>
+          <w:tab w:val="clear" w:pos="709"/>
+          <w:tab w:val="right" w:pos="6929" w:leader="none"/>
+        </w:tabs>
+        <w:jc w:val="both"/>
+        <w:rPr/>
+      </w:pPr>
+      <w:r>
+        <w:rPr>
+          <w:rFonts w:eastAsia="Courier (W1);Courier New" w:cs="Courier (W1);Courier New" w:ascii="Courier (W1);Courier New" w:hAnsi="Courier (W1);Courier New"/>
           <w:b/>
           <w:bCs/>
         </w:rPr>
@@ -186,37 +167,25 @@
         <w:t>____</w:t>
       </w:r>
       <w:r>
-        <w:t xml:space="preserve"> </w:t>
-      </w:r>
-      <w:r>
-        <w:t xml:space="preserve"> </w:t>
-      </w:r>
-      <w:r>
-        <w:t>reaction adjustment___          missile attack adjustment___</w:t>
-      </w:r>
-      <w:r>
-        <w:tab/>
-      </w:r>
-      <w:r>
-        <w:t>AC</w:t>
-      </w:r>
-      <w:r>
-        <w:t xml:space="preserve"> </w:t>
-      </w:r>
-      <w:r>
-        <w:t>adjustment____</w:t>
-      </w:r>
-    </w:p>
-    <w:p>
-      <w:pPr>
-        <w:tabs>
-          <w:tab w:val="right" w:pos="6929"/>
-        </w:tabs>
-        <w:jc w:val="both"/>
-      </w:pPr>
-      <w:r>
-        <w:rPr>
-          <w:rFonts w:ascii="Courier (W1);Courier New" w:eastAsia="Courier (W1);Courier New" w:hAnsi="Courier (W1);Courier New" w:cs="Courier (W1);Courier New"/>
+        <w:rPr/>
+        <w:t xml:space="preserve">  reaction adjustment___          missile attack adjustment___</w:t>
+        <w:tab/>
+        <w:t>AC adjustment____</w:t>
+      </w:r>
+    </w:p>
+    <w:p>
+      <w:pPr>
+        <w:pStyle w:val="Normal"/>
+        <w:tabs>
+          <w:tab w:val="clear" w:pos="709"/>
+          <w:tab w:val="right" w:pos="6929" w:leader="none"/>
+        </w:tabs>
+        <w:jc w:val="both"/>
+        <w:rPr/>
+      </w:pPr>
+      <w:r>
+        <w:rPr>
+          <w:rFonts w:eastAsia="Courier (W1);Courier New" w:cs="Courier (W1);Courier New" w:ascii="Courier (W1);Courier New" w:hAnsi="Courier (W1);Courier New"/>
           <w:b/>
           <w:bCs/>
         </w:rPr>
@@ -230,29 +199,25 @@
         <w:t>____</w:t>
       </w:r>
       <w:r>
-        <w:t xml:space="preserve"> </w:t>
-      </w:r>
-      <w:r>
-        <w:t xml:space="preserve"> </w:t>
-      </w:r>
-      <w:r>
-        <w:t>hit point bonus___    system shock%____    resurrection survival%____</w:t>
-      </w:r>
-      <w:r>
+        <w:rPr/>
+        <w:t xml:space="preserve">  hit point bonus___    system shock%____    resurrection survival%____</w:t>
         <w:tab/>
         <w:t>poison___</w:t>
       </w:r>
     </w:p>
     <w:p>
       <w:pPr>
-        <w:tabs>
-          <w:tab w:val="right" w:pos="6929"/>
-        </w:tabs>
-        <w:jc w:val="both"/>
-      </w:pPr>
-      <w:r>
-        <w:rPr>
-          <w:rFonts w:ascii="Courier (W1);Courier New" w:eastAsia="Courier (W1);Courier New" w:hAnsi="Courier (W1);Courier New" w:cs="Courier (W1);Courier New"/>
+        <w:pStyle w:val="Normal"/>
+        <w:tabs>
+          <w:tab w:val="clear" w:pos="709"/>
+          <w:tab w:val="right" w:pos="6929" w:leader="none"/>
+        </w:tabs>
+        <w:jc w:val="both"/>
+        <w:rPr/>
+      </w:pPr>
+      <w:r>
+        <w:rPr>
+          <w:rFonts w:eastAsia="Courier (W1);Courier New" w:cs="Courier (W1);Courier New" w:ascii="Courier (W1);Courier New" w:hAnsi="Courier (W1);Courier New"/>
           <w:b/>
           <w:bCs/>
         </w:rPr>
@@ -266,10 +231,8 @@
         <w:t>____</w:t>
       </w:r>
       <w:r>
-        <w:t xml:space="preserve">  </w:t>
-      </w:r>
-      <w:r>
-        <w:t>number of</w:t>
+        <w:rPr/>
+        <w:t xml:space="preserve">  number of</w:t>
       </w:r>
       <w:r>
         <w:rPr>
@@ -279,35 +242,25 @@
         <w:t xml:space="preserve"> </w:t>
       </w:r>
       <w:r>
+        <w:rPr/>
         <w:t>languages___     spell level___     learn spell%____</w:t>
-      </w:r>
-      <w:r>
-        <w:tab/>
-        <w:t>max#</w:t>
-      </w:r>
-      <w:r>
-        <w:t xml:space="preserve"> </w:t>
-      </w:r>
-      <w:r>
-        <w:t>per</w:t>
-      </w:r>
-      <w:r>
-        <w:t xml:space="preserve"> </w:t>
-      </w:r>
-      <w:r>
-        <w:t>level___</w:t>
-      </w:r>
-    </w:p>
-    <w:p>
-      <w:pPr>
-        <w:tabs>
-          <w:tab w:val="right" w:pos="6929"/>
-        </w:tabs>
-        <w:jc w:val="both"/>
-      </w:pPr>
-      <w:r>
-        <w:rPr>
-          <w:rFonts w:ascii="Courier (W1);Courier New" w:eastAsia="Courier (W1);Courier New" w:hAnsi="Courier (W1);Courier New" w:cs="Courier (W1);Courier New"/>
+        <w:tab/>
+        <w:t>max# per level___</w:t>
+      </w:r>
+    </w:p>
+    <w:p>
+      <w:pPr>
+        <w:pStyle w:val="Normal"/>
+        <w:tabs>
+          <w:tab w:val="clear" w:pos="709"/>
+          <w:tab w:val="right" w:pos="6929" w:leader="none"/>
+        </w:tabs>
+        <w:jc w:val="both"/>
+        <w:rPr/>
+      </w:pPr>
+      <w:r>
+        <w:rPr>
+          <w:rFonts w:eastAsia="Courier (W1);Courier New" w:cs="Courier (W1);Courier New" w:ascii="Courier (W1);Courier New" w:hAnsi="Courier (W1);Courier New"/>
           <w:b/>
           <w:bCs/>
         </w:rPr>
@@ -321,35 +274,25 @@
         <w:t>____</w:t>
       </w:r>
       <w:r>
-        <w:t xml:space="preserve"> </w:t>
-      </w:r>
-      <w:r>
-        <w:t xml:space="preserve"> </w:t>
-      </w:r>
-      <w:r>
-        <w:t>magical defense adjustment___        bonus spells __ __ __ __</w:t>
-      </w:r>
-      <w:r>
-        <w:tab/>
-        <w:t>spell</w:t>
-      </w:r>
-      <w:r>
-        <w:t xml:space="preserve"> </w:t>
-      </w:r>
-      <w:r>
-        <w:t>failure%____</w:t>
-      </w:r>
-    </w:p>
-    <w:p>
-      <w:pPr>
-        <w:tabs>
-          <w:tab w:val="right" w:pos="6929"/>
-        </w:tabs>
-        <w:jc w:val="both"/>
-      </w:pPr>
-      <w:r>
-        <w:rPr>
-          <w:rFonts w:ascii="Courier (W1);Courier New" w:eastAsia="Courier (W1);Courier New" w:hAnsi="Courier (W1);Courier New" w:cs="Courier (W1);Courier New"/>
+        <w:rPr/>
+        <w:t xml:space="preserve">  magical defense adjustment___        bonus spells __ __ __ __</w:t>
+        <w:tab/>
+        <w:t>spell failure%____</w:t>
+      </w:r>
+    </w:p>
+    <w:p>
+      <w:pPr>
+        <w:pStyle w:val="Normal"/>
+        <w:tabs>
+          <w:tab w:val="clear" w:pos="709"/>
+          <w:tab w:val="right" w:pos="6929" w:leader="none"/>
+        </w:tabs>
+        <w:jc w:val="both"/>
+        <w:rPr/>
+      </w:pPr>
+      <w:r>
+        <w:rPr>
+          <w:rFonts w:eastAsia="Courier (W1);Courier New" w:cs="Courier (W1);Courier New" w:ascii="Courier (W1);Courier New" w:hAnsi="Courier (W1);Courier New"/>
           <w:b/>
           <w:bCs/>
         </w:rPr>
@@ -363,40 +306,36 @@
         <w:t>____</w:t>
       </w:r>
       <w:r>
-        <w:t xml:space="preserve"> </w:t>
-      </w:r>
-      <w:r>
-        <w:t xml:space="preserve"> </w:t>
-      </w:r>
-      <w:r>
-        <w:t>maximum number of henchmen____     loyalty base____</w:t>
-      </w:r>
-      <w:r>
-        <w:tab/>
-        <w:t>reaction</w:t>
-      </w:r>
-      <w:r>
-        <w:t xml:space="preserve"> </w:t>
-      </w:r>
-      <w:r>
-        <w:t>adjustment____</w:t>
-      </w:r>
-    </w:p>
-    <w:p>
-      <w:pPr>
-        <w:tabs>
-          <w:tab w:val="right" w:pos="6929"/>
+        <w:rPr/>
+        <w:t xml:space="preserve">  maximum number of henchmen____     loyalty base____</w:t>
+        <w:tab/>
+        <w:t>reaction adjustment____</w:t>
+      </w:r>
+    </w:p>
+    <w:p>
+      <w:pPr>
+        <w:pStyle w:val="Normal"/>
+        <w:tabs>
+          <w:tab w:val="clear" w:pos="709"/>
+          <w:tab w:val="right" w:pos="6929" w:leader="none"/>
         </w:tabs>
         <w:jc w:val="center"/>
-      </w:pPr>
-    </w:p>
-    <w:p>
-      <w:pPr>
-        <w:tabs>
-          <w:tab w:val="right" w:pos="6929"/>
-        </w:tabs>
-        <w:spacing w:line="360" w:lineRule="auto"/>
-        <w:jc w:val="both"/>
+        <w:rPr/>
+      </w:pPr>
+      <w:r>
+        <w:rPr/>
+      </w:r>
+    </w:p>
+    <w:p>
+      <w:pPr>
+        <w:pStyle w:val="Normal"/>
+        <w:tabs>
+          <w:tab w:val="clear" w:pos="709"/>
+          <w:tab w:val="right" w:pos="6929" w:leader="none"/>
+        </w:tabs>
+        <w:spacing w:lineRule="auto" w:line="360"/>
+        <w:jc w:val="both"/>
+        <w:rPr/>
       </w:pPr>
       <w:r>
         <w:rPr>
@@ -406,63 +345,64 @@
         <w:t xml:space="preserve">(_____)Normal Armor Class    </w:t>
       </w:r>
       <w:r>
+        <w:rPr/>
         <w:t xml:space="preserve">   (____)Rear AC</w:t>
-      </w:r>
-      <w:r>
         <w:tab/>
         <w:t>(_____) __________________________</w:t>
       </w:r>
     </w:p>
     <w:p>
       <w:pPr>
-        <w:tabs>
-          <w:tab w:val="right" w:pos="6929"/>
-        </w:tabs>
-        <w:spacing w:line="360" w:lineRule="auto"/>
-        <w:jc w:val="both"/>
-      </w:pPr>
-      <w:r>
+        <w:pStyle w:val="Normal"/>
+        <w:tabs>
+          <w:tab w:val="clear" w:pos="709"/>
+          <w:tab w:val="right" w:pos="6929" w:leader="none"/>
+        </w:tabs>
+        <w:spacing w:lineRule="auto" w:line="360"/>
+        <w:jc w:val="both"/>
+        <w:rPr/>
+      </w:pPr>
+      <w:r>
+        <w:rPr/>
         <w:t>(_____) ________________________   (_____) _________________________</w:t>
-      </w:r>
-      <w:r>
-        <w:tab/>
-        <w:t>Weight</w:t>
-      </w:r>
-      <w:r>
-        <w:t xml:space="preserve"> </w:t>
-      </w:r>
-      <w:r>
-        <w:t>____</w:t>
-      </w:r>
-    </w:p>
-    <w:p>
-      <w:pPr>
-        <w:tabs>
-          <w:tab w:val="right" w:pos="6929"/>
-        </w:tabs>
-        <w:spacing w:line="360" w:lineRule="auto"/>
-        <w:jc w:val="both"/>
-      </w:pPr>
-      <w:r>
+        <w:tab/>
+        <w:t>Weight ____</w:t>
+      </w:r>
+    </w:p>
+    <w:p>
+      <w:pPr>
+        <w:pStyle w:val="Normal"/>
+        <w:tabs>
+          <w:tab w:val="clear" w:pos="709"/>
+          <w:tab w:val="right" w:pos="6929" w:leader="none"/>
+        </w:tabs>
+        <w:spacing w:lineRule="auto" w:line="360"/>
+        <w:jc w:val="both"/>
+        <w:rPr/>
+      </w:pPr>
+      <w:r>
+        <w:rPr/>
         <w:t>(___)Slash  (___)Pierce  (___)Blunt</w:t>
-      </w:r>
-      <w:r>
         <w:tab/>
         <w:t>Armor Worn __________________________________</w:t>
       </w:r>
     </w:p>
     <w:p>
       <w:pPr>
-        <w:tabs>
-          <w:tab w:val="left" w:pos="1980"/>
-        </w:tabs>
-        <w:spacing w:line="360" w:lineRule="auto"/>
+        <w:pStyle w:val="Normal"/>
+        <w:tabs>
+          <w:tab w:val="clear" w:pos="709"/>
+          <w:tab w:val="left" w:pos="1980" w:leader="none"/>
+        </w:tabs>
+        <w:spacing w:lineRule="auto" w:line="360" w:before="0" w:after="0"/>
         <w:jc w:val="center"/>
+        <w:rPr/>
       </w:pPr>
       <w:r>
         <w:br w:type="column"/>
       </w:r>
       <w:r>
+        <w:rPr/>
         <w:t xml:space="preserve">** </w:t>
       </w:r>
       <w:r>
@@ -473,199 +413,230 @@
         <w:t xml:space="preserve">SAVING THROWS </w:t>
       </w:r>
       <w:r>
+        <w:rPr/>
         <w:t>**</w:t>
       </w:r>
     </w:p>
     <w:p>
       <w:pPr>
-        <w:tabs>
-          <w:tab w:val="right" w:pos="2429"/>
-        </w:tabs>
-        <w:spacing w:line="360" w:lineRule="auto"/>
+        <w:pStyle w:val="Normal"/>
+        <w:tabs>
+          <w:tab w:val="clear" w:pos="709"/>
+          <w:tab w:val="right" w:pos="2429" w:leader="none"/>
+        </w:tabs>
+        <w:spacing w:lineRule="auto" w:line="360"/>
         <w:jc w:val="center"/>
-      </w:pPr>
-      <w:r>
+        <w:rPr/>
+      </w:pPr>
+      <w:r>
+        <w:rPr/>
         <w:t>___</w:t>
-      </w:r>
-      <w:r>
         <w:tab/>
         <w:t>______________________</w:t>
       </w:r>
     </w:p>
     <w:p>
       <w:pPr>
-        <w:tabs>
-          <w:tab w:val="right" w:pos="2429"/>
-        </w:tabs>
-        <w:spacing w:line="360" w:lineRule="auto"/>
+        <w:pStyle w:val="Normal"/>
+        <w:tabs>
+          <w:tab w:val="clear" w:pos="709"/>
+          <w:tab w:val="right" w:pos="2429" w:leader="none"/>
+        </w:tabs>
+        <w:spacing w:lineRule="auto" w:line="360"/>
         <w:jc w:val="center"/>
-      </w:pPr>
-      <w:r>
+        <w:rPr/>
+      </w:pPr>
+      <w:r>
+        <w:rPr/>
         <w:t>___</w:t>
-      </w:r>
-      <w:r>
         <w:tab/>
         <w:t>______________________</w:t>
       </w:r>
     </w:p>
     <w:p>
       <w:pPr>
-        <w:tabs>
-          <w:tab w:val="right" w:pos="2429"/>
-        </w:tabs>
-        <w:spacing w:line="360" w:lineRule="auto"/>
+        <w:pStyle w:val="Normal"/>
+        <w:tabs>
+          <w:tab w:val="clear" w:pos="709"/>
+          <w:tab w:val="right" w:pos="2429" w:leader="none"/>
+        </w:tabs>
+        <w:spacing w:lineRule="auto" w:line="360"/>
         <w:jc w:val="center"/>
-      </w:pPr>
-      <w:r>
+        <w:rPr/>
+      </w:pPr>
+      <w:r>
+        <w:rPr/>
         <w:t>___</w:t>
-      </w:r>
-      <w:r>
         <w:tab/>
         <w:t>______________________</w:t>
       </w:r>
     </w:p>
     <w:p>
       <w:pPr>
-        <w:tabs>
-          <w:tab w:val="right" w:pos="2429"/>
-        </w:tabs>
-        <w:spacing w:line="360" w:lineRule="auto"/>
+        <w:pStyle w:val="Normal"/>
+        <w:tabs>
+          <w:tab w:val="clear" w:pos="709"/>
+          <w:tab w:val="right" w:pos="2429" w:leader="none"/>
+        </w:tabs>
+        <w:spacing w:lineRule="auto" w:line="360"/>
         <w:jc w:val="center"/>
-      </w:pPr>
-      <w:r>
+        <w:rPr/>
+      </w:pPr>
+      <w:r>
+        <w:rPr/>
         <w:t>___</w:t>
-      </w:r>
-      <w:r>
         <w:tab/>
         <w:t>______________________</w:t>
       </w:r>
     </w:p>
     <w:p>
       <w:pPr>
-        <w:tabs>
-          <w:tab w:val="right" w:pos="2429"/>
-        </w:tabs>
-        <w:spacing w:line="360" w:lineRule="auto"/>
+        <w:pStyle w:val="Normal"/>
+        <w:tabs>
+          <w:tab w:val="clear" w:pos="709"/>
+          <w:tab w:val="right" w:pos="2429" w:leader="none"/>
+        </w:tabs>
+        <w:spacing w:lineRule="auto" w:line="360"/>
         <w:jc w:val="center"/>
-      </w:pPr>
-      <w:r>
+        <w:rPr/>
+      </w:pPr>
+      <w:r>
+        <w:rPr/>
         <w:t>___</w:t>
-      </w:r>
-      <w:r>
         <w:tab/>
         <w:t>______________________</w:t>
       </w:r>
     </w:p>
     <w:p>
       <w:pPr>
-        <w:tabs>
-          <w:tab w:val="right" w:pos="2429"/>
-        </w:tabs>
-        <w:spacing w:line="360" w:lineRule="auto"/>
+        <w:pStyle w:val="Normal"/>
+        <w:tabs>
+          <w:tab w:val="clear" w:pos="709"/>
+          <w:tab w:val="right" w:pos="2429" w:leader="none"/>
+        </w:tabs>
+        <w:spacing w:lineRule="auto" w:line="360"/>
         <w:jc w:val="center"/>
-      </w:pPr>
-      <w:r>
+        <w:rPr/>
+      </w:pPr>
+      <w:r>
+        <w:rPr/>
         <w:t>Paralyzation, Poison</w:t>
-      </w:r>
-      <w:r>
         <w:tab/>
         <w:t>_____</w:t>
       </w:r>
     </w:p>
     <w:p>
       <w:pPr>
-        <w:tabs>
-          <w:tab w:val="right" w:pos="2429"/>
-        </w:tabs>
-        <w:spacing w:line="360" w:lineRule="auto"/>
+        <w:pStyle w:val="Normal"/>
+        <w:tabs>
+          <w:tab w:val="clear" w:pos="709"/>
+          <w:tab w:val="right" w:pos="2429" w:leader="none"/>
+        </w:tabs>
+        <w:spacing w:lineRule="auto" w:line="360"/>
         <w:jc w:val="center"/>
-      </w:pPr>
-      <w:r>
+        <w:rPr/>
+      </w:pPr>
+      <w:r>
+        <w:rPr/>
         <w:t>Petrification, Polymorph</w:t>
-      </w:r>
-      <w:r>
         <w:tab/>
         <w:t>_____</w:t>
       </w:r>
     </w:p>
     <w:p>
       <w:pPr>
-        <w:tabs>
-          <w:tab w:val="right" w:pos="2429"/>
-        </w:tabs>
-        <w:spacing w:line="360" w:lineRule="auto"/>
+        <w:pStyle w:val="Normal"/>
+        <w:tabs>
+          <w:tab w:val="clear" w:pos="709"/>
+          <w:tab w:val="right" w:pos="2429" w:leader="none"/>
+        </w:tabs>
+        <w:spacing w:lineRule="auto" w:line="360"/>
         <w:jc w:val="center"/>
-      </w:pPr>
-      <w:r>
+        <w:rPr/>
+      </w:pPr>
+      <w:r>
+        <w:rPr/>
         <w:t>Rod, Staff or Wand</w:t>
-      </w:r>
-      <w:r>
         <w:tab/>
         <w:t>_____</w:t>
       </w:r>
     </w:p>
     <w:p>
       <w:pPr>
-        <w:tabs>
-          <w:tab w:val="right" w:pos="2429"/>
-        </w:tabs>
-        <w:spacing w:line="360" w:lineRule="auto"/>
+        <w:pStyle w:val="Normal"/>
+        <w:tabs>
+          <w:tab w:val="clear" w:pos="709"/>
+          <w:tab w:val="right" w:pos="2429" w:leader="none"/>
+        </w:tabs>
+        <w:spacing w:lineRule="auto" w:line="360"/>
         <w:jc w:val="center"/>
-      </w:pPr>
-      <w:r>
+        <w:rPr/>
+      </w:pPr>
+      <w:r>
+        <w:rPr/>
         <w:t>Breath Weapon</w:t>
-      </w:r>
-      <w:r>
         <w:tab/>
         <w:t>_____</w:t>
       </w:r>
     </w:p>
     <w:p>
       <w:pPr>
-        <w:tabs>
-          <w:tab w:val="right" w:pos="2429"/>
-        </w:tabs>
-        <w:spacing w:line="360" w:lineRule="auto"/>
+        <w:pStyle w:val="Normal"/>
+        <w:tabs>
+          <w:tab w:val="clear" w:pos="709"/>
+          <w:tab w:val="right" w:pos="2429" w:leader="none"/>
+        </w:tabs>
+        <w:spacing w:lineRule="auto" w:line="360"/>
         <w:jc w:val="center"/>
-      </w:pPr>
-      <w:r>
+        <w:rPr/>
+      </w:pPr>
+      <w:r>
+        <w:rPr/>
         <w:t>Spells</w:t>
-      </w:r>
-      <w:r>
         <w:tab/>
         <w:t>_____</w:t>
       </w:r>
     </w:p>
     <w:p>
       <w:pPr>
-        <w:tabs>
-          <w:tab w:val="left" w:pos="1980"/>
-        </w:tabs>
-        <w:spacing w:line="360" w:lineRule="auto"/>
+        <w:pStyle w:val="Normal"/>
+        <w:tabs>
+          <w:tab w:val="clear" w:pos="709"/>
+          <w:tab w:val="left" w:pos="1980" w:leader="none"/>
+        </w:tabs>
+        <w:spacing w:lineRule="auto" w:line="360"/>
         <w:jc w:val="center"/>
-      </w:pPr>
+        <w:rPr/>
+      </w:pPr>
+      <w:r>
+        <w:rPr/>
+      </w:r>
     </w:p>
     <w:p>
       <w:pPr>
         <w:sectPr>
           <w:type w:val="continuous"/>
           <w:pgSz w:w="12240" w:h="15840"/>
-          <w:pgMar w:top="432" w:right="720" w:bottom="720" w:left="1296" w:header="0" w:footer="0" w:gutter="0"/>
-          <w:cols w:num="2" w:space="720" w:equalWidth="0">
+          <w:pgMar w:left="1296" w:right="720" w:gutter="0" w:header="0" w:top="432" w:footer="0" w:bottom="720"/>
+          <w:cols w:num="2" w:equalWidth="false" w:sep="false">
             <w:col w:w="7123" w:space="630"/>
             <w:col w:w="2470"/>
           </w:cols>
-          <w:formProt w:val="0"/>
-          <w:docGrid w:linePitch="600" w:charSpace="45056"/>
+          <w:formProt w:val="false"/>
+          <w:textDirection w:val="lrTb"/>
+          <w:docGrid w:type="default" w:linePitch="600" w:charSpace="45056"/>
         </w:sectPr>
       </w:pPr>
     </w:p>
     <w:p>
       <w:pPr>
-        <w:tabs>
-          <w:tab w:val="right" w:pos="4586"/>
-        </w:tabs>
-        <w:jc w:val="both"/>
+        <w:pStyle w:val="Normal"/>
+        <w:tabs>
+          <w:tab w:val="clear" w:pos="709"/>
+          <w:tab w:val="right" w:pos="4586" w:leader="none"/>
+        </w:tabs>
+        <w:jc w:val="both"/>
+        <w:rPr/>
       </w:pPr>
       <w:r>
         <w:rPr>
@@ -673,97 +644,95 @@
           <w:bCs/>
         </w:rPr>
         <w:t>(_____)Hit Points</w:t>
+        <w:tab/>
+      </w:r>
+      <w:r>
+        <w:rPr/>
+        <w:t>Hit Die Type d____ d____ d____</w:t>
+      </w:r>
+    </w:p>
+    <w:p>
+      <w:pPr>
+        <w:pStyle w:val="Normal"/>
+        <w:tabs>
+          <w:tab w:val="clear" w:pos="709"/>
+          <w:tab w:val="right" w:pos="4586" w:leader="none"/>
+        </w:tabs>
+        <w:jc w:val="both"/>
+        <w:rPr/>
+      </w:pPr>
+      <w:r>
+        <w:rPr/>
+        <w:t>Hit points gained:</w:t>
+        <w:tab/>
+        <w:t>__ __ __ __ __ __ __ __ __ __ __ __ __ __</w:t>
+      </w:r>
+    </w:p>
+    <w:p>
+      <w:pPr>
+        <w:pStyle w:val="Normal"/>
+        <w:tabs>
+          <w:tab w:val="clear" w:pos="709"/>
+          <w:tab w:val="right" w:pos="4586" w:leader="none"/>
+        </w:tabs>
+        <w:jc w:val="both"/>
+        <w:rPr/>
+      </w:pPr>
+      <w:r>
+        <w:rPr/>
+        <w:t>Scars</w:t>
+        <w:tab/>
+        <w:t>______________________________________________</w:t>
+      </w:r>
+    </w:p>
+    <w:p>
+      <w:pPr>
+        <w:pStyle w:val="Normal"/>
+        <w:tabs>
+          <w:tab w:val="clear" w:pos="709"/>
+          <w:tab w:val="left" w:pos="1980" w:leader="none"/>
+        </w:tabs>
+        <w:jc w:val="both"/>
+        <w:rPr/>
+      </w:pPr>
+      <w:r>
+        <w:rPr/>
+      </w:r>
+    </w:p>
+    <w:p>
+      <w:pPr>
+        <w:pStyle w:val="Normal"/>
+        <w:tabs>
+          <w:tab w:val="clear" w:pos="709"/>
+          <w:tab w:val="right" w:pos="4771" w:leader="none"/>
+        </w:tabs>
+        <w:spacing w:before="0" w:after="0"/>
+        <w:jc w:val="both"/>
+        <w:rPr/>
+      </w:pPr>
+      <w:r>
+        <w:br w:type="column"/>
       </w:r>
       <w:r>
         <w:rPr>
           <w:b/>
           <w:bCs/>
         </w:rPr>
-        <w:tab/>
-      </w:r>
-      <w:r>
-        <w:t>Hit Die Type d____ d____ d____</w:t>
-      </w:r>
-    </w:p>
-    <w:p>
-      <w:pPr>
-        <w:tabs>
-          <w:tab w:val="right" w:pos="4586"/>
-        </w:tabs>
-        <w:jc w:val="both"/>
-      </w:pPr>
-      <w:r>
-        <w:t>Hit points gained:</w:t>
-      </w:r>
-      <w:r>
-        <w:tab/>
-        <w:t>__ __ __ __ __ __ __ __ __ __ __ __ __ __</w:t>
-      </w:r>
-    </w:p>
-    <w:p>
-      <w:pPr>
-        <w:tabs>
-          <w:tab w:val="right" w:pos="4586"/>
-        </w:tabs>
-        <w:jc w:val="both"/>
-      </w:pPr>
-      <w:r>
-        <w:t>Scars</w:t>
-      </w:r>
-      <w:r>
-        <w:tab/>
-        <w:t>______________________________________________</w:t>
-      </w:r>
-    </w:p>
-    <w:p>
-      <w:pPr>
-        <w:tabs>
-          <w:tab w:val="left" w:pos="1980"/>
-        </w:tabs>
-        <w:jc w:val="both"/>
-      </w:pPr>
-    </w:p>
-    <w:p>
-      <w:pPr>
-        <w:tabs>
-          <w:tab w:val="right" w:pos="4771"/>
-        </w:tabs>
-        <w:jc w:val="both"/>
-      </w:pPr>
-      <w:r>
-        <w:br w:type="column"/>
-      </w:r>
-      <w:r>
-        <w:rPr>
-          <w:b/>
-          <w:bCs/>
-        </w:rPr>
         <w:t xml:space="preserve">Psionics </w:t>
       </w:r>
       <w:r>
+        <w:rPr/>
         <w:t>(____)  attack (____)  defense (____)</w:t>
-      </w:r>
-      <w:r>
         <w:tab/>
         <w:t>modes:________</w:t>
-      </w:r>
-      <w:r>
         <w:br/>
         <w:t>major</w:t>
-      </w:r>
-      <w:r>
         <w:tab/>
         <w:t>_______________________________________________</w:t>
-      </w:r>
-      <w:r>
         <w:br/>
         <w:t>minor</w:t>
-      </w:r>
-      <w:r>
         <w:tab/>
         <w:t>_______________________________________________</w:t>
-      </w:r>
-      <w:r>
         <w:br/>
       </w:r>
     </w:p>
@@ -772,25 +741,34 @@
         <w:sectPr>
           <w:type w:val="continuous"/>
           <w:pgSz w:w="12240" w:h="15840"/>
-          <w:pgMar w:top="432" w:right="720" w:bottom="720" w:left="1296" w:header="0" w:footer="0" w:gutter="0"/>
-          <w:cols w:num="2" w:space="708"/>
-          <w:formProt w:val="0"/>
-          <w:docGrid w:linePitch="600" w:charSpace="45056"/>
+          <w:pgMar w:left="1296" w:right="720" w:gutter="0" w:header="0" w:top="432" w:footer="0" w:bottom="720"/>
+          <w:cols w:num="2" w:space="708" w:equalWidth="true" w:sep="false"/>
+          <w:formProt w:val="false"/>
+          <w:textDirection w:val="lrTb"/>
+          <w:docGrid w:type="default" w:linePitch="600" w:charSpace="45056"/>
         </w:sectPr>
       </w:pPr>
     </w:p>
     <w:p>
       <w:pPr>
-        <w:tabs>
-          <w:tab w:val="left" w:pos="1980"/>
-        </w:tabs>
-        <w:jc w:val="both"/>
-      </w:pPr>
-    </w:p>
-    <w:p>
-      <w:pPr>
-        <w:tabs>
-          <w:tab w:val="left" w:pos="1980"/>
+        <w:pStyle w:val="Normal"/>
+        <w:tabs>
+          <w:tab w:val="clear" w:pos="709"/>
+          <w:tab w:val="left" w:pos="1980" w:leader="none"/>
+        </w:tabs>
+        <w:jc w:val="both"/>
+        <w:rPr/>
+      </w:pPr>
+      <w:r>
+        <w:rPr/>
+      </w:r>
+    </w:p>
+    <w:p>
+      <w:pPr>
+        <w:pStyle w:val="Normal"/>
+        <w:tabs>
+          <w:tab w:val="clear" w:pos="709"/>
+          <w:tab w:val="left" w:pos="1980" w:leader="none"/>
         </w:tabs>
         <w:jc w:val="both"/>
         <w:rPr>
@@ -808,135 +786,129 @@
     </w:p>
     <w:p>
       <w:pPr>
-        <w:tabs>
-          <w:tab w:val="left" w:pos="1980"/>
-        </w:tabs>
-        <w:jc w:val="both"/>
-      </w:pPr>
-      <w:r>
+        <w:pStyle w:val="Normal"/>
+        <w:tabs>
+          <w:tab w:val="clear" w:pos="709"/>
+          <w:tab w:val="left" w:pos="1980" w:leader="none"/>
+        </w:tabs>
+        <w:jc w:val="both"/>
+        <w:rPr/>
+      </w:pPr>
+      <w:r>
+        <w:rPr/>
         <w:t>______________________ ____ -___</w:t>
-      </w:r>
-      <w:r>
         <w:br/>
         <w:t>______________________ ____ -___</w:t>
-      </w:r>
-      <w:r>
         <w:br/>
         <w:t>______________________ ____ -___</w:t>
-      </w:r>
-      <w:r>
         <w:br/>
         <w:t>______________________ ____ -___</w:t>
-      </w:r>
-      <w:r>
         <w:br/>
         <w:t>______________________ ____ -___</w:t>
-      </w:r>
-      <w:r>
         <w:br/>
       </w:r>
     </w:p>
     <w:p>
       <w:pPr>
-        <w:tabs>
-          <w:tab w:val="left" w:pos="1980"/>
-        </w:tabs>
-        <w:jc w:val="both"/>
+        <w:pStyle w:val="Normal"/>
+        <w:tabs>
+          <w:tab w:val="clear" w:pos="709"/>
+          <w:tab w:val="left" w:pos="1980" w:leader="none"/>
+        </w:tabs>
+        <w:spacing w:before="0" w:after="0"/>
+        <w:jc w:val="both"/>
+        <w:rPr/>
       </w:pPr>
       <w:r>
         <w:br w:type="column"/>
       </w:r>
-    </w:p>
-    <w:p>
-      <w:pPr>
-        <w:tabs>
-          <w:tab w:val="left" w:pos="1980"/>
-        </w:tabs>
-        <w:jc w:val="both"/>
-      </w:pPr>
-      <w:r>
+      <w:r>
+        <w:rPr/>
+      </w:r>
+    </w:p>
+    <w:p>
+      <w:pPr>
+        <w:pStyle w:val="Normal"/>
+        <w:tabs>
+          <w:tab w:val="clear" w:pos="709"/>
+          <w:tab w:val="left" w:pos="1980" w:leader="none"/>
+        </w:tabs>
+        <w:jc w:val="both"/>
+        <w:rPr/>
+      </w:pPr>
+      <w:r>
+        <w:rPr/>
         <w:t>Number ____     gained 1/____</w:t>
-      </w:r>
-      <w:r>
         <w:br/>
         <w:t>______________________ ____ -___</w:t>
-      </w:r>
-      <w:r>
         <w:br/>
         <w:t>______________________ ____ -___</w:t>
-      </w:r>
-      <w:r>
         <w:br/>
         <w:t>______________________ ____ -___</w:t>
-      </w:r>
-      <w:r>
         <w:br/>
         <w:t>______________________ ____ -___</w:t>
-      </w:r>
-      <w:r>
         <w:br/>
         <w:t>______________________ ____ -___</w:t>
-      </w:r>
-      <w:r>
         <w:br/>
       </w:r>
     </w:p>
     <w:p>
       <w:pPr>
-        <w:tabs>
-          <w:tab w:val="left" w:pos="1980"/>
-        </w:tabs>
-        <w:jc w:val="both"/>
+        <w:pStyle w:val="Normal"/>
+        <w:tabs>
+          <w:tab w:val="clear" w:pos="709"/>
+          <w:tab w:val="left" w:pos="1980" w:leader="none"/>
+        </w:tabs>
+        <w:spacing w:before="0" w:after="0"/>
+        <w:jc w:val="both"/>
+        <w:rPr/>
       </w:pPr>
       <w:r>
         <w:br w:type="column"/>
       </w:r>
-    </w:p>
-    <w:p>
-      <w:pPr>
-        <w:tabs>
-          <w:tab w:val="right" w:pos="2520"/>
-          <w:tab w:val="right" w:pos="3024"/>
-        </w:tabs>
-        <w:jc w:val="both"/>
-      </w:pPr>
-      <w:r>
+      <w:r>
+        <w:rPr/>
+      </w:r>
+    </w:p>
+    <w:p>
+      <w:pPr>
+        <w:pStyle w:val="Normal"/>
+        <w:tabs>
+          <w:tab w:val="clear" w:pos="709"/>
+          <w:tab w:val="right" w:pos="2520" w:leader="none"/>
+          <w:tab w:val="right" w:pos="3024" w:leader="none"/>
+        </w:tabs>
+        <w:jc w:val="both"/>
+        <w:rPr/>
+      </w:pPr>
+      <w:r>
+        <w:rPr/>
         <w:t>Skill</w:t>
-      </w:r>
-      <w:r>
         <w:tab/>
         <w:t>Ability</w:t>
-      </w:r>
-      <w:r>
-        <w:tab/>
-      </w:r>
-      <w:r>
+        <w:tab/>
         <w:t>Mod</w:t>
       </w:r>
     </w:p>
     <w:p>
       <w:pPr>
-        <w:tabs>
-          <w:tab w:val="left" w:pos="1980"/>
-        </w:tabs>
-        <w:jc w:val="both"/>
-      </w:pPr>
-      <w:r>
+        <w:pStyle w:val="Normal"/>
+        <w:tabs>
+          <w:tab w:val="clear" w:pos="709"/>
+          <w:tab w:val="left" w:pos="1980" w:leader="none"/>
+        </w:tabs>
+        <w:jc w:val="both"/>
+        <w:rPr/>
+      </w:pPr>
+      <w:r>
+        <w:rPr/>
         <w:t>______________________ ____ -___</w:t>
-      </w:r>
-      <w:r>
         <w:br/>
         <w:t>______________________ ____ -___</w:t>
-      </w:r>
-      <w:r>
         <w:br/>
         <w:t>______________________ ____ -___</w:t>
-      </w:r>
-      <w:r>
         <w:br/>
         <w:t>______________________ ____ -___</w:t>
-      </w:r>
-      <w:r>
         <w:br/>
         <w:t>______________________ ____ -___</w:t>
       </w:r>
@@ -953,17 +925,20 @@
         <w:sectPr>
           <w:type w:val="continuous"/>
           <w:pgSz w:w="12240" w:h="15840"/>
-          <w:pgMar w:top="432" w:right="720" w:bottom="720" w:left="1296" w:header="0" w:footer="0" w:gutter="0"/>
-          <w:cols w:num="3" w:space="576"/>
-          <w:formProt w:val="0"/>
-          <w:docGrid w:linePitch="600" w:charSpace="45056"/>
+          <w:pgMar w:left="1296" w:right="720" w:gutter="0" w:header="0" w:top="432" w:footer="0" w:bottom="720"/>
+          <w:cols w:num="3" w:space="576" w:equalWidth="true" w:sep="false"/>
+          <w:formProt w:val="false"/>
+          <w:textDirection w:val="lrTb"/>
+          <w:docGrid w:type="default" w:linePitch="600" w:charSpace="45056"/>
         </w:sectPr>
       </w:pPr>
     </w:p>
     <w:p>
       <w:pPr>
-        <w:tabs>
-          <w:tab w:val="left" w:pos="1980"/>
+        <w:pStyle w:val="Normal"/>
+        <w:tabs>
+          <w:tab w:val="clear" w:pos="709"/>
+          <w:tab w:val="left" w:pos="1980" w:leader="none"/>
         </w:tabs>
         <w:jc w:val="both"/>
         <w:rPr>
@@ -976,88 +951,139 @@
           <w:b/>
           <w:bCs/>
         </w:rPr>
+        <w:t xml:space="preserve">Languages, </w:t>
+      </w:r>
+      <w:r>
+        <w:rPr>
+          <w:b/>
+          <w:bCs/>
+        </w:rPr>
         <w:t>Skills and Detections:</w:t>
       </w:r>
     </w:p>
     <w:p>
       <w:pPr>
-        <w:tabs>
-          <w:tab w:val="left" w:pos="1980"/>
-        </w:tabs>
-        <w:jc w:val="both"/>
-      </w:pPr>
-      <w:r>
+        <w:pStyle w:val="Normal"/>
+        <w:tabs>
+          <w:tab w:val="clear" w:pos="709"/>
+          <w:tab w:val="left" w:pos="1980" w:leader="none"/>
+        </w:tabs>
+        <w:jc w:val="both"/>
+        <w:rPr/>
+      </w:pPr>
+      <w:r>
+        <w:rPr/>
         <w:t>______________________________________________________</w:t>
       </w:r>
     </w:p>
     <w:p>
       <w:pPr>
-        <w:tabs>
-          <w:tab w:val="left" w:pos="1980"/>
-        </w:tabs>
-        <w:jc w:val="both"/>
-      </w:pPr>
-      <w:r>
+        <w:pStyle w:val="Normal"/>
+        <w:tabs>
+          <w:tab w:val="clear" w:pos="709"/>
+          <w:tab w:val="left" w:pos="1980" w:leader="none"/>
+        </w:tabs>
+        <w:jc w:val="both"/>
+        <w:rPr/>
+      </w:pPr>
+      <w:r>
+        <w:rPr/>
         <w:t>______________________________________________________</w:t>
       </w:r>
     </w:p>
     <w:p>
       <w:pPr>
-        <w:tabs>
-          <w:tab w:val="left" w:pos="1980"/>
-        </w:tabs>
-        <w:jc w:val="both"/>
-      </w:pPr>
-      <w:r>
+        <w:pStyle w:val="Normal"/>
+        <w:tabs>
+          <w:tab w:val="clear" w:pos="709"/>
+          <w:tab w:val="left" w:pos="1980" w:leader="none"/>
+        </w:tabs>
+        <w:jc w:val="both"/>
+        <w:rPr/>
+      </w:pPr>
+      <w:r>
+        <w:rPr/>
         <w:t>______________________________________________________</w:t>
       </w:r>
     </w:p>
     <w:p>
       <w:pPr>
-        <w:tabs>
-          <w:tab w:val="left" w:pos="1980"/>
-          <w:tab w:val="right" w:pos="5000"/>
-        </w:tabs>
-        <w:jc w:val="both"/>
-      </w:pPr>
-      <w:r>
-        <w:t xml:space="preserve"> _______________________________________________________</w:t>
-      </w:r>
-    </w:p>
-    <w:p>
-      <w:pPr>
-        <w:tabs>
-          <w:tab w:val="left" w:pos="1980"/>
-          <w:tab w:val="right" w:pos="5000"/>
-        </w:tabs>
-        <w:jc w:val="both"/>
-      </w:pPr>
-      <w:r>
-        <w:t xml:space="preserve"> _______________________________________________________</w:t>
-      </w:r>
-    </w:p>
-    <w:p>
-      <w:pPr>
-        <w:tabs>
-          <w:tab w:val="left" w:pos="1980"/>
-          <w:tab w:val="right" w:pos="5000"/>
-        </w:tabs>
-        <w:jc w:val="both"/>
-      </w:pPr>
-      <w:r>
-        <w:t xml:space="preserve"> _______________________________________________________</w:t>
-      </w:r>
-    </w:p>
-    <w:p>
-      <w:pPr>
-        <w:tabs>
-          <w:tab w:val="left" w:pos="1980"/>
-          <w:tab w:val="right" w:pos="5000"/>
-        </w:tabs>
-        <w:jc w:val="both"/>
-      </w:pPr>
-      <w:r>
-        <w:t xml:space="preserve"> _______________________________________________________</w:t>
+        <w:pStyle w:val="Normal"/>
+        <w:tabs>
+          <w:tab w:val="clear" w:pos="709"/>
+          <w:tab w:val="left" w:pos="1980" w:leader="none"/>
+          <w:tab w:val="right" w:pos="5000" w:leader="none"/>
+        </w:tabs>
+        <w:jc w:val="both"/>
+        <w:rPr/>
+      </w:pPr>
+      <w:r>
+        <w:rPr/>
+        <w:t xml:space="preserve"> </w:t>
+      </w:r>
+      <w:r>
+        <w:rPr/>
+        <w:t>_______________________________________________________</w:t>
+      </w:r>
+    </w:p>
+    <w:p>
+      <w:pPr>
+        <w:pStyle w:val="Normal"/>
+        <w:tabs>
+          <w:tab w:val="clear" w:pos="709"/>
+          <w:tab w:val="left" w:pos="1980" w:leader="none"/>
+          <w:tab w:val="right" w:pos="5000" w:leader="none"/>
+        </w:tabs>
+        <w:jc w:val="both"/>
+        <w:rPr/>
+      </w:pPr>
+      <w:r>
+        <w:rPr/>
+        <w:t xml:space="preserve"> </w:t>
+      </w:r>
+      <w:r>
+        <w:rPr/>
+        <w:t>_______________________________________________________</w:t>
+      </w:r>
+    </w:p>
+    <w:p>
+      <w:pPr>
+        <w:pStyle w:val="Normal"/>
+        <w:tabs>
+          <w:tab w:val="clear" w:pos="709"/>
+          <w:tab w:val="left" w:pos="1980" w:leader="none"/>
+          <w:tab w:val="right" w:pos="5000" w:leader="none"/>
+        </w:tabs>
+        <w:jc w:val="both"/>
+        <w:rPr/>
+      </w:pPr>
+      <w:r>
+        <w:rPr/>
+        <w:t xml:space="preserve"> </w:t>
+      </w:r>
+      <w:r>
+        <w:rPr/>
+        <w:t>_______________________________________________________</w:t>
+      </w:r>
+    </w:p>
+    <w:p>
+      <w:pPr>
+        <w:pStyle w:val="Normal"/>
+        <w:tabs>
+          <w:tab w:val="clear" w:pos="709"/>
+          <w:tab w:val="left" w:pos="1980" w:leader="none"/>
+          <w:tab w:val="right" w:pos="5000" w:leader="none"/>
+        </w:tabs>
+        <w:jc w:val="both"/>
+        <w:rPr/>
+      </w:pPr>
+      <w:r>
+        <w:rPr/>
+        <w:t xml:space="preserve"> </w:t>
+      </w:r>
+      <w:r>
+        <w:rPr/>
+        <w:t>_______________________________________________________</w:t>
       </w:r>
     </w:p>
     <w:p>
@@ -1065,27 +1091,37 @@
         <w:sectPr>
           <w:type w:val="continuous"/>
           <w:pgSz w:w="12240" w:h="15840"/>
-          <w:pgMar w:top="432" w:right="720" w:bottom="720" w:left="1296" w:header="0" w:footer="0" w:gutter="0"/>
-          <w:cols w:num="2" w:space="216"/>
-          <w:formProt w:val="0"/>
-          <w:docGrid w:linePitch="600" w:charSpace="45056"/>
+          <w:pgMar w:left="1296" w:right="720" w:gutter="0" w:header="0" w:top="432" w:footer="0" w:bottom="720"/>
+          <w:cols w:num="2" w:space="216" w:equalWidth="true" w:sep="false"/>
+          <w:formProt w:val="false"/>
+          <w:textDirection w:val="lrTb"/>
+          <w:docGrid w:type="default" w:linePitch="600" w:charSpace="45056"/>
         </w:sectPr>
       </w:pPr>
     </w:p>
     <w:p>
       <w:pPr>
-        <w:tabs>
-          <w:tab w:val="left" w:pos="1980"/>
-        </w:tabs>
-        <w:jc w:val="both"/>
-      </w:pPr>
-    </w:p>
-    <w:p>
-      <w:pPr>
-        <w:tabs>
-          <w:tab w:val="right" w:pos="6893"/>
-        </w:tabs>
-        <w:jc w:val="both"/>
+        <w:pStyle w:val="Normal"/>
+        <w:tabs>
+          <w:tab w:val="clear" w:pos="709"/>
+          <w:tab w:val="left" w:pos="1980" w:leader="none"/>
+        </w:tabs>
+        <w:jc w:val="both"/>
+        <w:rPr/>
+      </w:pPr>
+      <w:r>
+        <w:rPr/>
+      </w:r>
+    </w:p>
+    <w:p>
+      <w:pPr>
+        <w:pStyle w:val="Normal"/>
+        <w:tabs>
+          <w:tab w:val="clear" w:pos="709"/>
+          <w:tab w:val="right" w:pos="6893" w:leader="none"/>
+        </w:tabs>
+        <w:jc w:val="both"/>
+        <w:rPr/>
       </w:pPr>
       <w:r>
         <w:rPr>
@@ -1104,1446 +1140,1719 @@
         <w:t xml:space="preserve"> </w:t>
       </w:r>
       <w:r>
+        <w:rPr/>
         <w:t xml:space="preserve">     proficient #____           gain 1/____           penalty-___</w:t>
-      </w:r>
-      <w:r>
-        <w:tab/>
-        <w:t>#of</w:t>
-      </w:r>
-      <w:r>
-        <w:t xml:space="preserve"> </w:t>
-      </w:r>
-      <w:r>
-        <w:t>attacks___/___</w:t>
-      </w:r>
-    </w:p>
-    <w:p>
-      <w:pPr>
-        <w:tabs>
-          <w:tab w:val="right" w:pos="6893"/>
-        </w:tabs>
-        <w:jc w:val="both"/>
-      </w:pPr>
-      <w:r>
+        <w:tab/>
+        <w:t>#of attacks___/___</w:t>
+      </w:r>
+    </w:p>
+    <w:p>
+      <w:pPr>
+        <w:pStyle w:val="Normal"/>
+        <w:tabs>
+          <w:tab w:val="clear" w:pos="709"/>
+          <w:tab w:val="right" w:pos="6893" w:leader="none"/>
+        </w:tabs>
+        <w:jc w:val="both"/>
+        <w:rPr/>
+      </w:pPr>
+      <w:r>
+        <w:rPr/>
         <w:t>specialized in ______________________________    hit+___    dmg+___</w:t>
-      </w:r>
-      <w:r>
-        <w:tab/>
-        <w:t>#of</w:t>
-      </w:r>
-      <w:r>
-        <w:t xml:space="preserve"> </w:t>
-      </w:r>
-      <w:r>
-        <w:t>attacks___/___</w:t>
-      </w:r>
-    </w:p>
-    <w:p>
-      <w:pPr>
-        <w:tabs>
-          <w:tab w:val="right" w:pos="6893"/>
-        </w:tabs>
-        <w:jc w:val="both"/>
-      </w:pPr>
-      <w:r>
+        <w:tab/>
+        <w:t>#of attacks___/___</w:t>
+      </w:r>
+    </w:p>
+    <w:p>
+      <w:pPr>
+        <w:pStyle w:val="Normal"/>
+        <w:tabs>
+          <w:tab w:val="clear" w:pos="709"/>
+          <w:tab w:val="right" w:pos="6893" w:leader="none"/>
+        </w:tabs>
+        <w:jc w:val="both"/>
+        <w:rPr/>
+      </w:pPr>
+      <w:r>
+        <w:rPr/>
         <w:t xml:space="preserve">weapons used </w:t>
-      </w:r>
-      <w:r>
         <w:tab/>
         <w:t>________________________________________________________________</w:t>
       </w:r>
     </w:p>
     <w:p>
       <w:pPr>
-        <w:jc w:val="both"/>
-      </w:pPr>
+        <w:pStyle w:val="Normal"/>
+        <w:jc w:val="both"/>
+        <w:rPr/>
+      </w:pPr>
+      <w:r>
+        <w:rPr/>
+      </w:r>
     </w:p>
     <w:tbl>
       <w:tblPr>
-        <w:tblW w:w="11834" w:type="pct"/>
+        <w:tblW w:w="5000" w:type="pct"/>
+        <w:jc w:val="start"/>
+        <w:tblInd w:w="0" w:type="dxa"/>
         <w:tblLayout w:type="fixed"/>
         <w:tblCellMar>
-          <w:left w:w="0" w:type="dxa"/>
-          <w:right w:w="0" w:type="dxa"/>
+          <w:top w:w="0" w:type="dxa"/>
+          <w:start w:w="0" w:type="dxa"/>
+          <w:bottom w:w="0" w:type="dxa"/>
+          <w:end w:w="0" w:type="dxa"/>
         </w:tblCellMar>
-        <w:tblLook w:val="04A0" w:firstRow="1" w:lastRow="0" w:firstColumn="1" w:lastColumn="0" w:noHBand="0" w:noVBand="1"/>
+        <w:tblLook w:firstRow="1" w:noVBand="1" w:lastRow="0" w:firstColumn="1" w:lastColumn="0" w:noHBand="0" w:val="04a0"/>
       </w:tblPr>
       <w:tblGrid>
-        <w:gridCol w:w="3150"/>
-        <w:gridCol w:w="450"/>
-        <w:gridCol w:w="450"/>
-        <w:gridCol w:w="450"/>
-        <w:gridCol w:w="360"/>
-        <w:gridCol w:w="360"/>
+        <w:gridCol w:w="3132"/>
+        <w:gridCol w:w="448"/>
+        <w:gridCol w:w="448"/>
+        <w:gridCol w:w="448"/>
+        <w:gridCol w:w="357"/>
+        <w:gridCol w:w="358"/>
         <w:gridCol w:w="90"/>
-        <w:gridCol w:w="360"/>
-        <w:gridCol w:w="630"/>
-        <w:gridCol w:w="630"/>
+        <w:gridCol w:w="358"/>
+        <w:gridCol w:w="627"/>
+        <w:gridCol w:w="627"/>
       </w:tblGrid>
       <w:tr>
-        <w:tc>
-          <w:tcPr>
-            <w:tcW w:w="3150" w:type="dxa"/>
-          </w:tcPr>
-          <w:p>
-            <w:pPr>
-              <w:pStyle w:val="TableContents"/>
-              <w:ind w:right="180"/>
-            </w:pPr>
-            <w:r>
+        <w:trPr/>
+        <w:tc>
+          <w:tcPr>
+            <w:tcW w:w="3132" w:type="dxa"/>
+            <w:tcBorders/>
+          </w:tcPr>
+          <w:p>
+            <w:pPr>
+              <w:pStyle w:val="TableContents"/>
+              <w:ind w:end="180"/>
+              <w:rPr/>
+            </w:pPr>
+            <w:r>
+              <w:rPr/>
               <w:t>weapon description</w:t>
             </w:r>
           </w:p>
         </w:tc>
         <w:tc>
           <w:tcPr>
-            <w:tcW w:w="450" w:type="dxa"/>
+            <w:tcW w:w="448" w:type="dxa"/>
+            <w:tcBorders/>
           </w:tcPr>
           <w:p>
             <w:pPr>
               <w:pStyle w:val="TableContents"/>
               <w:jc w:val="center"/>
-            </w:pPr>
-            <w:r>
+              <w:rPr/>
+            </w:pPr>
+            <w:r>
+              <w:rPr/>
               <w:t>+hit</w:t>
             </w:r>
           </w:p>
         </w:tc>
         <w:tc>
           <w:tcPr>
-            <w:tcW w:w="450" w:type="dxa"/>
+            <w:tcW w:w="448" w:type="dxa"/>
+            <w:tcBorders/>
           </w:tcPr>
           <w:p>
             <w:pPr>
               <w:pStyle w:val="TableContents"/>
               <w:jc w:val="center"/>
-            </w:pPr>
-            <w:r>
+              <w:rPr/>
+            </w:pPr>
+            <w:r>
+              <w:rPr/>
               <w:t>+dmg</w:t>
             </w:r>
           </w:p>
         </w:tc>
         <w:tc>
           <w:tcPr>
-            <w:tcW w:w="450" w:type="dxa"/>
+            <w:tcW w:w="448" w:type="dxa"/>
+            <w:tcBorders/>
           </w:tcPr>
           <w:p>
             <w:pPr>
               <w:pStyle w:val="TableContents"/>
               <w:jc w:val="center"/>
-            </w:pPr>
-            <w:r>
+              <w:rPr/>
+            </w:pPr>
+            <w:r>
+              <w:rPr/>
               <w:t>speed</w:t>
             </w:r>
           </w:p>
         </w:tc>
         <w:tc>
           <w:tcPr>
-            <w:tcW w:w="810" w:type="dxa"/>
+            <w:tcW w:w="805" w:type="dxa"/>
             <w:gridSpan w:val="3"/>
+            <w:tcBorders/>
           </w:tcPr>
           <w:p>
             <w:pPr>
               <w:pStyle w:val="TableContents"/>
               <w:jc w:val="center"/>
-            </w:pPr>
-            <w:r>
+              <w:rPr/>
+            </w:pPr>
+            <w:r>
+              <w:rPr/>
               <w:t>length</w:t>
             </w:r>
           </w:p>
         </w:tc>
         <w:tc>
           <w:tcPr>
-            <w:tcW w:w="360" w:type="dxa"/>
+            <w:tcW w:w="358" w:type="dxa"/>
+            <w:tcBorders/>
           </w:tcPr>
           <w:p>
             <w:pPr>
               <w:pStyle w:val="TableContents"/>
               <w:jc w:val="center"/>
-            </w:pPr>
-            <w:r>
+              <w:rPr/>
+            </w:pPr>
+            <w:r>
+              <w:rPr/>
               <w:t>type</w:t>
             </w:r>
           </w:p>
         </w:tc>
         <w:tc>
           <w:tcPr>
-            <w:tcW w:w="630" w:type="dxa"/>
+            <w:tcW w:w="627" w:type="dxa"/>
+            <w:tcBorders/>
           </w:tcPr>
           <w:p>
             <w:pPr>
               <w:pStyle w:val="TableContents"/>
               <w:jc w:val="center"/>
-            </w:pPr>
-            <w:r>
+              <w:rPr/>
+            </w:pPr>
+            <w:r>
+              <w:rPr/>
               <w:t>S &amp; M</w:t>
             </w:r>
           </w:p>
         </w:tc>
         <w:tc>
           <w:tcPr>
-            <w:tcW w:w="630" w:type="dxa"/>
+            <w:tcW w:w="627" w:type="dxa"/>
+            <w:tcBorders/>
           </w:tcPr>
           <w:p>
             <w:pPr>
               <w:pStyle w:val="TableContents"/>
               <w:jc w:val="center"/>
-            </w:pPr>
-            <w:r>
+              <w:rPr/>
+            </w:pPr>
+            <w:r>
+              <w:rPr/>
               <w:t>Large</w:t>
             </w:r>
           </w:p>
         </w:tc>
       </w:tr>
       <w:tr>
-        <w:tc>
-          <w:tcPr>
-            <w:tcW w:w="3150" w:type="dxa"/>
+        <w:trPr/>
+        <w:tc>
+          <w:tcPr>
+            <w:tcW w:w="3132" w:type="dxa"/>
             <w:tcBorders>
               <w:top w:val="single" w:sz="2" w:space="0" w:color="000000"/>
-              <w:left w:val="single" w:sz="2" w:space="0" w:color="000000"/>
+              <w:start w:val="single" w:sz="2" w:space="0" w:color="000000"/>
               <w:bottom w:val="single" w:sz="2" w:space="0" w:color="000000"/>
             </w:tcBorders>
             <w:tcMar>
               <w:top w:w="29" w:type="dxa"/>
-              <w:left w:w="29" w:type="dxa"/>
+              <w:start w:w="29" w:type="dxa"/>
               <w:bottom w:w="29" w:type="dxa"/>
-              <w:right w:w="29" w:type="dxa"/>
+              <w:end w:w="29" w:type="dxa"/>
             </w:tcMar>
           </w:tcPr>
           <w:p>
             <w:pPr>
               <w:pStyle w:val="TableContents"/>
-            </w:pPr>
-          </w:p>
-        </w:tc>
-        <w:tc>
-          <w:tcPr>
-            <w:tcW w:w="450" w:type="dxa"/>
+              <w:rPr/>
+            </w:pPr>
+            <w:r>
+              <w:rPr/>
+            </w:r>
+          </w:p>
+        </w:tc>
+        <w:tc>
+          <w:tcPr>
+            <w:tcW w:w="448" w:type="dxa"/>
             <w:tcBorders>
               <w:top w:val="single" w:sz="2" w:space="0" w:color="000000"/>
-              <w:left w:val="single" w:sz="2" w:space="0" w:color="000000"/>
+              <w:start w:val="single" w:sz="2" w:space="0" w:color="000000"/>
               <w:bottom w:val="single" w:sz="2" w:space="0" w:color="000000"/>
             </w:tcBorders>
             <w:tcMar>
               <w:top w:w="29" w:type="dxa"/>
-              <w:left w:w="29" w:type="dxa"/>
+              <w:start w:w="29" w:type="dxa"/>
               <w:bottom w:w="29" w:type="dxa"/>
-              <w:right w:w="29" w:type="dxa"/>
+              <w:end w:w="29" w:type="dxa"/>
             </w:tcMar>
           </w:tcPr>
           <w:p>
             <w:pPr>
               <w:pStyle w:val="TableContents"/>
-            </w:pPr>
-          </w:p>
-        </w:tc>
-        <w:tc>
-          <w:tcPr>
-            <w:tcW w:w="450" w:type="dxa"/>
+              <w:rPr/>
+            </w:pPr>
+            <w:r>
+              <w:rPr/>
+            </w:r>
+          </w:p>
+        </w:tc>
+        <w:tc>
+          <w:tcPr>
+            <w:tcW w:w="448" w:type="dxa"/>
             <w:tcBorders>
               <w:top w:val="single" w:sz="2" w:space="0" w:color="000000"/>
-              <w:left w:val="single" w:sz="2" w:space="0" w:color="000000"/>
+              <w:start w:val="single" w:sz="2" w:space="0" w:color="000000"/>
               <w:bottom w:val="single" w:sz="2" w:space="0" w:color="000000"/>
             </w:tcBorders>
             <w:tcMar>
               <w:top w:w="29" w:type="dxa"/>
-              <w:left w:w="29" w:type="dxa"/>
+              <w:start w:w="29" w:type="dxa"/>
               <w:bottom w:w="29" w:type="dxa"/>
-              <w:right w:w="29" w:type="dxa"/>
+              <w:end w:w="29" w:type="dxa"/>
             </w:tcMar>
           </w:tcPr>
           <w:p>
             <w:pPr>
               <w:pStyle w:val="TableContents"/>
-            </w:pPr>
-          </w:p>
-        </w:tc>
-        <w:tc>
-          <w:tcPr>
-            <w:tcW w:w="450" w:type="dxa"/>
+              <w:rPr/>
+            </w:pPr>
+            <w:r>
+              <w:rPr/>
+            </w:r>
+          </w:p>
+        </w:tc>
+        <w:tc>
+          <w:tcPr>
+            <w:tcW w:w="448" w:type="dxa"/>
             <w:tcBorders>
               <w:top w:val="single" w:sz="2" w:space="0" w:color="000000"/>
-              <w:left w:val="single" w:sz="2" w:space="0" w:color="000000"/>
+              <w:start w:val="single" w:sz="2" w:space="0" w:color="000000"/>
               <w:bottom w:val="single" w:sz="2" w:space="0" w:color="000000"/>
             </w:tcBorders>
             <w:tcMar>
               <w:top w:w="29" w:type="dxa"/>
-              <w:left w:w="29" w:type="dxa"/>
+              <w:start w:w="29" w:type="dxa"/>
               <w:bottom w:w="29" w:type="dxa"/>
-              <w:right w:w="29" w:type="dxa"/>
+              <w:end w:w="29" w:type="dxa"/>
             </w:tcMar>
           </w:tcPr>
           <w:p>
             <w:pPr>
               <w:pStyle w:val="TableContents"/>
-            </w:pPr>
-          </w:p>
-        </w:tc>
-        <w:tc>
-          <w:tcPr>
-            <w:tcW w:w="810" w:type="dxa"/>
+              <w:rPr/>
+            </w:pPr>
+            <w:r>
+              <w:rPr/>
+            </w:r>
+          </w:p>
+        </w:tc>
+        <w:tc>
+          <w:tcPr>
+            <w:tcW w:w="805" w:type="dxa"/>
             <w:gridSpan w:val="3"/>
             <w:tcBorders>
               <w:top w:val="single" w:sz="2" w:space="0" w:color="000000"/>
-              <w:left w:val="single" w:sz="2" w:space="0" w:color="000000"/>
+              <w:start w:val="single" w:sz="2" w:space="0" w:color="000000"/>
               <w:bottom w:val="single" w:sz="2" w:space="0" w:color="000000"/>
             </w:tcBorders>
             <w:tcMar>
               <w:top w:w="29" w:type="dxa"/>
-              <w:left w:w="29" w:type="dxa"/>
+              <w:start w:w="29" w:type="dxa"/>
               <w:bottom w:w="29" w:type="dxa"/>
-              <w:right w:w="29" w:type="dxa"/>
+              <w:end w:w="29" w:type="dxa"/>
             </w:tcMar>
           </w:tcPr>
           <w:p>
             <w:pPr>
               <w:pStyle w:val="TableContents"/>
-            </w:pPr>
-          </w:p>
-        </w:tc>
-        <w:tc>
-          <w:tcPr>
-            <w:tcW w:w="360" w:type="dxa"/>
+              <w:rPr/>
+            </w:pPr>
+            <w:r>
+              <w:rPr/>
+            </w:r>
+          </w:p>
+        </w:tc>
+        <w:tc>
+          <w:tcPr>
+            <w:tcW w:w="358" w:type="dxa"/>
             <w:tcBorders>
               <w:top w:val="single" w:sz="2" w:space="0" w:color="000000"/>
-              <w:left w:val="single" w:sz="2" w:space="0" w:color="000000"/>
+              <w:start w:val="single" w:sz="2" w:space="0" w:color="000000"/>
               <w:bottom w:val="single" w:sz="2" w:space="0" w:color="000000"/>
             </w:tcBorders>
             <w:tcMar>
               <w:top w:w="29" w:type="dxa"/>
-              <w:left w:w="29" w:type="dxa"/>
+              <w:start w:w="29" w:type="dxa"/>
               <w:bottom w:w="29" w:type="dxa"/>
-              <w:right w:w="29" w:type="dxa"/>
+              <w:end w:w="29" w:type="dxa"/>
             </w:tcMar>
           </w:tcPr>
           <w:p>
             <w:pPr>
               <w:pStyle w:val="TableContents"/>
-            </w:pPr>
-          </w:p>
-        </w:tc>
-        <w:tc>
-          <w:tcPr>
-            <w:tcW w:w="630" w:type="dxa"/>
+              <w:rPr/>
+            </w:pPr>
+            <w:r>
+              <w:rPr/>
+            </w:r>
+          </w:p>
+        </w:tc>
+        <w:tc>
+          <w:tcPr>
+            <w:tcW w:w="627" w:type="dxa"/>
             <w:tcBorders>
               <w:top w:val="single" w:sz="2" w:space="0" w:color="000000"/>
-              <w:left w:val="single" w:sz="2" w:space="0" w:color="000000"/>
+              <w:start w:val="single" w:sz="2" w:space="0" w:color="000000"/>
               <w:bottom w:val="single" w:sz="2" w:space="0" w:color="000000"/>
             </w:tcBorders>
             <w:tcMar>
               <w:top w:w="29" w:type="dxa"/>
-              <w:left w:w="29" w:type="dxa"/>
+              <w:start w:w="29" w:type="dxa"/>
               <w:bottom w:w="29" w:type="dxa"/>
-              <w:right w:w="29" w:type="dxa"/>
+              <w:end w:w="29" w:type="dxa"/>
             </w:tcMar>
           </w:tcPr>
           <w:p>
             <w:pPr>
               <w:pStyle w:val="TableContents"/>
-            </w:pPr>
-          </w:p>
-        </w:tc>
-        <w:tc>
-          <w:tcPr>
-            <w:tcW w:w="630" w:type="dxa"/>
+              <w:rPr/>
+            </w:pPr>
+            <w:r>
+              <w:rPr/>
+            </w:r>
+          </w:p>
+        </w:tc>
+        <w:tc>
+          <w:tcPr>
+            <w:tcW w:w="627" w:type="dxa"/>
             <w:tcBorders>
               <w:top w:val="single" w:sz="2" w:space="0" w:color="000000"/>
-              <w:left w:val="single" w:sz="2" w:space="0" w:color="000000"/>
+              <w:start w:val="single" w:sz="2" w:space="0" w:color="000000"/>
               <w:bottom w:val="single" w:sz="2" w:space="0" w:color="000000"/>
-              <w:right w:val="single" w:sz="2" w:space="0" w:color="000000"/>
+              <w:end w:val="single" w:sz="2" w:space="0" w:color="000000"/>
             </w:tcBorders>
             <w:tcMar>
               <w:top w:w="29" w:type="dxa"/>
-              <w:left w:w="29" w:type="dxa"/>
+              <w:start w:w="29" w:type="dxa"/>
               <w:bottom w:w="29" w:type="dxa"/>
-              <w:right w:w="29" w:type="dxa"/>
+              <w:end w:w="29" w:type="dxa"/>
             </w:tcMar>
           </w:tcPr>
           <w:p>
             <w:pPr>
               <w:pStyle w:val="TableContents"/>
-            </w:pPr>
+              <w:rPr/>
+            </w:pPr>
+            <w:r>
+              <w:rPr/>
+            </w:r>
           </w:p>
         </w:tc>
       </w:tr>
       <w:tr>
-        <w:tc>
-          <w:tcPr>
-            <w:tcW w:w="3150" w:type="dxa"/>
-            <w:tcBorders>
-              <w:left w:val="single" w:sz="2" w:space="0" w:color="000000"/>
+        <w:trPr/>
+        <w:tc>
+          <w:tcPr>
+            <w:tcW w:w="3132" w:type="dxa"/>
+            <w:tcBorders>
+              <w:start w:val="single" w:sz="2" w:space="0" w:color="000000"/>
               <w:bottom w:val="single" w:sz="2" w:space="0" w:color="000000"/>
             </w:tcBorders>
             <w:tcMar>
               <w:top w:w="29" w:type="dxa"/>
-              <w:left w:w="29" w:type="dxa"/>
+              <w:start w:w="29" w:type="dxa"/>
               <w:bottom w:w="29" w:type="dxa"/>
-              <w:right w:w="29" w:type="dxa"/>
+              <w:end w:w="29" w:type="dxa"/>
             </w:tcMar>
           </w:tcPr>
           <w:p>
             <w:pPr>
               <w:pStyle w:val="TableContents"/>
-            </w:pPr>
-          </w:p>
-        </w:tc>
-        <w:tc>
-          <w:tcPr>
-            <w:tcW w:w="450" w:type="dxa"/>
-            <w:tcBorders>
-              <w:left w:val="single" w:sz="2" w:space="0" w:color="000000"/>
+              <w:rPr/>
+            </w:pPr>
+            <w:r>
+              <w:rPr/>
+            </w:r>
+          </w:p>
+        </w:tc>
+        <w:tc>
+          <w:tcPr>
+            <w:tcW w:w="448" w:type="dxa"/>
+            <w:tcBorders>
+              <w:start w:val="single" w:sz="2" w:space="0" w:color="000000"/>
               <w:bottom w:val="single" w:sz="2" w:space="0" w:color="000000"/>
             </w:tcBorders>
             <w:tcMar>
               <w:top w:w="29" w:type="dxa"/>
-              <w:left w:w="29" w:type="dxa"/>
+              <w:start w:w="29" w:type="dxa"/>
               <w:bottom w:w="29" w:type="dxa"/>
-              <w:right w:w="29" w:type="dxa"/>
+              <w:end w:w="29" w:type="dxa"/>
             </w:tcMar>
           </w:tcPr>
           <w:p>
             <w:pPr>
               <w:pStyle w:val="TableContents"/>
-            </w:pPr>
-          </w:p>
-        </w:tc>
-        <w:tc>
-          <w:tcPr>
-            <w:tcW w:w="450" w:type="dxa"/>
-            <w:tcBorders>
-              <w:left w:val="single" w:sz="2" w:space="0" w:color="000000"/>
+              <w:rPr/>
+            </w:pPr>
+            <w:r>
+              <w:rPr/>
+            </w:r>
+          </w:p>
+        </w:tc>
+        <w:tc>
+          <w:tcPr>
+            <w:tcW w:w="448" w:type="dxa"/>
+            <w:tcBorders>
+              <w:start w:val="single" w:sz="2" w:space="0" w:color="000000"/>
               <w:bottom w:val="single" w:sz="2" w:space="0" w:color="000000"/>
             </w:tcBorders>
             <w:tcMar>
               <w:top w:w="29" w:type="dxa"/>
-              <w:left w:w="29" w:type="dxa"/>
+              <w:start w:w="29" w:type="dxa"/>
               <w:bottom w:w="29" w:type="dxa"/>
-              <w:right w:w="29" w:type="dxa"/>
+              <w:end w:w="29" w:type="dxa"/>
             </w:tcMar>
           </w:tcPr>
           <w:p>
             <w:pPr>
               <w:pStyle w:val="TableContents"/>
-            </w:pPr>
-          </w:p>
-        </w:tc>
-        <w:tc>
-          <w:tcPr>
-            <w:tcW w:w="450" w:type="dxa"/>
-            <w:tcBorders>
-              <w:left w:val="single" w:sz="2" w:space="0" w:color="000000"/>
+              <w:rPr/>
+            </w:pPr>
+            <w:r>
+              <w:rPr/>
+            </w:r>
+          </w:p>
+        </w:tc>
+        <w:tc>
+          <w:tcPr>
+            <w:tcW w:w="448" w:type="dxa"/>
+            <w:tcBorders>
+              <w:start w:val="single" w:sz="2" w:space="0" w:color="000000"/>
               <w:bottom w:val="single" w:sz="2" w:space="0" w:color="000000"/>
             </w:tcBorders>
             <w:tcMar>
               <w:top w:w="29" w:type="dxa"/>
-              <w:left w:w="29" w:type="dxa"/>
+              <w:start w:w="29" w:type="dxa"/>
               <w:bottom w:w="29" w:type="dxa"/>
-              <w:right w:w="29" w:type="dxa"/>
+              <w:end w:w="29" w:type="dxa"/>
             </w:tcMar>
           </w:tcPr>
           <w:p>
             <w:pPr>
               <w:pStyle w:val="TableContents"/>
-            </w:pPr>
-          </w:p>
-        </w:tc>
-        <w:tc>
-          <w:tcPr>
-            <w:tcW w:w="810" w:type="dxa"/>
+              <w:rPr/>
+            </w:pPr>
+            <w:r>
+              <w:rPr/>
+            </w:r>
+          </w:p>
+        </w:tc>
+        <w:tc>
+          <w:tcPr>
+            <w:tcW w:w="805" w:type="dxa"/>
             <w:gridSpan w:val="3"/>
             <w:tcBorders>
-              <w:left w:val="single" w:sz="2" w:space="0" w:color="000000"/>
+              <w:start w:val="single" w:sz="2" w:space="0" w:color="000000"/>
               <w:bottom w:val="single" w:sz="2" w:space="0" w:color="000000"/>
             </w:tcBorders>
             <w:tcMar>
               <w:top w:w="29" w:type="dxa"/>
-              <w:left w:w="29" w:type="dxa"/>
+              <w:start w:w="29" w:type="dxa"/>
               <w:bottom w:w="29" w:type="dxa"/>
-              <w:right w:w="29" w:type="dxa"/>
+              <w:end w:w="29" w:type="dxa"/>
             </w:tcMar>
           </w:tcPr>
           <w:p>
             <w:pPr>
               <w:pStyle w:val="TableContents"/>
-            </w:pPr>
-          </w:p>
-        </w:tc>
-        <w:tc>
-          <w:tcPr>
-            <w:tcW w:w="360" w:type="dxa"/>
-            <w:tcBorders>
-              <w:left w:val="single" w:sz="2" w:space="0" w:color="000000"/>
+              <w:rPr/>
+            </w:pPr>
+            <w:r>
+              <w:rPr/>
+            </w:r>
+          </w:p>
+        </w:tc>
+        <w:tc>
+          <w:tcPr>
+            <w:tcW w:w="358" w:type="dxa"/>
+            <w:tcBorders>
+              <w:start w:val="single" w:sz="2" w:space="0" w:color="000000"/>
               <w:bottom w:val="single" w:sz="2" w:space="0" w:color="000000"/>
             </w:tcBorders>
             <w:tcMar>
               <w:top w:w="29" w:type="dxa"/>
-              <w:left w:w="29" w:type="dxa"/>
+              <w:start w:w="29" w:type="dxa"/>
               <w:bottom w:w="29" w:type="dxa"/>
-              <w:right w:w="29" w:type="dxa"/>
+              <w:end w:w="29" w:type="dxa"/>
             </w:tcMar>
           </w:tcPr>
           <w:p>
             <w:pPr>
               <w:pStyle w:val="TableContents"/>
-            </w:pPr>
-          </w:p>
-        </w:tc>
-        <w:tc>
-          <w:tcPr>
-            <w:tcW w:w="630" w:type="dxa"/>
-            <w:tcBorders>
-              <w:left w:val="single" w:sz="2" w:space="0" w:color="000000"/>
+              <w:rPr/>
+            </w:pPr>
+            <w:r>
+              <w:rPr/>
+            </w:r>
+          </w:p>
+        </w:tc>
+        <w:tc>
+          <w:tcPr>
+            <w:tcW w:w="627" w:type="dxa"/>
+            <w:tcBorders>
+              <w:start w:val="single" w:sz="2" w:space="0" w:color="000000"/>
               <w:bottom w:val="single" w:sz="2" w:space="0" w:color="000000"/>
             </w:tcBorders>
             <w:tcMar>
               <w:top w:w="29" w:type="dxa"/>
-              <w:left w:w="29" w:type="dxa"/>
+              <w:start w:w="29" w:type="dxa"/>
               <w:bottom w:w="29" w:type="dxa"/>
-              <w:right w:w="29" w:type="dxa"/>
+              <w:end w:w="29" w:type="dxa"/>
             </w:tcMar>
           </w:tcPr>
           <w:p>
             <w:pPr>
               <w:pStyle w:val="TableContents"/>
-            </w:pPr>
-          </w:p>
-        </w:tc>
-        <w:tc>
-          <w:tcPr>
-            <w:tcW w:w="630" w:type="dxa"/>
-            <w:tcBorders>
-              <w:left w:val="single" w:sz="2" w:space="0" w:color="000000"/>
+              <w:rPr/>
+            </w:pPr>
+            <w:r>
+              <w:rPr/>
+            </w:r>
+          </w:p>
+        </w:tc>
+        <w:tc>
+          <w:tcPr>
+            <w:tcW w:w="627" w:type="dxa"/>
+            <w:tcBorders>
+              <w:start w:val="single" w:sz="2" w:space="0" w:color="000000"/>
               <w:bottom w:val="single" w:sz="2" w:space="0" w:color="000000"/>
-              <w:right w:val="single" w:sz="2" w:space="0" w:color="000000"/>
+              <w:end w:val="single" w:sz="2" w:space="0" w:color="000000"/>
             </w:tcBorders>
             <w:tcMar>
               <w:top w:w="29" w:type="dxa"/>
-              <w:left w:w="29" w:type="dxa"/>
+              <w:start w:w="29" w:type="dxa"/>
               <w:bottom w:w="29" w:type="dxa"/>
-              <w:right w:w="29" w:type="dxa"/>
+              <w:end w:w="29" w:type="dxa"/>
             </w:tcMar>
           </w:tcPr>
           <w:p>
             <w:pPr>
               <w:pStyle w:val="TableContents"/>
-            </w:pPr>
+              <w:rPr/>
+            </w:pPr>
+            <w:r>
+              <w:rPr/>
+            </w:r>
           </w:p>
         </w:tc>
       </w:tr>
       <w:tr>
-        <w:tc>
-          <w:tcPr>
-            <w:tcW w:w="3150" w:type="dxa"/>
-            <w:tcBorders>
-              <w:left w:val="single" w:sz="2" w:space="0" w:color="000000"/>
+        <w:trPr/>
+        <w:tc>
+          <w:tcPr>
+            <w:tcW w:w="3132" w:type="dxa"/>
+            <w:tcBorders>
+              <w:start w:val="single" w:sz="2" w:space="0" w:color="000000"/>
               <w:bottom w:val="single" w:sz="2" w:space="0" w:color="000000"/>
             </w:tcBorders>
             <w:tcMar>
               <w:top w:w="29" w:type="dxa"/>
-              <w:left w:w="29" w:type="dxa"/>
+              <w:start w:w="29" w:type="dxa"/>
               <w:bottom w:w="29" w:type="dxa"/>
-              <w:right w:w="29" w:type="dxa"/>
+              <w:end w:w="29" w:type="dxa"/>
             </w:tcMar>
           </w:tcPr>
           <w:p>
             <w:pPr>
               <w:pStyle w:val="TableContents"/>
-            </w:pPr>
-          </w:p>
-        </w:tc>
-        <w:tc>
-          <w:tcPr>
-            <w:tcW w:w="450" w:type="dxa"/>
-            <w:tcBorders>
-              <w:left w:val="single" w:sz="2" w:space="0" w:color="000000"/>
+              <w:rPr/>
+            </w:pPr>
+            <w:r>
+              <w:rPr/>
+            </w:r>
+          </w:p>
+        </w:tc>
+        <w:tc>
+          <w:tcPr>
+            <w:tcW w:w="448" w:type="dxa"/>
+            <w:tcBorders>
+              <w:start w:val="single" w:sz="2" w:space="0" w:color="000000"/>
               <w:bottom w:val="single" w:sz="2" w:space="0" w:color="000000"/>
             </w:tcBorders>
             <w:tcMar>
               <w:top w:w="29" w:type="dxa"/>
-              <w:left w:w="29" w:type="dxa"/>
+              <w:start w:w="29" w:type="dxa"/>
               <w:bottom w:w="29" w:type="dxa"/>
-              <w:right w:w="29" w:type="dxa"/>
+              <w:end w:w="29" w:type="dxa"/>
             </w:tcMar>
           </w:tcPr>
           <w:p>
             <w:pPr>
               <w:pStyle w:val="TableContents"/>
-            </w:pPr>
-          </w:p>
-        </w:tc>
-        <w:tc>
-          <w:tcPr>
-            <w:tcW w:w="450" w:type="dxa"/>
-            <w:tcBorders>
-              <w:left w:val="single" w:sz="2" w:space="0" w:color="000000"/>
+              <w:rPr/>
+            </w:pPr>
+            <w:r>
+              <w:rPr/>
+            </w:r>
+          </w:p>
+        </w:tc>
+        <w:tc>
+          <w:tcPr>
+            <w:tcW w:w="448" w:type="dxa"/>
+            <w:tcBorders>
+              <w:start w:val="single" w:sz="2" w:space="0" w:color="000000"/>
               <w:bottom w:val="single" w:sz="2" w:space="0" w:color="000000"/>
             </w:tcBorders>
             <w:tcMar>
               <w:top w:w="29" w:type="dxa"/>
-              <w:left w:w="29" w:type="dxa"/>
+              <w:start w:w="29" w:type="dxa"/>
               <w:bottom w:w="29" w:type="dxa"/>
-              <w:right w:w="29" w:type="dxa"/>
+              <w:end w:w="29" w:type="dxa"/>
             </w:tcMar>
           </w:tcPr>
           <w:p>
             <w:pPr>
               <w:pStyle w:val="TableContents"/>
-            </w:pPr>
-          </w:p>
-        </w:tc>
-        <w:tc>
-          <w:tcPr>
-            <w:tcW w:w="450" w:type="dxa"/>
-            <w:tcBorders>
-              <w:left w:val="single" w:sz="2" w:space="0" w:color="000000"/>
+              <w:rPr/>
+            </w:pPr>
+            <w:r>
+              <w:rPr/>
+            </w:r>
+          </w:p>
+        </w:tc>
+        <w:tc>
+          <w:tcPr>
+            <w:tcW w:w="448" w:type="dxa"/>
+            <w:tcBorders>
+              <w:start w:val="single" w:sz="2" w:space="0" w:color="000000"/>
               <w:bottom w:val="single" w:sz="2" w:space="0" w:color="000000"/>
             </w:tcBorders>
             <w:tcMar>
               <w:top w:w="29" w:type="dxa"/>
-              <w:left w:w="29" w:type="dxa"/>
+              <w:start w:w="29" w:type="dxa"/>
               <w:bottom w:w="29" w:type="dxa"/>
-              <w:right w:w="29" w:type="dxa"/>
+              <w:end w:w="29" w:type="dxa"/>
             </w:tcMar>
           </w:tcPr>
           <w:p>
             <w:pPr>
               <w:pStyle w:val="TableContents"/>
-            </w:pPr>
-          </w:p>
-        </w:tc>
-        <w:tc>
-          <w:tcPr>
-            <w:tcW w:w="810" w:type="dxa"/>
+              <w:rPr/>
+            </w:pPr>
+            <w:r>
+              <w:rPr/>
+            </w:r>
+          </w:p>
+        </w:tc>
+        <w:tc>
+          <w:tcPr>
+            <w:tcW w:w="805" w:type="dxa"/>
             <w:gridSpan w:val="3"/>
             <w:tcBorders>
-              <w:left w:val="single" w:sz="2" w:space="0" w:color="000000"/>
+              <w:start w:val="single" w:sz="2" w:space="0" w:color="000000"/>
               <w:bottom w:val="single" w:sz="2" w:space="0" w:color="000000"/>
             </w:tcBorders>
             <w:tcMar>
               <w:top w:w="29" w:type="dxa"/>
-              <w:left w:w="29" w:type="dxa"/>
+              <w:start w:w="29" w:type="dxa"/>
               <w:bottom w:w="29" w:type="dxa"/>
-              <w:right w:w="29" w:type="dxa"/>
+              <w:end w:w="29" w:type="dxa"/>
             </w:tcMar>
           </w:tcPr>
           <w:p>
             <w:pPr>
               <w:pStyle w:val="TableContents"/>
-            </w:pPr>
-          </w:p>
-        </w:tc>
-        <w:tc>
-          <w:tcPr>
-            <w:tcW w:w="360" w:type="dxa"/>
-            <w:tcBorders>
-              <w:left w:val="single" w:sz="2" w:space="0" w:color="000000"/>
+              <w:rPr/>
+            </w:pPr>
+            <w:r>
+              <w:rPr/>
+            </w:r>
+          </w:p>
+        </w:tc>
+        <w:tc>
+          <w:tcPr>
+            <w:tcW w:w="358" w:type="dxa"/>
+            <w:tcBorders>
+              <w:start w:val="single" w:sz="2" w:space="0" w:color="000000"/>
               <w:bottom w:val="single" w:sz="2" w:space="0" w:color="000000"/>
             </w:tcBorders>
             <w:tcMar>
               <w:top w:w="29" w:type="dxa"/>
-              <w:left w:w="29" w:type="dxa"/>
+              <w:start w:w="29" w:type="dxa"/>
               <w:bottom w:w="29" w:type="dxa"/>
-              <w:right w:w="29" w:type="dxa"/>
+              <w:end w:w="29" w:type="dxa"/>
             </w:tcMar>
           </w:tcPr>
           <w:p>
             <w:pPr>
               <w:pStyle w:val="TableContents"/>
-            </w:pPr>
-          </w:p>
-        </w:tc>
-        <w:tc>
-          <w:tcPr>
-            <w:tcW w:w="630" w:type="dxa"/>
-            <w:tcBorders>
-              <w:left w:val="single" w:sz="2" w:space="0" w:color="000000"/>
+              <w:rPr/>
+            </w:pPr>
+            <w:r>
+              <w:rPr/>
+            </w:r>
+          </w:p>
+        </w:tc>
+        <w:tc>
+          <w:tcPr>
+            <w:tcW w:w="627" w:type="dxa"/>
+            <w:tcBorders>
+              <w:start w:val="single" w:sz="2" w:space="0" w:color="000000"/>
               <w:bottom w:val="single" w:sz="2" w:space="0" w:color="000000"/>
             </w:tcBorders>
             <w:tcMar>
               <w:top w:w="29" w:type="dxa"/>
-              <w:left w:w="29" w:type="dxa"/>
+              <w:start w:w="29" w:type="dxa"/>
               <w:bottom w:w="29" w:type="dxa"/>
-              <w:right w:w="29" w:type="dxa"/>
+              <w:end w:w="29" w:type="dxa"/>
             </w:tcMar>
           </w:tcPr>
           <w:p>
             <w:pPr>
               <w:pStyle w:val="TableContents"/>
-            </w:pPr>
-          </w:p>
-        </w:tc>
-        <w:tc>
-          <w:tcPr>
-            <w:tcW w:w="630" w:type="dxa"/>
-            <w:tcBorders>
-              <w:left w:val="single" w:sz="2" w:space="0" w:color="000000"/>
+              <w:rPr/>
+            </w:pPr>
+            <w:r>
+              <w:rPr/>
+            </w:r>
+          </w:p>
+        </w:tc>
+        <w:tc>
+          <w:tcPr>
+            <w:tcW w:w="627" w:type="dxa"/>
+            <w:tcBorders>
+              <w:start w:val="single" w:sz="2" w:space="0" w:color="000000"/>
               <w:bottom w:val="single" w:sz="2" w:space="0" w:color="000000"/>
-              <w:right w:val="single" w:sz="2" w:space="0" w:color="000000"/>
+              <w:end w:val="single" w:sz="2" w:space="0" w:color="000000"/>
             </w:tcBorders>
             <w:tcMar>
               <w:top w:w="29" w:type="dxa"/>
-              <w:left w:w="29" w:type="dxa"/>
+              <w:start w:w="29" w:type="dxa"/>
               <w:bottom w:w="29" w:type="dxa"/>
-              <w:right w:w="29" w:type="dxa"/>
+              <w:end w:w="29" w:type="dxa"/>
             </w:tcMar>
           </w:tcPr>
           <w:p>
             <w:pPr>
               <w:pStyle w:val="TableContents"/>
-            </w:pPr>
+              <w:rPr/>
+            </w:pPr>
+            <w:r>
+              <w:rPr/>
+            </w:r>
           </w:p>
         </w:tc>
       </w:tr>
       <w:tr>
-        <w:tc>
-          <w:tcPr>
-            <w:tcW w:w="3150" w:type="dxa"/>
-            <w:tcBorders>
-              <w:left w:val="single" w:sz="2" w:space="0" w:color="000000"/>
+        <w:trPr/>
+        <w:tc>
+          <w:tcPr>
+            <w:tcW w:w="3132" w:type="dxa"/>
+            <w:tcBorders>
+              <w:start w:val="single" w:sz="2" w:space="0" w:color="000000"/>
               <w:bottom w:val="single" w:sz="2" w:space="0" w:color="000000"/>
             </w:tcBorders>
             <w:tcMar>
               <w:top w:w="29" w:type="dxa"/>
-              <w:left w:w="29" w:type="dxa"/>
+              <w:start w:w="29" w:type="dxa"/>
               <w:bottom w:w="29" w:type="dxa"/>
-              <w:right w:w="29" w:type="dxa"/>
+              <w:end w:w="29" w:type="dxa"/>
             </w:tcMar>
           </w:tcPr>
           <w:p>
             <w:pPr>
               <w:pStyle w:val="TableContents"/>
-            </w:pPr>
-          </w:p>
-        </w:tc>
-        <w:tc>
-          <w:tcPr>
-            <w:tcW w:w="450" w:type="dxa"/>
-            <w:tcBorders>
-              <w:left w:val="single" w:sz="2" w:space="0" w:color="000000"/>
+              <w:rPr/>
+            </w:pPr>
+            <w:r>
+              <w:rPr/>
+            </w:r>
+          </w:p>
+        </w:tc>
+        <w:tc>
+          <w:tcPr>
+            <w:tcW w:w="448" w:type="dxa"/>
+            <w:tcBorders>
+              <w:start w:val="single" w:sz="2" w:space="0" w:color="000000"/>
               <w:bottom w:val="single" w:sz="2" w:space="0" w:color="000000"/>
             </w:tcBorders>
             <w:tcMar>
               <w:top w:w="29" w:type="dxa"/>
-              <w:left w:w="29" w:type="dxa"/>
+              <w:start w:w="29" w:type="dxa"/>
               <w:bottom w:w="29" w:type="dxa"/>
-              <w:right w:w="29" w:type="dxa"/>
+              <w:end w:w="29" w:type="dxa"/>
             </w:tcMar>
           </w:tcPr>
           <w:p>
             <w:pPr>
               <w:pStyle w:val="TableContents"/>
-            </w:pPr>
-          </w:p>
-        </w:tc>
-        <w:tc>
-          <w:tcPr>
-            <w:tcW w:w="450" w:type="dxa"/>
-            <w:tcBorders>
-              <w:left w:val="single" w:sz="2" w:space="0" w:color="000000"/>
+              <w:rPr/>
+            </w:pPr>
+            <w:r>
+              <w:rPr/>
+            </w:r>
+          </w:p>
+        </w:tc>
+        <w:tc>
+          <w:tcPr>
+            <w:tcW w:w="448" w:type="dxa"/>
+            <w:tcBorders>
+              <w:start w:val="single" w:sz="2" w:space="0" w:color="000000"/>
               <w:bottom w:val="single" w:sz="2" w:space="0" w:color="000000"/>
             </w:tcBorders>
             <w:tcMar>
               <w:top w:w="29" w:type="dxa"/>
-              <w:left w:w="29" w:type="dxa"/>
+              <w:start w:w="29" w:type="dxa"/>
               <w:bottom w:w="29" w:type="dxa"/>
-              <w:right w:w="29" w:type="dxa"/>
+              <w:end w:w="29" w:type="dxa"/>
             </w:tcMar>
           </w:tcPr>
           <w:p>
             <w:pPr>
               <w:pStyle w:val="TableContents"/>
-            </w:pPr>
-          </w:p>
-        </w:tc>
-        <w:tc>
-          <w:tcPr>
-            <w:tcW w:w="450" w:type="dxa"/>
-            <w:tcBorders>
-              <w:left w:val="single" w:sz="2" w:space="0" w:color="000000"/>
+              <w:rPr/>
+            </w:pPr>
+            <w:r>
+              <w:rPr/>
+            </w:r>
+          </w:p>
+        </w:tc>
+        <w:tc>
+          <w:tcPr>
+            <w:tcW w:w="448" w:type="dxa"/>
+            <w:tcBorders>
+              <w:start w:val="single" w:sz="2" w:space="0" w:color="000000"/>
               <w:bottom w:val="single" w:sz="2" w:space="0" w:color="000000"/>
             </w:tcBorders>
             <w:tcMar>
               <w:top w:w="29" w:type="dxa"/>
-              <w:left w:w="29" w:type="dxa"/>
+              <w:start w:w="29" w:type="dxa"/>
               <w:bottom w:w="29" w:type="dxa"/>
-              <w:right w:w="29" w:type="dxa"/>
+              <w:end w:w="29" w:type="dxa"/>
             </w:tcMar>
           </w:tcPr>
           <w:p>
             <w:pPr>
               <w:pStyle w:val="TableContents"/>
-            </w:pPr>
-          </w:p>
-        </w:tc>
-        <w:tc>
-          <w:tcPr>
-            <w:tcW w:w="810" w:type="dxa"/>
+              <w:rPr/>
+            </w:pPr>
+            <w:r>
+              <w:rPr/>
+            </w:r>
+          </w:p>
+        </w:tc>
+        <w:tc>
+          <w:tcPr>
+            <w:tcW w:w="805" w:type="dxa"/>
             <w:gridSpan w:val="3"/>
             <w:tcBorders>
-              <w:left w:val="single" w:sz="2" w:space="0" w:color="000000"/>
+              <w:start w:val="single" w:sz="2" w:space="0" w:color="000000"/>
               <w:bottom w:val="single" w:sz="2" w:space="0" w:color="000000"/>
             </w:tcBorders>
             <w:tcMar>
               <w:top w:w="29" w:type="dxa"/>
-              <w:left w:w="29" w:type="dxa"/>
+              <w:start w:w="29" w:type="dxa"/>
               <w:bottom w:w="29" w:type="dxa"/>
-              <w:right w:w="29" w:type="dxa"/>
+              <w:end w:w="29" w:type="dxa"/>
             </w:tcMar>
           </w:tcPr>
           <w:p>
             <w:pPr>
               <w:pStyle w:val="TableContents"/>
-            </w:pPr>
-          </w:p>
-        </w:tc>
-        <w:tc>
-          <w:tcPr>
-            <w:tcW w:w="360" w:type="dxa"/>
-            <w:tcBorders>
-              <w:left w:val="single" w:sz="2" w:space="0" w:color="000000"/>
+              <w:rPr/>
+            </w:pPr>
+            <w:r>
+              <w:rPr/>
+            </w:r>
+          </w:p>
+        </w:tc>
+        <w:tc>
+          <w:tcPr>
+            <w:tcW w:w="358" w:type="dxa"/>
+            <w:tcBorders>
+              <w:start w:val="single" w:sz="2" w:space="0" w:color="000000"/>
               <w:bottom w:val="single" w:sz="2" w:space="0" w:color="000000"/>
             </w:tcBorders>
             <w:tcMar>
               <w:top w:w="29" w:type="dxa"/>
-              <w:left w:w="29" w:type="dxa"/>
+              <w:start w:w="29" w:type="dxa"/>
               <w:bottom w:w="29" w:type="dxa"/>
-              <w:right w:w="29" w:type="dxa"/>
+              <w:end w:w="29" w:type="dxa"/>
             </w:tcMar>
           </w:tcPr>
           <w:p>
             <w:pPr>
               <w:pStyle w:val="TableContents"/>
-            </w:pPr>
-          </w:p>
-        </w:tc>
-        <w:tc>
-          <w:tcPr>
-            <w:tcW w:w="630" w:type="dxa"/>
-            <w:tcBorders>
-              <w:left w:val="single" w:sz="2" w:space="0" w:color="000000"/>
+              <w:rPr/>
+            </w:pPr>
+            <w:r>
+              <w:rPr/>
+            </w:r>
+          </w:p>
+        </w:tc>
+        <w:tc>
+          <w:tcPr>
+            <w:tcW w:w="627" w:type="dxa"/>
+            <w:tcBorders>
+              <w:start w:val="single" w:sz="2" w:space="0" w:color="000000"/>
               <w:bottom w:val="single" w:sz="2" w:space="0" w:color="000000"/>
             </w:tcBorders>
             <w:tcMar>
               <w:top w:w="29" w:type="dxa"/>
-              <w:left w:w="29" w:type="dxa"/>
+              <w:start w:w="29" w:type="dxa"/>
               <w:bottom w:w="29" w:type="dxa"/>
-              <w:right w:w="29" w:type="dxa"/>
+              <w:end w:w="29" w:type="dxa"/>
             </w:tcMar>
           </w:tcPr>
           <w:p>
             <w:pPr>
               <w:pStyle w:val="TableContents"/>
-            </w:pPr>
-          </w:p>
-        </w:tc>
-        <w:tc>
-          <w:tcPr>
-            <w:tcW w:w="630" w:type="dxa"/>
-            <w:tcBorders>
-              <w:left w:val="single" w:sz="2" w:space="0" w:color="000000"/>
+              <w:rPr/>
+            </w:pPr>
+            <w:r>
+              <w:rPr/>
+            </w:r>
+          </w:p>
+        </w:tc>
+        <w:tc>
+          <w:tcPr>
+            <w:tcW w:w="627" w:type="dxa"/>
+            <w:tcBorders>
+              <w:start w:val="single" w:sz="2" w:space="0" w:color="000000"/>
               <w:bottom w:val="single" w:sz="2" w:space="0" w:color="000000"/>
-              <w:right w:val="single" w:sz="2" w:space="0" w:color="000000"/>
+              <w:end w:val="single" w:sz="2" w:space="0" w:color="000000"/>
             </w:tcBorders>
             <w:tcMar>
               <w:top w:w="29" w:type="dxa"/>
-              <w:left w:w="29" w:type="dxa"/>
+              <w:start w:w="29" w:type="dxa"/>
               <w:bottom w:w="29" w:type="dxa"/>
-              <w:right w:w="29" w:type="dxa"/>
+              <w:end w:w="29" w:type="dxa"/>
             </w:tcMar>
           </w:tcPr>
           <w:p>
             <w:pPr>
               <w:pStyle w:val="TableContents"/>
-            </w:pPr>
+              <w:rPr/>
+            </w:pPr>
+            <w:r>
+              <w:rPr/>
+            </w:r>
           </w:p>
         </w:tc>
       </w:tr>
       <w:tr>
-        <w:tc>
-          <w:tcPr>
-            <w:tcW w:w="3150" w:type="dxa"/>
-            <w:tcBorders>
-              <w:left w:val="single" w:sz="2" w:space="0" w:color="000000"/>
+        <w:trPr/>
+        <w:tc>
+          <w:tcPr>
+            <w:tcW w:w="3132" w:type="dxa"/>
+            <w:tcBorders>
+              <w:start w:val="single" w:sz="2" w:space="0" w:color="000000"/>
               <w:bottom w:val="single" w:sz="2" w:space="0" w:color="000000"/>
             </w:tcBorders>
             <w:tcMar>
               <w:top w:w="29" w:type="dxa"/>
-              <w:left w:w="29" w:type="dxa"/>
+              <w:start w:w="29" w:type="dxa"/>
               <w:bottom w:w="29" w:type="dxa"/>
-              <w:right w:w="29" w:type="dxa"/>
+              <w:end w:w="29" w:type="dxa"/>
             </w:tcMar>
           </w:tcPr>
           <w:p>
             <w:pPr>
               <w:pStyle w:val="TableContents"/>
-            </w:pPr>
-          </w:p>
-        </w:tc>
-        <w:tc>
-          <w:tcPr>
-            <w:tcW w:w="450" w:type="dxa"/>
-            <w:tcBorders>
-              <w:left w:val="single" w:sz="2" w:space="0" w:color="000000"/>
+              <w:rPr/>
+            </w:pPr>
+            <w:r>
+              <w:rPr/>
+            </w:r>
+          </w:p>
+        </w:tc>
+        <w:tc>
+          <w:tcPr>
+            <w:tcW w:w="448" w:type="dxa"/>
+            <w:tcBorders>
+              <w:start w:val="single" w:sz="2" w:space="0" w:color="000000"/>
               <w:bottom w:val="single" w:sz="2" w:space="0" w:color="000000"/>
             </w:tcBorders>
             <w:tcMar>
               <w:top w:w="29" w:type="dxa"/>
-              <w:left w:w="29" w:type="dxa"/>
+              <w:start w:w="29" w:type="dxa"/>
               <w:bottom w:w="29" w:type="dxa"/>
-              <w:right w:w="29" w:type="dxa"/>
+              <w:end w:w="29" w:type="dxa"/>
             </w:tcMar>
           </w:tcPr>
           <w:p>
             <w:pPr>
               <w:pStyle w:val="TableContents"/>
-            </w:pPr>
-          </w:p>
-        </w:tc>
-        <w:tc>
-          <w:tcPr>
-            <w:tcW w:w="450" w:type="dxa"/>
-            <w:tcBorders>
-              <w:left w:val="single" w:sz="2" w:space="0" w:color="000000"/>
+              <w:rPr/>
+            </w:pPr>
+            <w:r>
+              <w:rPr/>
+            </w:r>
+          </w:p>
+        </w:tc>
+        <w:tc>
+          <w:tcPr>
+            <w:tcW w:w="448" w:type="dxa"/>
+            <w:tcBorders>
+              <w:start w:val="single" w:sz="2" w:space="0" w:color="000000"/>
               <w:bottom w:val="single" w:sz="2" w:space="0" w:color="000000"/>
             </w:tcBorders>
             <w:tcMar>
               <w:top w:w="29" w:type="dxa"/>
-              <w:left w:w="29" w:type="dxa"/>
+              <w:start w:w="29" w:type="dxa"/>
               <w:bottom w:w="29" w:type="dxa"/>
-              <w:right w:w="29" w:type="dxa"/>
+              <w:end w:w="29" w:type="dxa"/>
             </w:tcMar>
           </w:tcPr>
           <w:p>
             <w:pPr>
               <w:pStyle w:val="TableContents"/>
-            </w:pPr>
-          </w:p>
-        </w:tc>
-        <w:tc>
-          <w:tcPr>
-            <w:tcW w:w="450" w:type="dxa"/>
-            <w:tcBorders>
-              <w:left w:val="single" w:sz="2" w:space="0" w:color="000000"/>
+              <w:rPr/>
+            </w:pPr>
+            <w:r>
+              <w:rPr/>
+            </w:r>
+          </w:p>
+        </w:tc>
+        <w:tc>
+          <w:tcPr>
+            <w:tcW w:w="448" w:type="dxa"/>
+            <w:tcBorders>
+              <w:start w:val="single" w:sz="2" w:space="0" w:color="000000"/>
               <w:bottom w:val="single" w:sz="2" w:space="0" w:color="000000"/>
             </w:tcBorders>
             <w:tcMar>
               <w:top w:w="29" w:type="dxa"/>
-              <w:left w:w="29" w:type="dxa"/>
+              <w:start w:w="29" w:type="dxa"/>
               <w:bottom w:w="29" w:type="dxa"/>
-              <w:right w:w="29" w:type="dxa"/>
+              <w:end w:w="29" w:type="dxa"/>
             </w:tcMar>
           </w:tcPr>
           <w:p>
             <w:pPr>
               <w:pStyle w:val="TableContents"/>
-            </w:pPr>
-          </w:p>
-        </w:tc>
-        <w:tc>
-          <w:tcPr>
-            <w:tcW w:w="810" w:type="dxa"/>
+              <w:rPr/>
+            </w:pPr>
+            <w:r>
+              <w:rPr/>
+            </w:r>
+          </w:p>
+        </w:tc>
+        <w:tc>
+          <w:tcPr>
+            <w:tcW w:w="805" w:type="dxa"/>
             <w:gridSpan w:val="3"/>
             <w:tcBorders>
-              <w:left w:val="single" w:sz="2" w:space="0" w:color="000000"/>
+              <w:start w:val="single" w:sz="2" w:space="0" w:color="000000"/>
               <w:bottom w:val="single" w:sz="2" w:space="0" w:color="000000"/>
             </w:tcBorders>
             <w:tcMar>
               <w:top w:w="29" w:type="dxa"/>
-              <w:left w:w="29" w:type="dxa"/>
+              <w:start w:w="29" w:type="dxa"/>
               <w:bottom w:w="29" w:type="dxa"/>
-              <w:right w:w="29" w:type="dxa"/>
+              <w:end w:w="29" w:type="dxa"/>
             </w:tcMar>
           </w:tcPr>
           <w:p>
             <w:pPr>
               <w:pStyle w:val="TableContents"/>
-            </w:pPr>
-          </w:p>
-        </w:tc>
-        <w:tc>
-          <w:tcPr>
-            <w:tcW w:w="360" w:type="dxa"/>
-            <w:tcBorders>
-              <w:left w:val="single" w:sz="2" w:space="0" w:color="000000"/>
+              <w:rPr/>
+            </w:pPr>
+            <w:r>
+              <w:rPr/>
+            </w:r>
+          </w:p>
+        </w:tc>
+        <w:tc>
+          <w:tcPr>
+            <w:tcW w:w="358" w:type="dxa"/>
+            <w:tcBorders>
+              <w:start w:val="single" w:sz="2" w:space="0" w:color="000000"/>
               <w:bottom w:val="single" w:sz="2" w:space="0" w:color="000000"/>
             </w:tcBorders>
             <w:tcMar>
               <w:top w:w="29" w:type="dxa"/>
-              <w:left w:w="29" w:type="dxa"/>
+              <w:start w:w="29" w:type="dxa"/>
               <w:bottom w:w="29" w:type="dxa"/>
-              <w:right w:w="29" w:type="dxa"/>
+              <w:end w:w="29" w:type="dxa"/>
             </w:tcMar>
           </w:tcPr>
           <w:p>
             <w:pPr>
               <w:pStyle w:val="TableContents"/>
-            </w:pPr>
-          </w:p>
-        </w:tc>
-        <w:tc>
-          <w:tcPr>
-            <w:tcW w:w="630" w:type="dxa"/>
-            <w:tcBorders>
-              <w:left w:val="single" w:sz="2" w:space="0" w:color="000000"/>
+              <w:rPr/>
+            </w:pPr>
+            <w:r>
+              <w:rPr/>
+            </w:r>
+          </w:p>
+        </w:tc>
+        <w:tc>
+          <w:tcPr>
+            <w:tcW w:w="627" w:type="dxa"/>
+            <w:tcBorders>
+              <w:start w:val="single" w:sz="2" w:space="0" w:color="000000"/>
               <w:bottom w:val="single" w:sz="2" w:space="0" w:color="000000"/>
             </w:tcBorders>
             <w:tcMar>
               <w:top w:w="29" w:type="dxa"/>
-              <w:left w:w="29" w:type="dxa"/>
+              <w:start w:w="29" w:type="dxa"/>
               <w:bottom w:w="29" w:type="dxa"/>
-              <w:right w:w="29" w:type="dxa"/>
+              <w:end w:w="29" w:type="dxa"/>
             </w:tcMar>
           </w:tcPr>
           <w:p>
             <w:pPr>
               <w:pStyle w:val="TableContents"/>
-            </w:pPr>
-          </w:p>
-        </w:tc>
-        <w:tc>
-          <w:tcPr>
-            <w:tcW w:w="630" w:type="dxa"/>
-            <w:tcBorders>
-              <w:left w:val="single" w:sz="2" w:space="0" w:color="000000"/>
+              <w:rPr/>
+            </w:pPr>
+            <w:r>
+              <w:rPr/>
+            </w:r>
+          </w:p>
+        </w:tc>
+        <w:tc>
+          <w:tcPr>
+            <w:tcW w:w="627" w:type="dxa"/>
+            <w:tcBorders>
+              <w:start w:val="single" w:sz="2" w:space="0" w:color="000000"/>
               <w:bottom w:val="single" w:sz="2" w:space="0" w:color="000000"/>
-              <w:right w:val="single" w:sz="2" w:space="0" w:color="000000"/>
+              <w:end w:val="single" w:sz="2" w:space="0" w:color="000000"/>
             </w:tcBorders>
             <w:tcMar>
               <w:top w:w="29" w:type="dxa"/>
-              <w:left w:w="29" w:type="dxa"/>
+              <w:start w:w="29" w:type="dxa"/>
               <w:bottom w:w="29" w:type="dxa"/>
-              <w:right w:w="29" w:type="dxa"/>
+              <w:end w:w="29" w:type="dxa"/>
             </w:tcMar>
           </w:tcPr>
           <w:p>
             <w:pPr>
               <w:pStyle w:val="TableContents"/>
-            </w:pPr>
+              <w:rPr/>
+            </w:pPr>
+            <w:r>
+              <w:rPr/>
+            </w:r>
           </w:p>
         </w:tc>
       </w:tr>
       <w:tr>
-        <w:tc>
-          <w:tcPr>
-            <w:tcW w:w="3150" w:type="dxa"/>
-            <w:tcBorders>
-              <w:left w:val="single" w:sz="2" w:space="0" w:color="000000"/>
+        <w:trPr/>
+        <w:tc>
+          <w:tcPr>
+            <w:tcW w:w="3132" w:type="dxa"/>
+            <w:tcBorders>
+              <w:start w:val="single" w:sz="2" w:space="0" w:color="000000"/>
               <w:bottom w:val="single" w:sz="2" w:space="0" w:color="000000"/>
             </w:tcBorders>
             <w:tcMar>
               <w:top w:w="29" w:type="dxa"/>
-              <w:left w:w="29" w:type="dxa"/>
+              <w:start w:w="29" w:type="dxa"/>
               <w:bottom w:w="29" w:type="dxa"/>
-              <w:right w:w="29" w:type="dxa"/>
+              <w:end w:w="29" w:type="dxa"/>
             </w:tcMar>
           </w:tcPr>
           <w:p>
             <w:pPr>
               <w:pStyle w:val="TableContents"/>
-            </w:pPr>
-          </w:p>
-        </w:tc>
-        <w:tc>
-          <w:tcPr>
-            <w:tcW w:w="450" w:type="dxa"/>
-            <w:tcBorders>
-              <w:left w:val="single" w:sz="2" w:space="0" w:color="000000"/>
+              <w:rPr/>
+            </w:pPr>
+            <w:r>
+              <w:rPr/>
+            </w:r>
+          </w:p>
+        </w:tc>
+        <w:tc>
+          <w:tcPr>
+            <w:tcW w:w="448" w:type="dxa"/>
+            <w:tcBorders>
+              <w:start w:val="single" w:sz="2" w:space="0" w:color="000000"/>
               <w:bottom w:val="single" w:sz="2" w:space="0" w:color="000000"/>
             </w:tcBorders>
             <w:tcMar>
               <w:top w:w="29" w:type="dxa"/>
-              <w:left w:w="29" w:type="dxa"/>
+              <w:start w:w="29" w:type="dxa"/>
               <w:bottom w:w="29" w:type="dxa"/>
-              <w:right w:w="29" w:type="dxa"/>
+              <w:end w:w="29" w:type="dxa"/>
             </w:tcMar>
           </w:tcPr>
           <w:p>
             <w:pPr>
               <w:pStyle w:val="TableContents"/>
-            </w:pPr>
-          </w:p>
-        </w:tc>
-        <w:tc>
-          <w:tcPr>
-            <w:tcW w:w="450" w:type="dxa"/>
-            <w:tcBorders>
-              <w:left w:val="single" w:sz="2" w:space="0" w:color="000000"/>
+              <w:rPr/>
+            </w:pPr>
+            <w:r>
+              <w:rPr/>
+            </w:r>
+          </w:p>
+        </w:tc>
+        <w:tc>
+          <w:tcPr>
+            <w:tcW w:w="448" w:type="dxa"/>
+            <w:tcBorders>
+              <w:start w:val="single" w:sz="2" w:space="0" w:color="000000"/>
               <w:bottom w:val="single" w:sz="2" w:space="0" w:color="000000"/>
             </w:tcBorders>
             <w:tcMar>
               <w:top w:w="29" w:type="dxa"/>
-              <w:left w:w="29" w:type="dxa"/>
+              <w:start w:w="29" w:type="dxa"/>
               <w:bottom w:w="29" w:type="dxa"/>
-              <w:right w:w="29" w:type="dxa"/>
+              <w:end w:w="29" w:type="dxa"/>
             </w:tcMar>
           </w:tcPr>
           <w:p>
             <w:pPr>
               <w:pStyle w:val="TableContents"/>
-            </w:pPr>
-          </w:p>
-        </w:tc>
-        <w:tc>
-          <w:tcPr>
-            <w:tcW w:w="450" w:type="dxa"/>
-            <w:tcBorders>
-              <w:left w:val="single" w:sz="2" w:space="0" w:color="000000"/>
+              <w:rPr/>
+            </w:pPr>
+            <w:r>
+              <w:rPr/>
+            </w:r>
+          </w:p>
+        </w:tc>
+        <w:tc>
+          <w:tcPr>
+            <w:tcW w:w="448" w:type="dxa"/>
+            <w:tcBorders>
+              <w:start w:val="single" w:sz="2" w:space="0" w:color="000000"/>
               <w:bottom w:val="single" w:sz="2" w:space="0" w:color="000000"/>
             </w:tcBorders>
             <w:tcMar>
               <w:top w:w="29" w:type="dxa"/>
-              <w:left w:w="29" w:type="dxa"/>
+              <w:start w:w="29" w:type="dxa"/>
               <w:bottom w:w="29" w:type="dxa"/>
-              <w:right w:w="29" w:type="dxa"/>
+              <w:end w:w="29" w:type="dxa"/>
             </w:tcMar>
           </w:tcPr>
           <w:p>
             <w:pPr>
               <w:pStyle w:val="TableContents"/>
-            </w:pPr>
-          </w:p>
-        </w:tc>
-        <w:tc>
-          <w:tcPr>
-            <w:tcW w:w="810" w:type="dxa"/>
+              <w:rPr/>
+            </w:pPr>
+            <w:r>
+              <w:rPr/>
+            </w:r>
+          </w:p>
+        </w:tc>
+        <w:tc>
+          <w:tcPr>
+            <w:tcW w:w="805" w:type="dxa"/>
             <w:gridSpan w:val="3"/>
             <w:tcBorders>
-              <w:left w:val="single" w:sz="2" w:space="0" w:color="000000"/>
+              <w:start w:val="single" w:sz="2" w:space="0" w:color="000000"/>
               <w:bottom w:val="single" w:sz="2" w:space="0" w:color="000000"/>
             </w:tcBorders>
             <w:tcMar>
               <w:top w:w="29" w:type="dxa"/>
-              <w:left w:w="29" w:type="dxa"/>
+              <w:start w:w="29" w:type="dxa"/>
               <w:bottom w:w="29" w:type="dxa"/>
-              <w:right w:w="29" w:type="dxa"/>
+              <w:end w:w="29" w:type="dxa"/>
             </w:tcMar>
           </w:tcPr>
           <w:p>
             <w:pPr>
               <w:pStyle w:val="TableContents"/>
-            </w:pPr>
-          </w:p>
-        </w:tc>
-        <w:tc>
-          <w:tcPr>
-            <w:tcW w:w="360" w:type="dxa"/>
-            <w:tcBorders>
-              <w:left w:val="single" w:sz="2" w:space="0" w:color="000000"/>
+              <w:rPr/>
+            </w:pPr>
+            <w:r>
+              <w:rPr/>
+            </w:r>
+          </w:p>
+        </w:tc>
+        <w:tc>
+          <w:tcPr>
+            <w:tcW w:w="358" w:type="dxa"/>
+            <w:tcBorders>
+              <w:start w:val="single" w:sz="2" w:space="0" w:color="000000"/>
               <w:bottom w:val="single" w:sz="2" w:space="0" w:color="000000"/>
             </w:tcBorders>
             <w:tcMar>
               <w:top w:w="29" w:type="dxa"/>
-              <w:left w:w="29" w:type="dxa"/>
+              <w:start w:w="29" w:type="dxa"/>
               <w:bottom w:w="29" w:type="dxa"/>
-              <w:right w:w="29" w:type="dxa"/>
+              <w:end w:w="29" w:type="dxa"/>
             </w:tcMar>
           </w:tcPr>
           <w:p>
             <w:pPr>
               <w:pStyle w:val="TableContents"/>
-            </w:pPr>
-          </w:p>
-        </w:tc>
-        <w:tc>
-          <w:tcPr>
-            <w:tcW w:w="630" w:type="dxa"/>
-            <w:tcBorders>
-              <w:left w:val="single" w:sz="2" w:space="0" w:color="000000"/>
+              <w:rPr/>
+            </w:pPr>
+            <w:r>
+              <w:rPr/>
+            </w:r>
+          </w:p>
+        </w:tc>
+        <w:tc>
+          <w:tcPr>
+            <w:tcW w:w="627" w:type="dxa"/>
+            <w:tcBorders>
+              <w:start w:val="single" w:sz="2" w:space="0" w:color="000000"/>
               <w:bottom w:val="single" w:sz="2" w:space="0" w:color="000000"/>
             </w:tcBorders>
             <w:tcMar>
               <w:top w:w="29" w:type="dxa"/>
-              <w:left w:w="29" w:type="dxa"/>
+              <w:start w:w="29" w:type="dxa"/>
               <w:bottom w:w="29" w:type="dxa"/>
-              <w:right w:w="29" w:type="dxa"/>
+              <w:end w:w="29" w:type="dxa"/>
             </w:tcMar>
           </w:tcPr>
           <w:p>
             <w:pPr>
               <w:pStyle w:val="TableContents"/>
-            </w:pPr>
-          </w:p>
-        </w:tc>
-        <w:tc>
-          <w:tcPr>
-            <w:tcW w:w="630" w:type="dxa"/>
-            <w:tcBorders>
-              <w:left w:val="single" w:sz="2" w:space="0" w:color="000000"/>
+              <w:rPr/>
+            </w:pPr>
+            <w:r>
+              <w:rPr/>
+            </w:r>
+          </w:p>
+        </w:tc>
+        <w:tc>
+          <w:tcPr>
+            <w:tcW w:w="627" w:type="dxa"/>
+            <w:tcBorders>
+              <w:start w:val="single" w:sz="2" w:space="0" w:color="000000"/>
               <w:bottom w:val="single" w:sz="2" w:space="0" w:color="000000"/>
-              <w:right w:val="single" w:sz="2" w:space="0" w:color="000000"/>
+              <w:end w:val="single" w:sz="2" w:space="0" w:color="000000"/>
             </w:tcBorders>
             <w:tcMar>
               <w:top w:w="29" w:type="dxa"/>
-              <w:left w:w="29" w:type="dxa"/>
+              <w:start w:w="29" w:type="dxa"/>
               <w:bottom w:w="29" w:type="dxa"/>
-              <w:right w:w="29" w:type="dxa"/>
+              <w:end w:w="29" w:type="dxa"/>
             </w:tcMar>
           </w:tcPr>
           <w:p>
             <w:pPr>
               <w:pStyle w:val="TableContents"/>
-            </w:pPr>
+              <w:rPr/>
+            </w:pPr>
+            <w:r>
+              <w:rPr/>
+            </w:r>
           </w:p>
         </w:tc>
       </w:tr>
       <w:tr>
-        <w:tc>
-          <w:tcPr>
-            <w:tcW w:w="3150" w:type="dxa"/>
-            <w:tcBorders>
-              <w:left w:val="single" w:sz="2" w:space="0" w:color="000000"/>
+        <w:trPr/>
+        <w:tc>
+          <w:tcPr>
+            <w:tcW w:w="3132" w:type="dxa"/>
+            <w:tcBorders>
+              <w:start w:val="single" w:sz="2" w:space="0" w:color="000000"/>
               <w:bottom w:val="single" w:sz="2" w:space="0" w:color="000000"/>
             </w:tcBorders>
             <w:tcMar>
               <w:top w:w="29" w:type="dxa"/>
-              <w:left w:w="29" w:type="dxa"/>
+              <w:start w:w="29" w:type="dxa"/>
               <w:bottom w:w="29" w:type="dxa"/>
-              <w:right w:w="29" w:type="dxa"/>
+              <w:end w:w="29" w:type="dxa"/>
             </w:tcMar>
           </w:tcPr>
           <w:p>
             <w:pPr>
               <w:pStyle w:val="TableContents"/>
-            </w:pPr>
-          </w:p>
-        </w:tc>
-        <w:tc>
-          <w:tcPr>
-            <w:tcW w:w="450" w:type="dxa"/>
-            <w:tcBorders>
-              <w:left w:val="single" w:sz="2" w:space="0" w:color="000000"/>
+              <w:rPr/>
+            </w:pPr>
+            <w:r>
+              <w:rPr/>
+            </w:r>
+          </w:p>
+        </w:tc>
+        <w:tc>
+          <w:tcPr>
+            <w:tcW w:w="448" w:type="dxa"/>
+            <w:tcBorders>
+              <w:start w:val="single" w:sz="2" w:space="0" w:color="000000"/>
               <w:bottom w:val="single" w:sz="2" w:space="0" w:color="000000"/>
             </w:tcBorders>
             <w:tcMar>
               <w:top w:w="29" w:type="dxa"/>
-              <w:left w:w="29" w:type="dxa"/>
+              <w:start w:w="29" w:type="dxa"/>
               <w:bottom w:w="29" w:type="dxa"/>
-              <w:right w:w="29" w:type="dxa"/>
+              <w:end w:w="29" w:type="dxa"/>
             </w:tcMar>
           </w:tcPr>
           <w:p>
             <w:pPr>
               <w:pStyle w:val="TableContents"/>
-            </w:pPr>
-          </w:p>
-        </w:tc>
-        <w:tc>
-          <w:tcPr>
-            <w:tcW w:w="450" w:type="dxa"/>
-            <w:tcBorders>
-              <w:left w:val="single" w:sz="2" w:space="0" w:color="000000"/>
+              <w:rPr/>
+            </w:pPr>
+            <w:r>
+              <w:rPr/>
+            </w:r>
+          </w:p>
+        </w:tc>
+        <w:tc>
+          <w:tcPr>
+            <w:tcW w:w="448" w:type="dxa"/>
+            <w:tcBorders>
+              <w:start w:val="single" w:sz="2" w:space="0" w:color="000000"/>
               <w:bottom w:val="single" w:sz="2" w:space="0" w:color="000000"/>
             </w:tcBorders>
             <w:tcMar>
               <w:top w:w="29" w:type="dxa"/>
-              <w:left w:w="29" w:type="dxa"/>
+              <w:start w:w="29" w:type="dxa"/>
               <w:bottom w:w="29" w:type="dxa"/>
-              <w:right w:w="29" w:type="dxa"/>
+              <w:end w:w="29" w:type="dxa"/>
             </w:tcMar>
           </w:tcPr>
           <w:p>
             <w:pPr>
               <w:pStyle w:val="TableContents"/>
-            </w:pPr>
-          </w:p>
-        </w:tc>
-        <w:tc>
-          <w:tcPr>
-            <w:tcW w:w="450" w:type="dxa"/>
-            <w:tcBorders>
-              <w:left w:val="single" w:sz="2" w:space="0" w:color="000000"/>
+              <w:rPr/>
+            </w:pPr>
+            <w:r>
+              <w:rPr/>
+            </w:r>
+          </w:p>
+        </w:tc>
+        <w:tc>
+          <w:tcPr>
+            <w:tcW w:w="448" w:type="dxa"/>
+            <w:tcBorders>
+              <w:start w:val="single" w:sz="2" w:space="0" w:color="000000"/>
               <w:bottom w:val="single" w:sz="2" w:space="0" w:color="000000"/>
             </w:tcBorders>
             <w:tcMar>
               <w:top w:w="29" w:type="dxa"/>
-              <w:left w:w="29" w:type="dxa"/>
+              <w:start w:w="29" w:type="dxa"/>
               <w:bottom w:w="29" w:type="dxa"/>
-              <w:right w:w="29" w:type="dxa"/>
+              <w:end w:w="29" w:type="dxa"/>
             </w:tcMar>
           </w:tcPr>
           <w:p>
             <w:pPr>
               <w:pStyle w:val="TableContents"/>
-            </w:pPr>
-          </w:p>
-        </w:tc>
-        <w:tc>
-          <w:tcPr>
-            <w:tcW w:w="810" w:type="dxa"/>
+              <w:rPr/>
+            </w:pPr>
+            <w:r>
+              <w:rPr/>
+            </w:r>
+          </w:p>
+        </w:tc>
+        <w:tc>
+          <w:tcPr>
+            <w:tcW w:w="805" w:type="dxa"/>
             <w:gridSpan w:val="3"/>
             <w:tcBorders>
-              <w:left w:val="single" w:sz="2" w:space="0" w:color="000000"/>
+              <w:start w:val="single" w:sz="2" w:space="0" w:color="000000"/>
               <w:bottom w:val="single" w:sz="2" w:space="0" w:color="000000"/>
             </w:tcBorders>
             <w:tcMar>
               <w:top w:w="29" w:type="dxa"/>
-              <w:left w:w="29" w:type="dxa"/>
+              <w:start w:w="29" w:type="dxa"/>
               <w:bottom w:w="29" w:type="dxa"/>
-              <w:right w:w="29" w:type="dxa"/>
+              <w:end w:w="29" w:type="dxa"/>
             </w:tcMar>
           </w:tcPr>
           <w:p>
             <w:pPr>
               <w:pStyle w:val="TableContents"/>
-            </w:pPr>
-          </w:p>
-        </w:tc>
-        <w:tc>
-          <w:tcPr>
-            <w:tcW w:w="360" w:type="dxa"/>
-            <w:tcBorders>
-              <w:left w:val="single" w:sz="2" w:space="0" w:color="000000"/>
+              <w:rPr/>
+            </w:pPr>
+            <w:r>
+              <w:rPr/>
+            </w:r>
+          </w:p>
+        </w:tc>
+        <w:tc>
+          <w:tcPr>
+            <w:tcW w:w="358" w:type="dxa"/>
+            <w:tcBorders>
+              <w:start w:val="single" w:sz="2" w:space="0" w:color="000000"/>
               <w:bottom w:val="single" w:sz="2" w:space="0" w:color="000000"/>
             </w:tcBorders>
             <w:tcMar>
               <w:top w:w="29" w:type="dxa"/>
-              <w:left w:w="29" w:type="dxa"/>
+              <w:start w:w="29" w:type="dxa"/>
               <w:bottom w:w="29" w:type="dxa"/>
-              <w:right w:w="29" w:type="dxa"/>
+              <w:end w:w="29" w:type="dxa"/>
             </w:tcMar>
           </w:tcPr>
           <w:p>
             <w:pPr>
               <w:pStyle w:val="TableContents"/>
-            </w:pPr>
-          </w:p>
-        </w:tc>
-        <w:tc>
-          <w:tcPr>
-            <w:tcW w:w="630" w:type="dxa"/>
-            <w:tcBorders>
-              <w:left w:val="single" w:sz="2" w:space="0" w:color="000000"/>
+              <w:rPr/>
+            </w:pPr>
+            <w:r>
+              <w:rPr/>
+            </w:r>
+          </w:p>
+        </w:tc>
+        <w:tc>
+          <w:tcPr>
+            <w:tcW w:w="627" w:type="dxa"/>
+            <w:tcBorders>
+              <w:start w:val="single" w:sz="2" w:space="0" w:color="000000"/>
               <w:bottom w:val="single" w:sz="2" w:space="0" w:color="000000"/>
             </w:tcBorders>
             <w:tcMar>
               <w:top w:w="29" w:type="dxa"/>
-              <w:left w:w="29" w:type="dxa"/>
+              <w:start w:w="29" w:type="dxa"/>
               <w:bottom w:w="29" w:type="dxa"/>
-              <w:right w:w="29" w:type="dxa"/>
+              <w:end w:w="29" w:type="dxa"/>
             </w:tcMar>
           </w:tcPr>
           <w:p>
             <w:pPr>
               <w:pStyle w:val="TableContents"/>
-            </w:pPr>
-          </w:p>
-        </w:tc>
-        <w:tc>
-          <w:tcPr>
-            <w:tcW w:w="630" w:type="dxa"/>
-            <w:tcBorders>
-              <w:left w:val="single" w:sz="2" w:space="0" w:color="000000"/>
+              <w:rPr/>
+            </w:pPr>
+            <w:r>
+              <w:rPr/>
+            </w:r>
+          </w:p>
+        </w:tc>
+        <w:tc>
+          <w:tcPr>
+            <w:tcW w:w="627" w:type="dxa"/>
+            <w:tcBorders>
+              <w:start w:val="single" w:sz="2" w:space="0" w:color="000000"/>
               <w:bottom w:val="single" w:sz="2" w:space="0" w:color="000000"/>
-              <w:right w:val="single" w:sz="2" w:space="0" w:color="000000"/>
+              <w:end w:val="single" w:sz="2" w:space="0" w:color="000000"/>
             </w:tcBorders>
             <w:tcMar>
               <w:top w:w="29" w:type="dxa"/>
-              <w:left w:w="29" w:type="dxa"/>
+              <w:start w:w="29" w:type="dxa"/>
               <w:bottom w:w="29" w:type="dxa"/>
-              <w:right w:w="29" w:type="dxa"/>
+              <w:end w:w="29" w:type="dxa"/>
             </w:tcMar>
           </w:tcPr>
           <w:p>
             <w:pPr>
               <w:pStyle w:val="TableContents"/>
-            </w:pPr>
+              <w:rPr/>
+            </w:pPr>
+            <w:r>
+              <w:rPr/>
+            </w:r>
           </w:p>
         </w:tc>
       </w:tr>
       <w:tr>
-        <w:tc>
-          <w:tcPr>
-            <w:tcW w:w="3150" w:type="dxa"/>
-            <w:tcBorders>
-              <w:left w:val="single" w:sz="2" w:space="0" w:color="000000"/>
+        <w:trPr/>
+        <w:tc>
+          <w:tcPr>
+            <w:tcW w:w="3132" w:type="dxa"/>
+            <w:tcBorders>
+              <w:start w:val="single" w:sz="2" w:space="0" w:color="000000"/>
               <w:bottom w:val="single" w:sz="2" w:space="0" w:color="000000"/>
             </w:tcBorders>
             <w:tcMar>
               <w:top w:w="29" w:type="dxa"/>
-              <w:left w:w="29" w:type="dxa"/>
+              <w:start w:w="29" w:type="dxa"/>
               <w:bottom w:w="29" w:type="dxa"/>
-              <w:right w:w="29" w:type="dxa"/>
+              <w:end w:w="29" w:type="dxa"/>
             </w:tcMar>
           </w:tcPr>
           <w:p>
             <w:pPr>
               <w:pStyle w:val="TableContents"/>
-            </w:pPr>
-          </w:p>
-        </w:tc>
-        <w:tc>
-          <w:tcPr>
-            <w:tcW w:w="450" w:type="dxa"/>
-            <w:tcBorders>
-              <w:left w:val="single" w:sz="2" w:space="0" w:color="000000"/>
+              <w:rPr/>
+            </w:pPr>
+            <w:r>
+              <w:rPr/>
+            </w:r>
+          </w:p>
+        </w:tc>
+        <w:tc>
+          <w:tcPr>
+            <w:tcW w:w="448" w:type="dxa"/>
+            <w:tcBorders>
+              <w:start w:val="single" w:sz="2" w:space="0" w:color="000000"/>
               <w:bottom w:val="single" w:sz="2" w:space="0" w:color="000000"/>
             </w:tcBorders>
             <w:tcMar>
               <w:top w:w="29" w:type="dxa"/>
-              <w:left w:w="29" w:type="dxa"/>
+              <w:start w:w="29" w:type="dxa"/>
               <w:bottom w:w="29" w:type="dxa"/>
-              <w:right w:w="29" w:type="dxa"/>
+              <w:end w:w="29" w:type="dxa"/>
             </w:tcMar>
           </w:tcPr>
           <w:p>
             <w:pPr>
               <w:pStyle w:val="TableContents"/>
-            </w:pPr>
-          </w:p>
-        </w:tc>
-        <w:tc>
-          <w:tcPr>
-            <w:tcW w:w="450" w:type="dxa"/>
-            <w:tcBorders>
-              <w:left w:val="single" w:sz="2" w:space="0" w:color="000000"/>
+              <w:rPr/>
+            </w:pPr>
+            <w:r>
+              <w:rPr/>
+            </w:r>
+          </w:p>
+        </w:tc>
+        <w:tc>
+          <w:tcPr>
+            <w:tcW w:w="448" w:type="dxa"/>
+            <w:tcBorders>
+              <w:start w:val="single" w:sz="2" w:space="0" w:color="000000"/>
               <w:bottom w:val="single" w:sz="2" w:space="0" w:color="000000"/>
             </w:tcBorders>
             <w:tcMar>
               <w:top w:w="29" w:type="dxa"/>
-              <w:left w:w="29" w:type="dxa"/>
+              <w:start w:w="29" w:type="dxa"/>
               <w:bottom w:w="29" w:type="dxa"/>
-              <w:right w:w="29" w:type="dxa"/>
+              <w:end w:w="29" w:type="dxa"/>
             </w:tcMar>
           </w:tcPr>
           <w:p>
             <w:pPr>
               <w:pStyle w:val="TableContents"/>
-            </w:pPr>
-          </w:p>
-        </w:tc>
-        <w:tc>
-          <w:tcPr>
-            <w:tcW w:w="450" w:type="dxa"/>
-            <w:tcBorders>
-              <w:left w:val="single" w:sz="2" w:space="0" w:color="000000"/>
+              <w:rPr/>
+            </w:pPr>
+            <w:r>
+              <w:rPr/>
+            </w:r>
+          </w:p>
+        </w:tc>
+        <w:tc>
+          <w:tcPr>
+            <w:tcW w:w="448" w:type="dxa"/>
+            <w:tcBorders>
+              <w:start w:val="single" w:sz="2" w:space="0" w:color="000000"/>
               <w:bottom w:val="single" w:sz="2" w:space="0" w:color="000000"/>
             </w:tcBorders>
             <w:tcMar>
               <w:top w:w="29" w:type="dxa"/>
-              <w:left w:w="29" w:type="dxa"/>
+              <w:start w:w="29" w:type="dxa"/>
               <w:bottom w:w="29" w:type="dxa"/>
-              <w:right w:w="29" w:type="dxa"/>
+              <w:end w:w="29" w:type="dxa"/>
             </w:tcMar>
           </w:tcPr>
           <w:p>
             <w:pPr>
               <w:pStyle w:val="TableContents"/>
-            </w:pPr>
-          </w:p>
-        </w:tc>
-        <w:tc>
-          <w:tcPr>
-            <w:tcW w:w="360" w:type="dxa"/>
-            <w:tcBorders>
-              <w:left w:val="single" w:sz="2" w:space="0" w:color="000000"/>
+              <w:rPr/>
+            </w:pPr>
+            <w:r>
+              <w:rPr/>
+            </w:r>
+          </w:p>
+        </w:tc>
+        <w:tc>
+          <w:tcPr>
+            <w:tcW w:w="357" w:type="dxa"/>
+            <w:tcBorders>
+              <w:start w:val="single" w:sz="2" w:space="0" w:color="000000"/>
               <w:bottom w:val="single" w:sz="2" w:space="0" w:color="000000"/>
             </w:tcBorders>
             <w:tcMar>
               <w:top w:w="29" w:type="dxa"/>
-              <w:left w:w="29" w:type="dxa"/>
+              <w:start w:w="29" w:type="dxa"/>
               <w:bottom w:w="29" w:type="dxa"/>
-              <w:right w:w="29" w:type="dxa"/>
+              <w:end w:w="29" w:type="dxa"/>
             </w:tcMar>
           </w:tcPr>
           <w:p>
@@ -2565,16 +2874,16 @@
         </w:tc>
         <w:tc>
           <w:tcPr>
-            <w:tcW w:w="360" w:type="dxa"/>
-            <w:tcBorders>
-              <w:left w:val="single" w:sz="2" w:space="0" w:color="000000"/>
+            <w:tcW w:w="358" w:type="dxa"/>
+            <w:tcBorders>
+              <w:start w:val="single" w:sz="2" w:space="0" w:color="000000"/>
               <w:bottom w:val="single" w:sz="2" w:space="0" w:color="000000"/>
             </w:tcBorders>
             <w:tcMar>
               <w:top w:w="29" w:type="dxa"/>
-              <w:left w:w="29" w:type="dxa"/>
+              <w:start w:w="29" w:type="dxa"/>
               <w:bottom w:w="29" w:type="dxa"/>
-              <w:right w:w="29" w:type="dxa"/>
+              <w:end w:w="29" w:type="dxa"/>
             </w:tcMar>
           </w:tcPr>
           <w:p>
@@ -2596,17 +2905,17 @@
         </w:tc>
         <w:tc>
           <w:tcPr>
-            <w:tcW w:w="450" w:type="dxa"/>
+            <w:tcW w:w="448" w:type="dxa"/>
             <w:gridSpan w:val="2"/>
             <w:tcBorders>
-              <w:left w:val="single" w:sz="2" w:space="0" w:color="000000"/>
+              <w:start w:val="single" w:sz="2" w:space="0" w:color="000000"/>
               <w:bottom w:val="single" w:sz="2" w:space="0" w:color="000000"/>
             </w:tcBorders>
             <w:tcMar>
               <w:top w:w="29" w:type="dxa"/>
-              <w:left w:w="29" w:type="dxa"/>
+              <w:start w:w="29" w:type="dxa"/>
               <w:bottom w:w="29" w:type="dxa"/>
-              <w:right w:w="29" w:type="dxa"/>
+              <w:end w:w="29" w:type="dxa"/>
             </w:tcMar>
           </w:tcPr>
           <w:p>
@@ -2628,409 +2937,506 @@
         </w:tc>
         <w:tc>
           <w:tcPr>
-            <w:tcW w:w="630" w:type="dxa"/>
-            <w:tcBorders>
-              <w:left w:val="single" w:sz="2" w:space="0" w:color="000000"/>
+            <w:tcW w:w="627" w:type="dxa"/>
+            <w:tcBorders>
+              <w:start w:val="single" w:sz="2" w:space="0" w:color="000000"/>
               <w:bottom w:val="single" w:sz="2" w:space="0" w:color="000000"/>
             </w:tcBorders>
             <w:tcMar>
               <w:top w:w="29" w:type="dxa"/>
-              <w:left w:w="29" w:type="dxa"/>
+              <w:start w:w="29" w:type="dxa"/>
               <w:bottom w:w="29" w:type="dxa"/>
-              <w:right w:w="29" w:type="dxa"/>
+              <w:end w:w="29" w:type="dxa"/>
             </w:tcMar>
           </w:tcPr>
           <w:p>
             <w:pPr>
               <w:pStyle w:val="TableContents"/>
-            </w:pPr>
-          </w:p>
-        </w:tc>
-        <w:tc>
-          <w:tcPr>
-            <w:tcW w:w="630" w:type="dxa"/>
-            <w:tcBorders>
-              <w:left w:val="single" w:sz="2" w:space="0" w:color="000000"/>
+              <w:rPr/>
+            </w:pPr>
+            <w:r>
+              <w:rPr/>
+            </w:r>
+          </w:p>
+        </w:tc>
+        <w:tc>
+          <w:tcPr>
+            <w:tcW w:w="627" w:type="dxa"/>
+            <w:tcBorders>
+              <w:start w:val="single" w:sz="2" w:space="0" w:color="000000"/>
               <w:bottom w:val="single" w:sz="2" w:space="0" w:color="000000"/>
-              <w:right w:val="single" w:sz="2" w:space="0" w:color="000000"/>
+              <w:end w:val="single" w:sz="2" w:space="0" w:color="000000"/>
             </w:tcBorders>
             <w:tcMar>
               <w:top w:w="29" w:type="dxa"/>
-              <w:left w:w="29" w:type="dxa"/>
+              <w:start w:w="29" w:type="dxa"/>
               <w:bottom w:w="29" w:type="dxa"/>
-              <w:right w:w="29" w:type="dxa"/>
+              <w:end w:w="29" w:type="dxa"/>
             </w:tcMar>
           </w:tcPr>
           <w:p>
             <w:pPr>
               <w:pStyle w:val="TableContents"/>
-            </w:pPr>
+              <w:rPr/>
+            </w:pPr>
+            <w:r>
+              <w:rPr/>
+            </w:r>
           </w:p>
         </w:tc>
       </w:tr>
     </w:tbl>
     <w:p>
       <w:pPr>
-        <w:tabs>
-          <w:tab w:val="left" w:pos="2340"/>
-          <w:tab w:val="left" w:pos="2880"/>
-          <w:tab w:val="left" w:pos="3420"/>
-          <w:tab w:val="left" w:pos="4140"/>
-          <w:tab w:val="left" w:pos="4860"/>
-          <w:tab w:val="left" w:pos="5490"/>
-          <w:tab w:val="left" w:pos="6120"/>
-        </w:tabs>
+        <w:pStyle w:val="Normal"/>
+        <w:tabs>
+          <w:tab w:val="clear" w:pos="709"/>
+          <w:tab w:val="left" w:pos="2340" w:leader="none"/>
+          <w:tab w:val="left" w:pos="2880" w:leader="none"/>
+          <w:tab w:val="left" w:pos="3420" w:leader="none"/>
+          <w:tab w:val="left" w:pos="4140" w:leader="none"/>
+          <w:tab w:val="left" w:pos="4860" w:leader="none"/>
+          <w:tab w:val="left" w:pos="5490" w:leader="none"/>
+          <w:tab w:val="left" w:pos="6120" w:leader="none"/>
+        </w:tabs>
+        <w:spacing w:before="0" w:after="0"/>
+        <w:rPr/>
       </w:pPr>
       <w:r>
         <w:br w:type="column"/>
       </w:r>
-    </w:p>
-    <w:p>
-      <w:pPr>
-        <w:tabs>
-          <w:tab w:val="left" w:pos="1980"/>
-          <w:tab w:val="left" w:pos="2520"/>
-          <w:tab w:val="left" w:pos="3150"/>
-          <w:tab w:val="left" w:pos="3690"/>
-          <w:tab w:val="left" w:pos="4320"/>
-          <w:tab w:val="left" w:pos="4860"/>
-          <w:tab w:val="left" w:pos="5310"/>
-          <w:tab w:val="left" w:pos="5850"/>
-          <w:tab w:val="left" w:pos="6480"/>
+      <w:r>
+        <w:rPr/>
+      </w:r>
+    </w:p>
+    <w:p>
+      <w:pPr>
+        <w:pStyle w:val="Normal"/>
+        <w:tabs>
+          <w:tab w:val="clear" w:pos="709"/>
+          <w:tab w:val="left" w:pos="1980" w:leader="none"/>
+          <w:tab w:val="left" w:pos="2520" w:leader="none"/>
+          <w:tab w:val="left" w:pos="3150" w:leader="none"/>
+          <w:tab w:val="left" w:pos="3690" w:leader="none"/>
+          <w:tab w:val="left" w:pos="4320" w:leader="none"/>
+          <w:tab w:val="left" w:pos="4860" w:leader="none"/>
+          <w:tab w:val="left" w:pos="5310" w:leader="none"/>
+          <w:tab w:val="left" w:pos="5850" w:leader="none"/>
+          <w:tab w:val="left" w:pos="6480" w:leader="none"/>
         </w:tabs>
         <w:jc w:val="center"/>
-      </w:pPr>
-      <w:r>
+        <w:rPr/>
+      </w:pPr>
+      <w:r>
+        <w:rPr/>
         <w:t>Familiar</w:t>
       </w:r>
     </w:p>
     <w:p>
       <w:pPr>
-        <w:tabs>
-          <w:tab w:val="right" w:pos="2929"/>
-          <w:tab w:val="left" w:pos="3150"/>
-          <w:tab w:val="left" w:pos="3690"/>
-          <w:tab w:val="left" w:pos="4320"/>
-          <w:tab w:val="left" w:pos="4860"/>
-          <w:tab w:val="left" w:pos="5310"/>
-          <w:tab w:val="left" w:pos="5850"/>
-          <w:tab w:val="left" w:pos="6480"/>
-        </w:tabs>
-        <w:jc w:val="both"/>
-      </w:pPr>
-      <w:r>
+        <w:pStyle w:val="Normal"/>
+        <w:tabs>
+          <w:tab w:val="clear" w:pos="709"/>
+          <w:tab w:val="right" w:pos="2929" w:leader="none"/>
+          <w:tab w:val="left" w:pos="3150" w:leader="none"/>
+          <w:tab w:val="left" w:pos="3690" w:leader="none"/>
+          <w:tab w:val="left" w:pos="4320" w:leader="none"/>
+          <w:tab w:val="left" w:pos="4860" w:leader="none"/>
+          <w:tab w:val="left" w:pos="5310" w:leader="none"/>
+          <w:tab w:val="left" w:pos="5850" w:leader="none"/>
+          <w:tab w:val="left" w:pos="6480" w:leader="none"/>
+        </w:tabs>
+        <w:jc w:val="both"/>
+        <w:rPr/>
+      </w:pPr>
+      <w:r>
+        <w:rPr/>
         <w:t>"______________________________"</w:t>
       </w:r>
     </w:p>
     <w:p>
       <w:pPr>
-        <w:tabs>
-          <w:tab w:val="right" w:pos="2879"/>
-          <w:tab w:val="left" w:pos="3150"/>
-          <w:tab w:val="left" w:pos="3690"/>
-          <w:tab w:val="left" w:pos="4320"/>
-          <w:tab w:val="left" w:pos="4860"/>
-          <w:tab w:val="left" w:pos="5310"/>
-          <w:tab w:val="left" w:pos="5850"/>
-          <w:tab w:val="left" w:pos="6480"/>
-        </w:tabs>
-        <w:jc w:val="both"/>
-      </w:pPr>
-      <w:r>
+        <w:pStyle w:val="Normal"/>
+        <w:tabs>
+          <w:tab w:val="clear" w:pos="709"/>
+          <w:tab w:val="right" w:pos="2879" w:leader="none"/>
+          <w:tab w:val="left" w:pos="3150" w:leader="none"/>
+          <w:tab w:val="left" w:pos="3690" w:leader="none"/>
+          <w:tab w:val="left" w:pos="4320" w:leader="none"/>
+          <w:tab w:val="left" w:pos="4860" w:leader="none"/>
+          <w:tab w:val="left" w:pos="5310" w:leader="none"/>
+          <w:tab w:val="left" w:pos="5850" w:leader="none"/>
+          <w:tab w:val="left" w:pos="6480" w:leader="none"/>
+        </w:tabs>
+        <w:jc w:val="both"/>
+        <w:rPr/>
+      </w:pPr>
+      <w:r>
+        <w:rPr/>
         <w:t>____hp</w:t>
-      </w:r>
-      <w:r>
         <w:tab/>
         <w:t>_________________________</w:t>
       </w:r>
     </w:p>
     <w:p>
       <w:pPr>
-        <w:tabs>
-          <w:tab w:val="right" w:pos="2929"/>
-          <w:tab w:val="left" w:pos="3150"/>
-          <w:tab w:val="left" w:pos="3690"/>
-          <w:tab w:val="left" w:pos="4320"/>
-          <w:tab w:val="left" w:pos="4860"/>
-          <w:tab w:val="left" w:pos="5310"/>
-          <w:tab w:val="left" w:pos="5850"/>
-          <w:tab w:val="left" w:pos="6480"/>
-        </w:tabs>
-        <w:jc w:val="both"/>
-      </w:pPr>
-      <w:r>
+        <w:pStyle w:val="Normal"/>
+        <w:tabs>
+          <w:tab w:val="clear" w:pos="709"/>
+          <w:tab w:val="right" w:pos="2929" w:leader="none"/>
+          <w:tab w:val="left" w:pos="3150" w:leader="none"/>
+          <w:tab w:val="left" w:pos="3690" w:leader="none"/>
+          <w:tab w:val="left" w:pos="4320" w:leader="none"/>
+          <w:tab w:val="left" w:pos="4860" w:leader="none"/>
+          <w:tab w:val="left" w:pos="5310" w:leader="none"/>
+          <w:tab w:val="left" w:pos="5850" w:leader="none"/>
+          <w:tab w:val="left" w:pos="6480" w:leader="none"/>
+        </w:tabs>
+        <w:jc w:val="both"/>
+        <w:rPr/>
+      </w:pPr>
+      <w:r>
+        <w:rPr/>
         <w:t>________________________________</w:t>
       </w:r>
     </w:p>
     <w:p>
       <w:pPr>
-        <w:tabs>
-          <w:tab w:val="right" w:pos="2929"/>
-          <w:tab w:val="left" w:pos="3150"/>
-          <w:tab w:val="left" w:pos="3690"/>
-          <w:tab w:val="left" w:pos="4320"/>
-          <w:tab w:val="left" w:pos="4860"/>
-          <w:tab w:val="left" w:pos="5310"/>
-          <w:tab w:val="left" w:pos="5850"/>
-          <w:tab w:val="left" w:pos="6480"/>
-        </w:tabs>
-        <w:jc w:val="both"/>
-      </w:pPr>
-      <w:r>
+        <w:pStyle w:val="Normal"/>
+        <w:tabs>
+          <w:tab w:val="clear" w:pos="709"/>
+          <w:tab w:val="right" w:pos="2929" w:leader="none"/>
+          <w:tab w:val="left" w:pos="3150" w:leader="none"/>
+          <w:tab w:val="left" w:pos="3690" w:leader="none"/>
+          <w:tab w:val="left" w:pos="4320" w:leader="none"/>
+          <w:tab w:val="left" w:pos="4860" w:leader="none"/>
+          <w:tab w:val="left" w:pos="5310" w:leader="none"/>
+          <w:tab w:val="left" w:pos="5850" w:leader="none"/>
+          <w:tab w:val="left" w:pos="6480" w:leader="none"/>
+        </w:tabs>
+        <w:jc w:val="both"/>
+        <w:rPr/>
+      </w:pPr>
+      <w:r>
+        <w:rPr/>
         <w:t>________________________________</w:t>
       </w:r>
     </w:p>
     <w:p>
       <w:pPr>
-        <w:tabs>
-          <w:tab w:val="right" w:pos="2929"/>
-          <w:tab w:val="left" w:pos="3150"/>
-          <w:tab w:val="left" w:pos="3690"/>
-          <w:tab w:val="left" w:pos="4320"/>
-          <w:tab w:val="left" w:pos="4860"/>
-          <w:tab w:val="left" w:pos="5310"/>
-          <w:tab w:val="left" w:pos="5850"/>
-          <w:tab w:val="left" w:pos="6480"/>
-        </w:tabs>
-        <w:jc w:val="both"/>
-      </w:pPr>
-      <w:r>
+        <w:pStyle w:val="Normal"/>
+        <w:tabs>
+          <w:tab w:val="clear" w:pos="709"/>
+          <w:tab w:val="right" w:pos="2929" w:leader="none"/>
+          <w:tab w:val="left" w:pos="3150" w:leader="none"/>
+          <w:tab w:val="left" w:pos="3690" w:leader="none"/>
+          <w:tab w:val="left" w:pos="4320" w:leader="none"/>
+          <w:tab w:val="left" w:pos="4860" w:leader="none"/>
+          <w:tab w:val="left" w:pos="5310" w:leader="none"/>
+          <w:tab w:val="left" w:pos="5850" w:leader="none"/>
+          <w:tab w:val="left" w:pos="6480" w:leader="none"/>
+        </w:tabs>
+        <w:jc w:val="both"/>
+        <w:rPr/>
+      </w:pPr>
+      <w:r>
+        <w:rPr/>
         <w:t>________________________________</w:t>
       </w:r>
     </w:p>
     <w:p>
       <w:pPr>
-        <w:tabs>
-          <w:tab w:val="left" w:pos="1980"/>
-          <w:tab w:val="left" w:pos="2520"/>
-          <w:tab w:val="left" w:pos="3150"/>
-          <w:tab w:val="left" w:pos="3690"/>
-          <w:tab w:val="left" w:pos="4320"/>
-          <w:tab w:val="left" w:pos="4860"/>
-          <w:tab w:val="left" w:pos="5310"/>
-          <w:tab w:val="left" w:pos="5850"/>
-          <w:tab w:val="left" w:pos="6480"/>
-        </w:tabs>
-        <w:jc w:val="both"/>
-      </w:pPr>
-    </w:p>
-    <w:p>
-      <w:pPr>
-        <w:tabs>
-          <w:tab w:val="left" w:pos="1980"/>
-          <w:tab w:val="left" w:pos="2520"/>
-          <w:tab w:val="left" w:pos="3150"/>
-          <w:tab w:val="left" w:pos="3690"/>
-          <w:tab w:val="left" w:pos="4320"/>
-          <w:tab w:val="left" w:pos="4860"/>
-          <w:tab w:val="left" w:pos="5310"/>
-          <w:tab w:val="left" w:pos="5850"/>
-          <w:tab w:val="left" w:pos="6480"/>
-        </w:tabs>
-        <w:jc w:val="both"/>
-      </w:pPr>
-    </w:p>
-    <w:p>
-      <w:pPr>
-        <w:tabs>
-          <w:tab w:val="left" w:pos="1980"/>
-          <w:tab w:val="left" w:pos="2520"/>
-          <w:tab w:val="left" w:pos="3150"/>
-          <w:tab w:val="left" w:pos="3690"/>
-          <w:tab w:val="left" w:pos="4320"/>
-          <w:tab w:val="left" w:pos="4860"/>
-          <w:tab w:val="left" w:pos="5310"/>
-          <w:tab w:val="left" w:pos="5850"/>
-          <w:tab w:val="left" w:pos="6480"/>
-        </w:tabs>
-        <w:jc w:val="both"/>
-      </w:pPr>
-    </w:p>
-    <w:p>
-      <w:pPr>
-        <w:tabs>
-          <w:tab w:val="left" w:pos="2520"/>
-          <w:tab w:val="left" w:pos="3150"/>
-          <w:tab w:val="left" w:pos="3690"/>
-          <w:tab w:val="left" w:pos="4320"/>
-          <w:tab w:val="left" w:pos="4860"/>
-          <w:tab w:val="left" w:pos="5310"/>
-          <w:tab w:val="left" w:pos="5850"/>
-          <w:tab w:val="left" w:pos="6480"/>
-        </w:tabs>
-        <w:jc w:val="both"/>
-      </w:pPr>
-      <w:r>
+        <w:pStyle w:val="Normal"/>
+        <w:tabs>
+          <w:tab w:val="clear" w:pos="709"/>
+          <w:tab w:val="left" w:pos="1980" w:leader="none"/>
+          <w:tab w:val="left" w:pos="2520" w:leader="none"/>
+          <w:tab w:val="left" w:pos="3150" w:leader="none"/>
+          <w:tab w:val="left" w:pos="3690" w:leader="none"/>
+          <w:tab w:val="left" w:pos="4320" w:leader="none"/>
+          <w:tab w:val="left" w:pos="4860" w:leader="none"/>
+          <w:tab w:val="left" w:pos="5310" w:leader="none"/>
+          <w:tab w:val="left" w:pos="5850" w:leader="none"/>
+          <w:tab w:val="left" w:pos="6480" w:leader="none"/>
+        </w:tabs>
+        <w:jc w:val="both"/>
+        <w:rPr/>
+      </w:pPr>
+      <w:r>
+        <w:rPr/>
+      </w:r>
+    </w:p>
+    <w:p>
+      <w:pPr>
+        <w:pStyle w:val="Normal"/>
+        <w:tabs>
+          <w:tab w:val="clear" w:pos="709"/>
+          <w:tab w:val="left" w:pos="1980" w:leader="none"/>
+          <w:tab w:val="left" w:pos="2520" w:leader="none"/>
+          <w:tab w:val="left" w:pos="3150" w:leader="none"/>
+          <w:tab w:val="left" w:pos="3690" w:leader="none"/>
+          <w:tab w:val="left" w:pos="4320" w:leader="none"/>
+          <w:tab w:val="left" w:pos="4860" w:leader="none"/>
+          <w:tab w:val="left" w:pos="5310" w:leader="none"/>
+          <w:tab w:val="left" w:pos="5850" w:leader="none"/>
+          <w:tab w:val="left" w:pos="6480" w:leader="none"/>
+        </w:tabs>
+        <w:jc w:val="both"/>
+        <w:rPr/>
+      </w:pPr>
+      <w:r>
+        <w:rPr/>
+      </w:r>
+    </w:p>
+    <w:p>
+      <w:pPr>
+        <w:pStyle w:val="Normal"/>
+        <w:tabs>
+          <w:tab w:val="clear" w:pos="709"/>
+          <w:tab w:val="left" w:pos="1980" w:leader="none"/>
+          <w:tab w:val="left" w:pos="2520" w:leader="none"/>
+          <w:tab w:val="left" w:pos="3150" w:leader="none"/>
+          <w:tab w:val="left" w:pos="3690" w:leader="none"/>
+          <w:tab w:val="left" w:pos="4320" w:leader="none"/>
+          <w:tab w:val="left" w:pos="4860" w:leader="none"/>
+          <w:tab w:val="left" w:pos="5310" w:leader="none"/>
+          <w:tab w:val="left" w:pos="5850" w:leader="none"/>
+          <w:tab w:val="left" w:pos="6480" w:leader="none"/>
+        </w:tabs>
+        <w:jc w:val="both"/>
+        <w:rPr/>
+      </w:pPr>
+      <w:r>
+        <w:rPr/>
+      </w:r>
+    </w:p>
+    <w:p>
+      <w:pPr>
+        <w:pStyle w:val="Normal"/>
+        <w:tabs>
+          <w:tab w:val="clear" w:pos="709"/>
+          <w:tab w:val="left" w:pos="2520" w:leader="none"/>
+          <w:tab w:val="left" w:pos="3150" w:leader="none"/>
+          <w:tab w:val="left" w:pos="3690" w:leader="none"/>
+          <w:tab w:val="left" w:pos="4320" w:leader="none"/>
+          <w:tab w:val="left" w:pos="4860" w:leader="none"/>
+          <w:tab w:val="left" w:pos="5310" w:leader="none"/>
+          <w:tab w:val="left" w:pos="5850" w:leader="none"/>
+          <w:tab w:val="left" w:pos="6480" w:leader="none"/>
+        </w:tabs>
+        <w:jc w:val="both"/>
+        <w:rPr/>
+      </w:pPr>
+      <w:r>
+        <w:rPr/>
         <w:t>missiles</w:t>
-      </w:r>
-      <w:r>
         <w:tab/>
         <w:t>#of</w:t>
       </w:r>
     </w:p>
     <w:p>
       <w:pPr>
-        <w:tabs>
-          <w:tab w:val="left" w:pos="2607"/>
-          <w:tab w:val="left" w:pos="3690"/>
-          <w:tab w:val="left" w:pos="4320"/>
-          <w:tab w:val="left" w:pos="4860"/>
-          <w:tab w:val="left" w:pos="5310"/>
-          <w:tab w:val="left" w:pos="5850"/>
-          <w:tab w:val="left" w:pos="6480"/>
-        </w:tabs>
-        <w:jc w:val="both"/>
-      </w:pPr>
-      <w:r>
+        <w:pStyle w:val="Normal"/>
+        <w:tabs>
+          <w:tab w:val="clear" w:pos="709"/>
+          <w:tab w:val="left" w:pos="2607" w:leader="none"/>
+          <w:tab w:val="left" w:pos="3690" w:leader="none"/>
+          <w:tab w:val="left" w:pos="4320" w:leader="none"/>
+          <w:tab w:val="left" w:pos="4860" w:leader="none"/>
+          <w:tab w:val="left" w:pos="5310" w:leader="none"/>
+          <w:tab w:val="left" w:pos="5850" w:leader="none"/>
+          <w:tab w:val="left" w:pos="6480" w:leader="none"/>
+        </w:tabs>
+        <w:jc w:val="both"/>
+        <w:rPr/>
+      </w:pPr>
+      <w:r>
+        <w:rPr/>
         <w:t>___________________________ ___</w:t>
       </w:r>
     </w:p>
     <w:p>
       <w:pPr>
-        <w:tabs>
-          <w:tab w:val="left" w:pos="2520"/>
-          <w:tab w:val="left" w:pos="3150"/>
-          <w:tab w:val="left" w:pos="3690"/>
-          <w:tab w:val="left" w:pos="4320"/>
-          <w:tab w:val="left" w:pos="4860"/>
-          <w:tab w:val="left" w:pos="5310"/>
-          <w:tab w:val="left" w:pos="5850"/>
-          <w:tab w:val="left" w:pos="6480"/>
-        </w:tabs>
-        <w:jc w:val="both"/>
-      </w:pPr>
-      <w:r>
+        <w:pStyle w:val="Normal"/>
+        <w:tabs>
+          <w:tab w:val="clear" w:pos="709"/>
+          <w:tab w:val="left" w:pos="2520" w:leader="none"/>
+          <w:tab w:val="left" w:pos="3150" w:leader="none"/>
+          <w:tab w:val="left" w:pos="3690" w:leader="none"/>
+          <w:tab w:val="left" w:pos="4320" w:leader="none"/>
+          <w:tab w:val="left" w:pos="4860" w:leader="none"/>
+          <w:tab w:val="left" w:pos="5310" w:leader="none"/>
+          <w:tab w:val="left" w:pos="5850" w:leader="none"/>
+          <w:tab w:val="left" w:pos="6480" w:leader="none"/>
+        </w:tabs>
+        <w:jc w:val="both"/>
+        <w:rPr/>
+      </w:pPr>
+      <w:r>
+        <w:rPr/>
         <w:t>___________________________ ___</w:t>
       </w:r>
     </w:p>
     <w:p>
       <w:pPr>
-        <w:tabs>
-          <w:tab w:val="left" w:pos="2520"/>
-          <w:tab w:val="left" w:pos="3150"/>
-          <w:tab w:val="left" w:pos="3690"/>
-          <w:tab w:val="left" w:pos="4320"/>
-          <w:tab w:val="left" w:pos="4860"/>
-          <w:tab w:val="left" w:pos="5310"/>
-          <w:tab w:val="left" w:pos="5850"/>
-          <w:tab w:val="left" w:pos="6480"/>
-        </w:tabs>
-        <w:jc w:val="both"/>
-      </w:pPr>
-      <w:r>
+        <w:pStyle w:val="Normal"/>
+        <w:tabs>
+          <w:tab w:val="clear" w:pos="709"/>
+          <w:tab w:val="left" w:pos="2520" w:leader="none"/>
+          <w:tab w:val="left" w:pos="3150" w:leader="none"/>
+          <w:tab w:val="left" w:pos="3690" w:leader="none"/>
+          <w:tab w:val="left" w:pos="4320" w:leader="none"/>
+          <w:tab w:val="left" w:pos="4860" w:leader="none"/>
+          <w:tab w:val="left" w:pos="5310" w:leader="none"/>
+          <w:tab w:val="left" w:pos="5850" w:leader="none"/>
+          <w:tab w:val="left" w:pos="6480" w:leader="none"/>
+        </w:tabs>
+        <w:jc w:val="both"/>
+        <w:rPr/>
+      </w:pPr>
+      <w:r>
+        <w:rPr/>
         <w:t>___________________________ ___</w:t>
       </w:r>
     </w:p>
     <w:p>
       <w:pPr>
-        <w:tabs>
-          <w:tab w:val="left" w:pos="2520"/>
-          <w:tab w:val="left" w:pos="3150"/>
-          <w:tab w:val="left" w:pos="3690"/>
-          <w:tab w:val="left" w:pos="4320"/>
-          <w:tab w:val="left" w:pos="4860"/>
-          <w:tab w:val="left" w:pos="5310"/>
-          <w:tab w:val="left" w:pos="5850"/>
-          <w:tab w:val="left" w:pos="6480"/>
-        </w:tabs>
-        <w:jc w:val="both"/>
-      </w:pPr>
-      <w:r>
+        <w:pStyle w:val="Normal"/>
+        <w:tabs>
+          <w:tab w:val="clear" w:pos="709"/>
+          <w:tab w:val="left" w:pos="2520" w:leader="none"/>
+          <w:tab w:val="left" w:pos="3150" w:leader="none"/>
+          <w:tab w:val="left" w:pos="3690" w:leader="none"/>
+          <w:tab w:val="left" w:pos="4320" w:leader="none"/>
+          <w:tab w:val="left" w:pos="4860" w:leader="none"/>
+          <w:tab w:val="left" w:pos="5310" w:leader="none"/>
+          <w:tab w:val="left" w:pos="5850" w:leader="none"/>
+          <w:tab w:val="left" w:pos="6480" w:leader="none"/>
+        </w:tabs>
+        <w:jc w:val="both"/>
+        <w:rPr/>
+      </w:pPr>
+      <w:r>
+        <w:rPr/>
         <w:t>___________________________ ___</w:t>
       </w:r>
     </w:p>
     <w:p>
       <w:pPr>
-        <w:tabs>
-          <w:tab w:val="left" w:pos="2520"/>
-          <w:tab w:val="left" w:pos="3150"/>
-          <w:tab w:val="left" w:pos="3690"/>
-          <w:tab w:val="left" w:pos="4320"/>
-          <w:tab w:val="left" w:pos="4860"/>
-          <w:tab w:val="left" w:pos="5310"/>
-          <w:tab w:val="left" w:pos="5850"/>
-          <w:tab w:val="left" w:pos="6480"/>
-        </w:tabs>
-        <w:jc w:val="both"/>
-      </w:pPr>
-      <w:r>
+        <w:pStyle w:val="Normal"/>
+        <w:tabs>
+          <w:tab w:val="clear" w:pos="709"/>
+          <w:tab w:val="left" w:pos="2520" w:leader="none"/>
+          <w:tab w:val="left" w:pos="3150" w:leader="none"/>
+          <w:tab w:val="left" w:pos="3690" w:leader="none"/>
+          <w:tab w:val="left" w:pos="4320" w:leader="none"/>
+          <w:tab w:val="left" w:pos="4860" w:leader="none"/>
+          <w:tab w:val="left" w:pos="5310" w:leader="none"/>
+          <w:tab w:val="left" w:pos="5850" w:leader="none"/>
+          <w:tab w:val="left" w:pos="6480" w:leader="none"/>
+        </w:tabs>
+        <w:jc w:val="both"/>
+        <w:rPr/>
+      </w:pPr>
+      <w:r>
+        <w:rPr/>
         <w:t>___________________________ ___</w:t>
       </w:r>
     </w:p>
     <w:p>
       <w:pPr>
-        <w:tabs>
-          <w:tab w:val="left" w:pos="2520"/>
-          <w:tab w:val="left" w:pos="3150"/>
-          <w:tab w:val="left" w:pos="3690"/>
-          <w:tab w:val="left" w:pos="4320"/>
-          <w:tab w:val="left" w:pos="4860"/>
-          <w:tab w:val="left" w:pos="5310"/>
-          <w:tab w:val="left" w:pos="5850"/>
-          <w:tab w:val="left" w:pos="6480"/>
-        </w:tabs>
-        <w:jc w:val="both"/>
-      </w:pPr>
+        <w:pStyle w:val="Normal"/>
+        <w:tabs>
+          <w:tab w:val="clear" w:pos="709"/>
+          <w:tab w:val="left" w:pos="2520" w:leader="none"/>
+          <w:tab w:val="left" w:pos="3150" w:leader="none"/>
+          <w:tab w:val="left" w:pos="3690" w:leader="none"/>
+          <w:tab w:val="left" w:pos="4320" w:leader="none"/>
+          <w:tab w:val="left" w:pos="4860" w:leader="none"/>
+          <w:tab w:val="left" w:pos="5310" w:leader="none"/>
+          <w:tab w:val="left" w:pos="5850" w:leader="none"/>
+          <w:tab w:val="left" w:pos="6480" w:leader="none"/>
+        </w:tabs>
+        <w:jc w:val="both"/>
+        <w:rPr/>
+      </w:pPr>
+      <w:r>
+        <w:rPr/>
+      </w:r>
     </w:p>
     <w:p>
       <w:pPr>
         <w:sectPr>
           <w:type w:val="continuous"/>
           <w:pgSz w:w="12240" w:h="15840"/>
-          <w:pgMar w:top="432" w:right="720" w:bottom="720" w:left="1296" w:header="0" w:footer="0" w:gutter="0"/>
-          <w:cols w:num="2" w:space="720" w:equalWidth="0">
-            <w:col w:w="6894" w:space="402"/>
+          <w:pgMar w:left="1296" w:right="720" w:gutter="0" w:header="0" w:top="432" w:footer="0" w:bottom="720"/>
+          <w:cols w:num="2" w:equalWidth="false" w:sep="false">
+            <w:col w:w="6893" w:space="402"/>
             <w:col w:w="2928"/>
           </w:cols>
-          <w:formProt w:val="0"/>
-          <w:docGrid w:linePitch="600" w:charSpace="45056"/>
+          <w:formProt w:val="false"/>
+          <w:textDirection w:val="lrTb"/>
+          <w:docGrid w:type="default" w:linePitch="600" w:charSpace="45056"/>
         </w:sectPr>
       </w:pPr>
     </w:p>
     <w:p>
       <w:pPr>
-        <w:tabs>
-          <w:tab w:val="right" w:pos="10221"/>
-        </w:tabs>
-        <w:jc w:val="both"/>
-      </w:pPr>
-      <w:r>
+        <w:pStyle w:val="Normal"/>
+        <w:tabs>
+          <w:tab w:val="clear" w:pos="709"/>
+          <w:tab w:val="right" w:pos="10221" w:leader="none"/>
+        </w:tabs>
+        <w:jc w:val="both"/>
+        <w:rPr/>
+      </w:pPr>
+      <w:r>
+        <w:rPr/>
         <w:t>**Special Weapon** "________________________"</w:t>
-      </w:r>
-      <w:r>
         <w:tab/>
         <w:t>___________________________________________________________________</w:t>
       </w:r>
     </w:p>
     <w:p>
       <w:pPr>
-        <w:tabs>
-          <w:tab w:val="right" w:pos="10221"/>
-        </w:tabs>
-        <w:jc w:val="both"/>
-      </w:pPr>
-      <w:r>
+        <w:pStyle w:val="Normal"/>
+        <w:tabs>
+          <w:tab w:val="clear" w:pos="709"/>
+          <w:tab w:val="right" w:pos="10221" w:leader="none"/>
+        </w:tabs>
+        <w:jc w:val="both"/>
+        <w:rPr/>
+      </w:pPr>
+      <w:r>
+        <w:rPr/>
         <w:t>_____________________________________________________</w:t>
-      </w:r>
-      <w:r>
         <w:tab/>
         <w:t>____________________________________________________________</w:t>
       </w:r>
     </w:p>
     <w:p>
       <w:pPr>
-        <w:tabs>
-          <w:tab w:val="right" w:pos="10221"/>
-        </w:tabs>
-        <w:jc w:val="both"/>
-      </w:pPr>
-    </w:p>
-    <w:p>
-      <w:pPr>
-        <w:tabs>
-          <w:tab w:val="right" w:pos="10221"/>
-        </w:tabs>
-        <w:jc w:val="both"/>
+        <w:pStyle w:val="Normal"/>
+        <w:tabs>
+          <w:tab w:val="clear" w:pos="709"/>
+          <w:tab w:val="right" w:pos="10221" w:leader="none"/>
+        </w:tabs>
+        <w:jc w:val="both"/>
+        <w:rPr/>
+      </w:pPr>
+      <w:r>
+        <w:rPr/>
+      </w:r>
+    </w:p>
+    <w:p>
+      <w:pPr>
+        <w:pStyle w:val="Normal"/>
+        <w:tabs>
+          <w:tab w:val="clear" w:pos="709"/>
+          <w:tab w:val="right" w:pos="10221" w:leader="none"/>
+        </w:tabs>
+        <w:jc w:val="both"/>
+        <w:rPr/>
       </w:pPr>
       <w:r>
         <w:rPr>
@@ -3042,18 +3448,20 @@
         <w:t xml:space="preserve">Clerical Turning                                                                </w:t>
       </w:r>
       <w:r>
+        <w:rPr/>
         <w:t xml:space="preserve">Spells Castable per level: </w:t>
-      </w:r>
-      <w:r>
         <w:tab/>
         <w:t>1____ 2____ 3____ 4____ 5____ 6____ 7____</w:t>
       </w:r>
     </w:p>
     <w:p>
       <w:pPr>
-        <w:tabs>
-          <w:tab w:val="right" w:pos="10221"/>
-        </w:tabs>
+        <w:pStyle w:val="Normal"/>
+        <w:tabs>
+          <w:tab w:val="clear" w:pos="709"/>
+          <w:tab w:val="right" w:pos="10221" w:leader="none"/>
+        </w:tabs>
+        <w:rPr/>
       </w:pPr>
       <w:r>
         <w:rPr>
@@ -3061,42 +3469,47 @@
           <w:szCs w:val="16"/>
         </w:rPr>
         <w:t>skeleton___    zombie___    ghoul___    shadow___   wight___   ghast___   wraith___   mummy___   spectre___   vampire___   ghost___   lich___</w:t>
-      </w:r>
-      <w:r>
+        <w:tab/>
+        <w:t>special___</w:t>
+      </w:r>
+    </w:p>
+    <w:p>
+      <w:pPr>
+        <w:pStyle w:val="Normal"/>
+        <w:tabs>
+          <w:tab w:val="clear" w:pos="709"/>
+          <w:tab w:val="left" w:pos="2700" w:leader="none"/>
+          <w:tab w:val="right" w:pos="10221" w:leader="none"/>
+        </w:tabs>
+        <w:jc w:val="both"/>
         <w:rPr>
           <w:sz w:val="16"/>
           <w:szCs w:val="16"/>
         </w:rPr>
-        <w:tab/>
-        <w:t>special___</w:t>
-      </w:r>
-    </w:p>
-    <w:p>
-      <w:pPr>
-        <w:tabs>
-          <w:tab w:val="left" w:pos="2700"/>
-          <w:tab w:val="right" w:pos="10221"/>
-        </w:tabs>
-        <w:jc w:val="both"/>
+      </w:pPr>
+      <w:r>
         <w:rPr>
           <w:sz w:val="16"/>
           <w:szCs w:val="16"/>
         </w:rPr>
-      </w:pPr>
-    </w:p>
-    <w:p>
-      <w:pPr>
-        <w:tabs>
-          <w:tab w:val="left" w:pos="1980"/>
-          <w:tab w:val="left" w:pos="2520"/>
-          <w:tab w:val="left" w:pos="3150"/>
-          <w:tab w:val="left" w:pos="3690"/>
-          <w:tab w:val="left" w:pos="4320"/>
-          <w:tab w:val="left" w:pos="4860"/>
-          <w:tab w:val="left" w:pos="5310"/>
-          <w:tab w:val="left" w:pos="5850"/>
-          <w:tab w:val="left" w:pos="6480"/>
-        </w:tabs>
+      </w:r>
+    </w:p>
+    <w:p>
+      <w:pPr>
+        <w:pStyle w:val="Normal"/>
+        <w:tabs>
+          <w:tab w:val="clear" w:pos="709"/>
+          <w:tab w:val="left" w:pos="1980" w:leader="none"/>
+          <w:tab w:val="left" w:pos="2520" w:leader="none"/>
+          <w:tab w:val="left" w:pos="3150" w:leader="none"/>
+          <w:tab w:val="left" w:pos="3690" w:leader="none"/>
+          <w:tab w:val="left" w:pos="4320" w:leader="none"/>
+          <w:tab w:val="left" w:pos="4860" w:leader="none"/>
+          <w:tab w:val="left" w:pos="5310" w:leader="none"/>
+          <w:tab w:val="left" w:pos="5850" w:leader="none"/>
+          <w:tab w:val="left" w:pos="6480" w:leader="none"/>
+        </w:tabs>
+        <w:rPr/>
       </w:pPr>
       <w:r>
         <w:rPr>
@@ -3127,25 +3540,27 @@
         <w:sectPr>
           <w:type w:val="continuous"/>
           <w:pgSz w:w="12240" w:h="15840"/>
-          <w:pgMar w:top="432" w:right="720" w:bottom="720" w:left="1296" w:header="0" w:footer="0" w:gutter="0"/>
-          <w:cols w:space="720"/>
-          <w:formProt w:val="0"/>
-          <w:docGrid w:linePitch="600" w:charSpace="45056"/>
+          <w:pgMar w:left="1296" w:right="720" w:gutter="0" w:header="0" w:top="432" w:footer="0" w:bottom="720"/>
+          <w:formProt w:val="false"/>
+          <w:textDirection w:val="lrTb"/>
+          <w:docGrid w:type="default" w:linePitch="600" w:charSpace="45056"/>
         </w:sectPr>
       </w:pPr>
     </w:p>
     <w:p>
       <w:pPr>
-        <w:tabs>
-          <w:tab w:val="left" w:pos="1980"/>
-          <w:tab w:val="left" w:pos="2520"/>
-          <w:tab w:val="left" w:pos="3150"/>
-          <w:tab w:val="left" w:pos="3690"/>
-          <w:tab w:val="left" w:pos="4320"/>
-          <w:tab w:val="left" w:pos="4860"/>
-          <w:tab w:val="left" w:pos="5310"/>
-          <w:tab w:val="left" w:pos="5850"/>
-          <w:tab w:val="left" w:pos="6480"/>
+        <w:pStyle w:val="Normal"/>
+        <w:tabs>
+          <w:tab w:val="clear" w:pos="709"/>
+          <w:tab w:val="left" w:pos="1980" w:leader="none"/>
+          <w:tab w:val="left" w:pos="2520" w:leader="none"/>
+          <w:tab w:val="left" w:pos="3150" w:leader="none"/>
+          <w:tab w:val="left" w:pos="3690" w:leader="none"/>
+          <w:tab w:val="left" w:pos="4320" w:leader="none"/>
+          <w:tab w:val="left" w:pos="4860" w:leader="none"/>
+          <w:tab w:val="left" w:pos="5310" w:leader="none"/>
+          <w:tab w:val="left" w:pos="5850" w:leader="none"/>
+          <w:tab w:val="left" w:pos="6480" w:leader="none"/>
         </w:tabs>
         <w:jc w:val="center"/>
         <w:rPr>
@@ -3163,16 +3578,18 @@
     </w:p>
     <w:p>
       <w:pPr>
-        <w:tabs>
-          <w:tab w:val="left" w:pos="1980"/>
-          <w:tab w:val="left" w:pos="2520"/>
-          <w:tab w:val="left" w:pos="3150"/>
-          <w:tab w:val="left" w:pos="3690"/>
-          <w:tab w:val="left" w:pos="4320"/>
-          <w:tab w:val="left" w:pos="4860"/>
-          <w:tab w:val="left" w:pos="5310"/>
-          <w:tab w:val="left" w:pos="5850"/>
-          <w:tab w:val="left" w:pos="6480"/>
+        <w:pStyle w:val="Normal"/>
+        <w:tabs>
+          <w:tab w:val="clear" w:pos="709"/>
+          <w:tab w:val="left" w:pos="1980" w:leader="none"/>
+          <w:tab w:val="left" w:pos="2520" w:leader="none"/>
+          <w:tab w:val="left" w:pos="3150" w:leader="none"/>
+          <w:tab w:val="left" w:pos="3690" w:leader="none"/>
+          <w:tab w:val="left" w:pos="4320" w:leader="none"/>
+          <w:tab w:val="left" w:pos="4860" w:leader="none"/>
+          <w:tab w:val="left" w:pos="5310" w:leader="none"/>
+          <w:tab w:val="left" w:pos="5850" w:leader="none"/>
+          <w:tab w:val="left" w:pos="6480" w:leader="none"/>
         </w:tabs>
         <w:jc w:val="center"/>
         <w:rPr>
@@ -3190,17 +3607,20 @@
     </w:p>
     <w:p>
       <w:pPr>
-        <w:tabs>
-          <w:tab w:val="left" w:pos="1980"/>
-          <w:tab w:val="left" w:pos="2520"/>
-          <w:tab w:val="left" w:pos="3150"/>
-          <w:tab w:val="left" w:pos="3690"/>
-          <w:tab w:val="left" w:pos="4320"/>
-          <w:tab w:val="left" w:pos="4860"/>
-          <w:tab w:val="left" w:pos="5310"/>
-          <w:tab w:val="left" w:pos="5850"/>
-          <w:tab w:val="left" w:pos="6480"/>
-        </w:tabs>
+        <w:pStyle w:val="Normal"/>
+        <w:tabs>
+          <w:tab w:val="clear" w:pos="709"/>
+          <w:tab w:val="left" w:pos="1980" w:leader="none"/>
+          <w:tab w:val="left" w:pos="2520" w:leader="none"/>
+          <w:tab w:val="left" w:pos="3150" w:leader="none"/>
+          <w:tab w:val="left" w:pos="3690" w:leader="none"/>
+          <w:tab w:val="left" w:pos="4320" w:leader="none"/>
+          <w:tab w:val="left" w:pos="4860" w:leader="none"/>
+          <w:tab w:val="left" w:pos="5310" w:leader="none"/>
+          <w:tab w:val="left" w:pos="5850" w:leader="none"/>
+          <w:tab w:val="left" w:pos="6480" w:leader="none"/>
+        </w:tabs>
+        <w:spacing w:before="0" w:after="0"/>
         <w:jc w:val="center"/>
         <w:rPr>
           <w:sz w:val="16"/>
@@ -3220,16 +3640,18 @@
     </w:p>
     <w:p>
       <w:pPr>
-        <w:tabs>
-          <w:tab w:val="left" w:pos="1980"/>
-          <w:tab w:val="left" w:pos="2520"/>
-          <w:tab w:val="left" w:pos="3150"/>
-          <w:tab w:val="left" w:pos="3690"/>
-          <w:tab w:val="left" w:pos="4320"/>
-          <w:tab w:val="left" w:pos="4860"/>
-          <w:tab w:val="left" w:pos="5310"/>
-          <w:tab w:val="left" w:pos="5850"/>
-          <w:tab w:val="left" w:pos="6480"/>
+        <w:pStyle w:val="Normal"/>
+        <w:tabs>
+          <w:tab w:val="clear" w:pos="709"/>
+          <w:tab w:val="left" w:pos="1980" w:leader="none"/>
+          <w:tab w:val="left" w:pos="2520" w:leader="none"/>
+          <w:tab w:val="left" w:pos="3150" w:leader="none"/>
+          <w:tab w:val="left" w:pos="3690" w:leader="none"/>
+          <w:tab w:val="left" w:pos="4320" w:leader="none"/>
+          <w:tab w:val="left" w:pos="4860" w:leader="none"/>
+          <w:tab w:val="left" w:pos="5310" w:leader="none"/>
+          <w:tab w:val="left" w:pos="5850" w:leader="none"/>
+          <w:tab w:val="left" w:pos="6480" w:leader="none"/>
         </w:tabs>
         <w:jc w:val="center"/>
         <w:rPr>
@@ -3247,17 +3669,20 @@
     </w:p>
     <w:p>
       <w:pPr>
-        <w:tabs>
-          <w:tab w:val="left" w:pos="1980"/>
-          <w:tab w:val="left" w:pos="2520"/>
-          <w:tab w:val="left" w:pos="3150"/>
-          <w:tab w:val="left" w:pos="3690"/>
-          <w:tab w:val="left" w:pos="4320"/>
-          <w:tab w:val="left" w:pos="4860"/>
-          <w:tab w:val="left" w:pos="5310"/>
-          <w:tab w:val="left" w:pos="5850"/>
-          <w:tab w:val="left" w:pos="6480"/>
-        </w:tabs>
+        <w:pStyle w:val="Normal"/>
+        <w:tabs>
+          <w:tab w:val="clear" w:pos="709"/>
+          <w:tab w:val="left" w:pos="1980" w:leader="none"/>
+          <w:tab w:val="left" w:pos="2520" w:leader="none"/>
+          <w:tab w:val="left" w:pos="3150" w:leader="none"/>
+          <w:tab w:val="left" w:pos="3690" w:leader="none"/>
+          <w:tab w:val="left" w:pos="4320" w:leader="none"/>
+          <w:tab w:val="left" w:pos="4860" w:leader="none"/>
+          <w:tab w:val="left" w:pos="5310" w:leader="none"/>
+          <w:tab w:val="left" w:pos="5850" w:leader="none"/>
+          <w:tab w:val="left" w:pos="6480" w:leader="none"/>
+        </w:tabs>
+        <w:spacing w:before="0" w:after="0"/>
         <w:jc w:val="center"/>
         <w:rPr>
           <w:sz w:val="16"/>
@@ -3277,16 +3702,18 @@
     </w:p>
     <w:p>
       <w:pPr>
-        <w:tabs>
-          <w:tab w:val="left" w:pos="1980"/>
-          <w:tab w:val="left" w:pos="2520"/>
-          <w:tab w:val="left" w:pos="3150"/>
-          <w:tab w:val="left" w:pos="3690"/>
-          <w:tab w:val="left" w:pos="4320"/>
-          <w:tab w:val="left" w:pos="4860"/>
-          <w:tab w:val="left" w:pos="5310"/>
-          <w:tab w:val="left" w:pos="5850"/>
-          <w:tab w:val="left" w:pos="6480"/>
+        <w:pStyle w:val="Normal"/>
+        <w:tabs>
+          <w:tab w:val="clear" w:pos="709"/>
+          <w:tab w:val="left" w:pos="1980" w:leader="none"/>
+          <w:tab w:val="left" w:pos="2520" w:leader="none"/>
+          <w:tab w:val="left" w:pos="3150" w:leader="none"/>
+          <w:tab w:val="left" w:pos="3690" w:leader="none"/>
+          <w:tab w:val="left" w:pos="4320" w:leader="none"/>
+          <w:tab w:val="left" w:pos="4860" w:leader="none"/>
+          <w:tab w:val="left" w:pos="5310" w:leader="none"/>
+          <w:tab w:val="left" w:pos="5850" w:leader="none"/>
+          <w:tab w:val="left" w:pos="6480" w:leader="none"/>
         </w:tabs>
         <w:jc w:val="center"/>
         <w:rPr>
@@ -3304,16 +3731,18 @@
     </w:p>
     <w:p>
       <w:pPr>
-        <w:tabs>
-          <w:tab w:val="left" w:pos="1980"/>
-          <w:tab w:val="left" w:pos="2520"/>
-          <w:tab w:val="left" w:pos="3150"/>
-          <w:tab w:val="left" w:pos="3690"/>
-          <w:tab w:val="left" w:pos="4320"/>
-          <w:tab w:val="left" w:pos="4860"/>
-          <w:tab w:val="left" w:pos="5310"/>
-          <w:tab w:val="left" w:pos="5850"/>
-          <w:tab w:val="left" w:pos="6480"/>
+        <w:pStyle w:val="Normal"/>
+        <w:tabs>
+          <w:tab w:val="clear" w:pos="709"/>
+          <w:tab w:val="left" w:pos="1980" w:leader="none"/>
+          <w:tab w:val="left" w:pos="2520" w:leader="none"/>
+          <w:tab w:val="left" w:pos="3150" w:leader="none"/>
+          <w:tab w:val="left" w:pos="3690" w:leader="none"/>
+          <w:tab w:val="left" w:pos="4320" w:leader="none"/>
+          <w:tab w:val="left" w:pos="4860" w:leader="none"/>
+          <w:tab w:val="left" w:pos="5310" w:leader="none"/>
+          <w:tab w:val="left" w:pos="5850" w:leader="none"/>
+          <w:tab w:val="left" w:pos="6480" w:leader="none"/>
         </w:tabs>
         <w:jc w:val="center"/>
         <w:rPr>
@@ -3331,17 +3760,20 @@
     </w:p>
     <w:p>
       <w:pPr>
-        <w:tabs>
-          <w:tab w:val="left" w:pos="1980"/>
-          <w:tab w:val="left" w:pos="2520"/>
-          <w:tab w:val="left" w:pos="3150"/>
-          <w:tab w:val="left" w:pos="3690"/>
-          <w:tab w:val="left" w:pos="4320"/>
-          <w:tab w:val="left" w:pos="4860"/>
-          <w:tab w:val="left" w:pos="5310"/>
-          <w:tab w:val="left" w:pos="5850"/>
-          <w:tab w:val="left" w:pos="6480"/>
-        </w:tabs>
+        <w:pStyle w:val="Normal"/>
+        <w:tabs>
+          <w:tab w:val="clear" w:pos="709"/>
+          <w:tab w:val="left" w:pos="1980" w:leader="none"/>
+          <w:tab w:val="left" w:pos="2520" w:leader="none"/>
+          <w:tab w:val="left" w:pos="3150" w:leader="none"/>
+          <w:tab w:val="left" w:pos="3690" w:leader="none"/>
+          <w:tab w:val="left" w:pos="4320" w:leader="none"/>
+          <w:tab w:val="left" w:pos="4860" w:leader="none"/>
+          <w:tab w:val="left" w:pos="5310" w:leader="none"/>
+          <w:tab w:val="left" w:pos="5850" w:leader="none"/>
+          <w:tab w:val="left" w:pos="6480" w:leader="none"/>
+        </w:tabs>
+        <w:spacing w:before="0" w:after="0"/>
         <w:jc w:val="center"/>
         <w:rPr>
           <w:sz w:val="16"/>
@@ -3361,16 +3793,18 @@
     </w:p>
     <w:p>
       <w:pPr>
-        <w:tabs>
-          <w:tab w:val="left" w:pos="1980"/>
-          <w:tab w:val="left" w:pos="2520"/>
-          <w:tab w:val="left" w:pos="3150"/>
-          <w:tab w:val="left" w:pos="3690"/>
-          <w:tab w:val="left" w:pos="4320"/>
-          <w:tab w:val="left" w:pos="4860"/>
-          <w:tab w:val="left" w:pos="5310"/>
-          <w:tab w:val="left" w:pos="5850"/>
-          <w:tab w:val="left" w:pos="6480"/>
+        <w:pStyle w:val="Normal"/>
+        <w:tabs>
+          <w:tab w:val="clear" w:pos="709"/>
+          <w:tab w:val="left" w:pos="1980" w:leader="none"/>
+          <w:tab w:val="left" w:pos="2520" w:leader="none"/>
+          <w:tab w:val="left" w:pos="3150" w:leader="none"/>
+          <w:tab w:val="left" w:pos="3690" w:leader="none"/>
+          <w:tab w:val="left" w:pos="4320" w:leader="none"/>
+          <w:tab w:val="left" w:pos="4860" w:leader="none"/>
+          <w:tab w:val="left" w:pos="5310" w:leader="none"/>
+          <w:tab w:val="left" w:pos="5850" w:leader="none"/>
+          <w:tab w:val="left" w:pos="6480" w:leader="none"/>
         </w:tabs>
         <w:jc w:val="center"/>
         <w:rPr>
@@ -3388,17 +3822,20 @@
     </w:p>
     <w:p>
       <w:pPr>
-        <w:tabs>
-          <w:tab w:val="left" w:pos="1980"/>
-          <w:tab w:val="left" w:pos="2520"/>
-          <w:tab w:val="left" w:pos="3150"/>
-          <w:tab w:val="left" w:pos="3690"/>
-          <w:tab w:val="left" w:pos="4320"/>
-          <w:tab w:val="left" w:pos="4860"/>
-          <w:tab w:val="left" w:pos="5310"/>
-          <w:tab w:val="left" w:pos="5850"/>
-          <w:tab w:val="left" w:pos="6480"/>
-        </w:tabs>
+        <w:pStyle w:val="Normal"/>
+        <w:tabs>
+          <w:tab w:val="clear" w:pos="709"/>
+          <w:tab w:val="left" w:pos="1980" w:leader="none"/>
+          <w:tab w:val="left" w:pos="2520" w:leader="none"/>
+          <w:tab w:val="left" w:pos="3150" w:leader="none"/>
+          <w:tab w:val="left" w:pos="3690" w:leader="none"/>
+          <w:tab w:val="left" w:pos="4320" w:leader="none"/>
+          <w:tab w:val="left" w:pos="4860" w:leader="none"/>
+          <w:tab w:val="left" w:pos="5310" w:leader="none"/>
+          <w:tab w:val="left" w:pos="5850" w:leader="none"/>
+          <w:tab w:val="left" w:pos="6480" w:leader="none"/>
+        </w:tabs>
+        <w:spacing w:before="0" w:after="0"/>
         <w:jc w:val="center"/>
         <w:rPr>
           <w:sz w:val="16"/>
@@ -3418,16 +3855,18 @@
     </w:p>
     <w:p>
       <w:pPr>
-        <w:tabs>
-          <w:tab w:val="left" w:pos="1980"/>
-          <w:tab w:val="left" w:pos="2520"/>
-          <w:tab w:val="left" w:pos="3150"/>
-          <w:tab w:val="left" w:pos="3690"/>
-          <w:tab w:val="left" w:pos="4320"/>
-          <w:tab w:val="left" w:pos="4860"/>
-          <w:tab w:val="left" w:pos="5310"/>
-          <w:tab w:val="left" w:pos="5850"/>
-          <w:tab w:val="left" w:pos="6480"/>
+        <w:pStyle w:val="Normal"/>
+        <w:tabs>
+          <w:tab w:val="clear" w:pos="709"/>
+          <w:tab w:val="left" w:pos="1980" w:leader="none"/>
+          <w:tab w:val="left" w:pos="2520" w:leader="none"/>
+          <w:tab w:val="left" w:pos="3150" w:leader="none"/>
+          <w:tab w:val="left" w:pos="3690" w:leader="none"/>
+          <w:tab w:val="left" w:pos="4320" w:leader="none"/>
+          <w:tab w:val="left" w:pos="4860" w:leader="none"/>
+          <w:tab w:val="left" w:pos="5310" w:leader="none"/>
+          <w:tab w:val="left" w:pos="5850" w:leader="none"/>
+          <w:tab w:val="left" w:pos="6480" w:leader="none"/>
         </w:tabs>
         <w:jc w:val="center"/>
         <w:rPr>
@@ -3445,17 +3884,20 @@
     </w:p>
     <w:p>
       <w:pPr>
-        <w:tabs>
-          <w:tab w:val="left" w:pos="1980"/>
-          <w:tab w:val="left" w:pos="2520"/>
-          <w:tab w:val="left" w:pos="3150"/>
-          <w:tab w:val="left" w:pos="3690"/>
-          <w:tab w:val="left" w:pos="4320"/>
-          <w:tab w:val="left" w:pos="4860"/>
-          <w:tab w:val="left" w:pos="5310"/>
-          <w:tab w:val="left" w:pos="5850"/>
-          <w:tab w:val="left" w:pos="6480"/>
-        </w:tabs>
+        <w:pStyle w:val="Normal"/>
+        <w:tabs>
+          <w:tab w:val="clear" w:pos="709"/>
+          <w:tab w:val="left" w:pos="1980" w:leader="none"/>
+          <w:tab w:val="left" w:pos="2520" w:leader="none"/>
+          <w:tab w:val="left" w:pos="3150" w:leader="none"/>
+          <w:tab w:val="left" w:pos="3690" w:leader="none"/>
+          <w:tab w:val="left" w:pos="4320" w:leader="none"/>
+          <w:tab w:val="left" w:pos="4860" w:leader="none"/>
+          <w:tab w:val="left" w:pos="5310" w:leader="none"/>
+          <w:tab w:val="left" w:pos="5850" w:leader="none"/>
+          <w:tab w:val="left" w:pos="6480" w:leader="none"/>
+        </w:tabs>
+        <w:spacing w:before="0" w:after="0"/>
         <w:jc w:val="center"/>
         <w:rPr>
           <w:sz w:val="16"/>
@@ -3475,16 +3917,18 @@
     </w:p>
     <w:p>
       <w:pPr>
-        <w:tabs>
-          <w:tab w:val="left" w:pos="1980"/>
-          <w:tab w:val="left" w:pos="2520"/>
-          <w:tab w:val="left" w:pos="3150"/>
-          <w:tab w:val="left" w:pos="3690"/>
-          <w:tab w:val="left" w:pos="4320"/>
-          <w:tab w:val="left" w:pos="4860"/>
-          <w:tab w:val="left" w:pos="5310"/>
-          <w:tab w:val="left" w:pos="5850"/>
-          <w:tab w:val="left" w:pos="6480"/>
+        <w:pStyle w:val="Normal"/>
+        <w:tabs>
+          <w:tab w:val="clear" w:pos="709"/>
+          <w:tab w:val="left" w:pos="1980" w:leader="none"/>
+          <w:tab w:val="left" w:pos="2520" w:leader="none"/>
+          <w:tab w:val="left" w:pos="3150" w:leader="none"/>
+          <w:tab w:val="left" w:pos="3690" w:leader="none"/>
+          <w:tab w:val="left" w:pos="4320" w:leader="none"/>
+          <w:tab w:val="left" w:pos="4860" w:leader="none"/>
+          <w:tab w:val="left" w:pos="5310" w:leader="none"/>
+          <w:tab w:val="left" w:pos="5850" w:leader="none"/>
+          <w:tab w:val="left" w:pos="6480" w:leader="none"/>
         </w:tabs>
         <w:jc w:val="center"/>
         <w:rPr>
@@ -3502,17 +3946,20 @@
     </w:p>
     <w:p>
       <w:pPr>
-        <w:tabs>
-          <w:tab w:val="left" w:pos="1980"/>
-          <w:tab w:val="left" w:pos="2520"/>
-          <w:tab w:val="left" w:pos="3150"/>
-          <w:tab w:val="left" w:pos="3690"/>
-          <w:tab w:val="left" w:pos="4320"/>
-          <w:tab w:val="left" w:pos="4860"/>
-          <w:tab w:val="left" w:pos="5310"/>
-          <w:tab w:val="left" w:pos="5850"/>
-          <w:tab w:val="left" w:pos="6480"/>
-        </w:tabs>
+        <w:pStyle w:val="Normal"/>
+        <w:tabs>
+          <w:tab w:val="clear" w:pos="709"/>
+          <w:tab w:val="left" w:pos="1980" w:leader="none"/>
+          <w:tab w:val="left" w:pos="2520" w:leader="none"/>
+          <w:tab w:val="left" w:pos="3150" w:leader="none"/>
+          <w:tab w:val="left" w:pos="3690" w:leader="none"/>
+          <w:tab w:val="left" w:pos="4320" w:leader="none"/>
+          <w:tab w:val="left" w:pos="4860" w:leader="none"/>
+          <w:tab w:val="left" w:pos="5310" w:leader="none"/>
+          <w:tab w:val="left" w:pos="5850" w:leader="none"/>
+          <w:tab w:val="left" w:pos="6480" w:leader="none"/>
+        </w:tabs>
+        <w:spacing w:before="0" w:after="0"/>
         <w:jc w:val="center"/>
         <w:rPr>
           <w:sz w:val="16"/>
@@ -3532,16 +3979,18 @@
     </w:p>
     <w:p>
       <w:pPr>
-        <w:tabs>
-          <w:tab w:val="left" w:pos="1980"/>
-          <w:tab w:val="left" w:pos="2520"/>
-          <w:tab w:val="left" w:pos="3150"/>
-          <w:tab w:val="left" w:pos="3690"/>
-          <w:tab w:val="left" w:pos="4320"/>
-          <w:tab w:val="left" w:pos="4860"/>
-          <w:tab w:val="left" w:pos="5310"/>
-          <w:tab w:val="left" w:pos="5850"/>
-          <w:tab w:val="left" w:pos="6480"/>
+        <w:pStyle w:val="Normal"/>
+        <w:tabs>
+          <w:tab w:val="clear" w:pos="709"/>
+          <w:tab w:val="left" w:pos="1980" w:leader="none"/>
+          <w:tab w:val="left" w:pos="2520" w:leader="none"/>
+          <w:tab w:val="left" w:pos="3150" w:leader="none"/>
+          <w:tab w:val="left" w:pos="3690" w:leader="none"/>
+          <w:tab w:val="left" w:pos="4320" w:leader="none"/>
+          <w:tab w:val="left" w:pos="4860" w:leader="none"/>
+          <w:tab w:val="left" w:pos="5310" w:leader="none"/>
+          <w:tab w:val="left" w:pos="5850" w:leader="none"/>
+          <w:tab w:val="left" w:pos="6480" w:leader="none"/>
         </w:tabs>
         <w:jc w:val="center"/>
         <w:rPr>
@@ -3559,17 +4008,20 @@
     </w:p>
     <w:p>
       <w:pPr>
-        <w:tabs>
-          <w:tab w:val="left" w:pos="1980"/>
-          <w:tab w:val="left" w:pos="2520"/>
-          <w:tab w:val="left" w:pos="3150"/>
-          <w:tab w:val="left" w:pos="3690"/>
-          <w:tab w:val="left" w:pos="4320"/>
-          <w:tab w:val="left" w:pos="4860"/>
-          <w:tab w:val="left" w:pos="5310"/>
-          <w:tab w:val="left" w:pos="5850"/>
-          <w:tab w:val="left" w:pos="6480"/>
-        </w:tabs>
+        <w:pStyle w:val="Normal"/>
+        <w:tabs>
+          <w:tab w:val="clear" w:pos="709"/>
+          <w:tab w:val="left" w:pos="1980" w:leader="none"/>
+          <w:tab w:val="left" w:pos="2520" w:leader="none"/>
+          <w:tab w:val="left" w:pos="3150" w:leader="none"/>
+          <w:tab w:val="left" w:pos="3690" w:leader="none"/>
+          <w:tab w:val="left" w:pos="4320" w:leader="none"/>
+          <w:tab w:val="left" w:pos="4860" w:leader="none"/>
+          <w:tab w:val="left" w:pos="5310" w:leader="none"/>
+          <w:tab w:val="left" w:pos="5850" w:leader="none"/>
+          <w:tab w:val="left" w:pos="6480" w:leader="none"/>
+        </w:tabs>
+        <w:spacing w:before="0" w:after="0"/>
         <w:jc w:val="center"/>
         <w:rPr>
           <w:sz w:val="16"/>
@@ -3589,16 +4041,18 @@
     </w:p>
     <w:p>
       <w:pPr>
-        <w:tabs>
-          <w:tab w:val="left" w:pos="1980"/>
-          <w:tab w:val="left" w:pos="2520"/>
-          <w:tab w:val="left" w:pos="3150"/>
-          <w:tab w:val="left" w:pos="3690"/>
-          <w:tab w:val="left" w:pos="4320"/>
-          <w:tab w:val="left" w:pos="4860"/>
-          <w:tab w:val="left" w:pos="5310"/>
-          <w:tab w:val="left" w:pos="5850"/>
-          <w:tab w:val="left" w:pos="6480"/>
+        <w:pStyle w:val="Normal"/>
+        <w:tabs>
+          <w:tab w:val="clear" w:pos="709"/>
+          <w:tab w:val="left" w:pos="1980" w:leader="none"/>
+          <w:tab w:val="left" w:pos="2520" w:leader="none"/>
+          <w:tab w:val="left" w:pos="3150" w:leader="none"/>
+          <w:tab w:val="left" w:pos="3690" w:leader="none"/>
+          <w:tab w:val="left" w:pos="4320" w:leader="none"/>
+          <w:tab w:val="left" w:pos="4860" w:leader="none"/>
+          <w:tab w:val="left" w:pos="5310" w:leader="none"/>
+          <w:tab w:val="left" w:pos="5850" w:leader="none"/>
+          <w:tab w:val="left" w:pos="6480" w:leader="none"/>
         </w:tabs>
         <w:jc w:val="center"/>
         <w:rPr>
@@ -3616,17 +4070,20 @@
     </w:p>
     <w:p>
       <w:pPr>
-        <w:tabs>
-          <w:tab w:val="left" w:pos="1980"/>
-          <w:tab w:val="left" w:pos="2520"/>
-          <w:tab w:val="left" w:pos="3150"/>
-          <w:tab w:val="left" w:pos="3690"/>
-          <w:tab w:val="left" w:pos="4320"/>
-          <w:tab w:val="left" w:pos="4860"/>
-          <w:tab w:val="left" w:pos="5310"/>
-          <w:tab w:val="left" w:pos="5850"/>
-          <w:tab w:val="left" w:pos="6480"/>
-        </w:tabs>
+        <w:pStyle w:val="Normal"/>
+        <w:tabs>
+          <w:tab w:val="clear" w:pos="709"/>
+          <w:tab w:val="left" w:pos="1980" w:leader="none"/>
+          <w:tab w:val="left" w:pos="2520" w:leader="none"/>
+          <w:tab w:val="left" w:pos="3150" w:leader="none"/>
+          <w:tab w:val="left" w:pos="3690" w:leader="none"/>
+          <w:tab w:val="left" w:pos="4320" w:leader="none"/>
+          <w:tab w:val="left" w:pos="4860" w:leader="none"/>
+          <w:tab w:val="left" w:pos="5310" w:leader="none"/>
+          <w:tab w:val="left" w:pos="5850" w:leader="none"/>
+          <w:tab w:val="left" w:pos="6480" w:leader="none"/>
+        </w:tabs>
+        <w:spacing w:before="0" w:after="0"/>
         <w:jc w:val="center"/>
         <w:rPr>
           <w:sz w:val="16"/>
@@ -3646,16 +4103,18 @@
     </w:p>
     <w:p>
       <w:pPr>
-        <w:tabs>
-          <w:tab w:val="left" w:pos="1980"/>
-          <w:tab w:val="left" w:pos="2520"/>
-          <w:tab w:val="left" w:pos="3150"/>
-          <w:tab w:val="left" w:pos="3690"/>
-          <w:tab w:val="left" w:pos="4320"/>
-          <w:tab w:val="left" w:pos="4860"/>
-          <w:tab w:val="left" w:pos="5310"/>
-          <w:tab w:val="left" w:pos="5850"/>
-          <w:tab w:val="left" w:pos="6480"/>
+        <w:pStyle w:val="Normal"/>
+        <w:tabs>
+          <w:tab w:val="clear" w:pos="709"/>
+          <w:tab w:val="left" w:pos="1980" w:leader="none"/>
+          <w:tab w:val="left" w:pos="2520" w:leader="none"/>
+          <w:tab w:val="left" w:pos="3150" w:leader="none"/>
+          <w:tab w:val="left" w:pos="3690" w:leader="none"/>
+          <w:tab w:val="left" w:pos="4320" w:leader="none"/>
+          <w:tab w:val="left" w:pos="4860" w:leader="none"/>
+          <w:tab w:val="left" w:pos="5310" w:leader="none"/>
+          <w:tab w:val="left" w:pos="5850" w:leader="none"/>
+          <w:tab w:val="left" w:pos="6480" w:leader="none"/>
         </w:tabs>
         <w:jc w:val="center"/>
         <w:rPr>
@@ -3673,17 +4132,20 @@
     </w:p>
     <w:p>
       <w:pPr>
-        <w:tabs>
-          <w:tab w:val="left" w:pos="1980"/>
-          <w:tab w:val="left" w:pos="2520"/>
-          <w:tab w:val="left" w:pos="3150"/>
-          <w:tab w:val="left" w:pos="3690"/>
-          <w:tab w:val="left" w:pos="4320"/>
-          <w:tab w:val="left" w:pos="4860"/>
-          <w:tab w:val="left" w:pos="5310"/>
-          <w:tab w:val="left" w:pos="5850"/>
-          <w:tab w:val="left" w:pos="6480"/>
-        </w:tabs>
+        <w:pStyle w:val="Normal"/>
+        <w:tabs>
+          <w:tab w:val="clear" w:pos="709"/>
+          <w:tab w:val="left" w:pos="1980" w:leader="none"/>
+          <w:tab w:val="left" w:pos="2520" w:leader="none"/>
+          <w:tab w:val="left" w:pos="3150" w:leader="none"/>
+          <w:tab w:val="left" w:pos="3690" w:leader="none"/>
+          <w:tab w:val="left" w:pos="4320" w:leader="none"/>
+          <w:tab w:val="left" w:pos="4860" w:leader="none"/>
+          <w:tab w:val="left" w:pos="5310" w:leader="none"/>
+          <w:tab w:val="left" w:pos="5850" w:leader="none"/>
+          <w:tab w:val="left" w:pos="6480" w:leader="none"/>
+        </w:tabs>
+        <w:spacing w:before="0" w:after="0"/>
         <w:jc w:val="center"/>
         <w:rPr>
           <w:sz w:val="16"/>
@@ -3703,55 +4165,66 @@
     </w:p>
     <w:p>
       <w:pPr>
-        <w:tabs>
-          <w:tab w:val="left" w:pos="1980"/>
-          <w:tab w:val="left" w:pos="2520"/>
-          <w:tab w:val="left" w:pos="3150"/>
-          <w:tab w:val="left" w:pos="3690"/>
-          <w:tab w:val="left" w:pos="4320"/>
-          <w:tab w:val="left" w:pos="4860"/>
-          <w:tab w:val="left" w:pos="5310"/>
-          <w:tab w:val="left" w:pos="5850"/>
-          <w:tab w:val="left" w:pos="6480"/>
+        <w:pStyle w:val="Normal"/>
+        <w:tabs>
+          <w:tab w:val="clear" w:pos="709"/>
+          <w:tab w:val="left" w:pos="1980" w:leader="none"/>
+          <w:tab w:val="left" w:pos="2520" w:leader="none"/>
+          <w:tab w:val="left" w:pos="3150" w:leader="none"/>
+          <w:tab w:val="left" w:pos="3690" w:leader="none"/>
+          <w:tab w:val="left" w:pos="4320" w:leader="none"/>
+          <w:tab w:val="left" w:pos="4860" w:leader="none"/>
+          <w:tab w:val="left" w:pos="5310" w:leader="none"/>
+          <w:tab w:val="left" w:pos="5850" w:leader="none"/>
+          <w:tab w:val="left" w:pos="6480" w:leader="none"/>
         </w:tabs>
         <w:jc w:val="center"/>
-      </w:pPr>
-      <w:r>
+        <w:rPr/>
+      </w:pPr>
+      <w:r>
+        <w:rPr/>
         <w:t>_______</w:t>
       </w:r>
     </w:p>
     <w:p>
       <w:pPr>
-        <w:tabs>
-          <w:tab w:val="left" w:pos="1980"/>
-          <w:tab w:val="left" w:pos="2520"/>
-          <w:tab w:val="left" w:pos="3150"/>
-          <w:tab w:val="left" w:pos="3690"/>
-          <w:tab w:val="left" w:pos="4320"/>
-          <w:tab w:val="left" w:pos="4860"/>
-          <w:tab w:val="left" w:pos="5310"/>
-          <w:tab w:val="left" w:pos="5850"/>
-          <w:tab w:val="left" w:pos="6480"/>
+        <w:pStyle w:val="Normal"/>
+        <w:tabs>
+          <w:tab w:val="clear" w:pos="709"/>
+          <w:tab w:val="left" w:pos="1980" w:leader="none"/>
+          <w:tab w:val="left" w:pos="2520" w:leader="none"/>
+          <w:tab w:val="left" w:pos="3150" w:leader="none"/>
+          <w:tab w:val="left" w:pos="3690" w:leader="none"/>
+          <w:tab w:val="left" w:pos="4320" w:leader="none"/>
+          <w:tab w:val="left" w:pos="4860" w:leader="none"/>
+          <w:tab w:val="left" w:pos="5310" w:leader="none"/>
+          <w:tab w:val="left" w:pos="5850" w:leader="none"/>
+          <w:tab w:val="left" w:pos="6480" w:leader="none"/>
         </w:tabs>
         <w:jc w:val="center"/>
-      </w:pPr>
-      <w:r>
+        <w:rPr/>
+      </w:pPr>
+      <w:r>
+        <w:rPr/>
         <w:t>_______</w:t>
       </w:r>
     </w:p>
     <w:p>
       <w:pPr>
-        <w:tabs>
-          <w:tab w:val="left" w:pos="1980"/>
-          <w:tab w:val="left" w:pos="2520"/>
-          <w:tab w:val="left" w:pos="3150"/>
-          <w:tab w:val="left" w:pos="3690"/>
-          <w:tab w:val="left" w:pos="4320"/>
-          <w:tab w:val="left" w:pos="4860"/>
-          <w:tab w:val="left" w:pos="5310"/>
-          <w:tab w:val="left" w:pos="5850"/>
-          <w:tab w:val="left" w:pos="6480"/>
-        </w:tabs>
+        <w:pStyle w:val="Normal"/>
+        <w:tabs>
+          <w:tab w:val="clear" w:pos="709"/>
+          <w:tab w:val="left" w:pos="1980" w:leader="none"/>
+          <w:tab w:val="left" w:pos="2520" w:leader="none"/>
+          <w:tab w:val="left" w:pos="3150" w:leader="none"/>
+          <w:tab w:val="left" w:pos="3690" w:leader="none"/>
+          <w:tab w:val="left" w:pos="4320" w:leader="none"/>
+          <w:tab w:val="left" w:pos="4860" w:leader="none"/>
+          <w:tab w:val="left" w:pos="5310" w:leader="none"/>
+          <w:tab w:val="left" w:pos="5850" w:leader="none"/>
+          <w:tab w:val="left" w:pos="6480" w:leader="none"/>
+        </w:tabs>
+        <w:spacing w:before="0" w:after="0"/>
         <w:jc w:val="center"/>
         <w:rPr>
           <w:sz w:val="16"/>
@@ -3771,39 +4244,47 @@
     </w:p>
     <w:p>
       <w:pPr>
-        <w:tabs>
-          <w:tab w:val="left" w:pos="1980"/>
-          <w:tab w:val="left" w:pos="2520"/>
-          <w:tab w:val="left" w:pos="3150"/>
-          <w:tab w:val="left" w:pos="3690"/>
-          <w:tab w:val="left" w:pos="4320"/>
-          <w:tab w:val="left" w:pos="4860"/>
-          <w:tab w:val="left" w:pos="5310"/>
-          <w:tab w:val="left" w:pos="5850"/>
-          <w:tab w:val="left" w:pos="6480"/>
+        <w:pStyle w:val="Normal"/>
+        <w:tabs>
+          <w:tab w:val="clear" w:pos="709"/>
+          <w:tab w:val="left" w:pos="1980" w:leader="none"/>
+          <w:tab w:val="left" w:pos="2520" w:leader="none"/>
+          <w:tab w:val="left" w:pos="3150" w:leader="none"/>
+          <w:tab w:val="left" w:pos="3690" w:leader="none"/>
+          <w:tab w:val="left" w:pos="4320" w:leader="none"/>
+          <w:tab w:val="left" w:pos="4860" w:leader="none"/>
+          <w:tab w:val="left" w:pos="5310" w:leader="none"/>
+          <w:tab w:val="left" w:pos="5850" w:leader="none"/>
+          <w:tab w:val="left" w:pos="6480" w:leader="none"/>
         </w:tabs>
         <w:jc w:val="center"/>
-      </w:pPr>
-      <w:r>
+        <w:rPr/>
+      </w:pPr>
+      <w:r>
+        <w:rPr/>
         <w:t>_______</w:t>
       </w:r>
     </w:p>
     <w:p>
       <w:pPr>
-        <w:tabs>
-          <w:tab w:val="left" w:pos="1980"/>
-          <w:tab w:val="left" w:pos="2520"/>
-          <w:tab w:val="left" w:pos="3150"/>
-          <w:tab w:val="left" w:pos="3690"/>
-          <w:tab w:val="left" w:pos="4320"/>
-          <w:tab w:val="left" w:pos="4860"/>
-          <w:tab w:val="left" w:pos="5310"/>
-          <w:tab w:val="left" w:pos="5850"/>
-          <w:tab w:val="left" w:pos="6480"/>
+        <w:pStyle w:val="Normal"/>
+        <w:tabs>
+          <w:tab w:val="clear" w:pos="709"/>
+          <w:tab w:val="left" w:pos="1980" w:leader="none"/>
+          <w:tab w:val="left" w:pos="2520" w:leader="none"/>
+          <w:tab w:val="left" w:pos="3150" w:leader="none"/>
+          <w:tab w:val="left" w:pos="3690" w:leader="none"/>
+          <w:tab w:val="left" w:pos="4320" w:leader="none"/>
+          <w:tab w:val="left" w:pos="4860" w:leader="none"/>
+          <w:tab w:val="left" w:pos="5310" w:leader="none"/>
+          <w:tab w:val="left" w:pos="5850" w:leader="none"/>
+          <w:tab w:val="left" w:pos="6480" w:leader="none"/>
         </w:tabs>
         <w:jc w:val="center"/>
-      </w:pPr>
-      <w:r>
+        <w:rPr/>
+      </w:pPr>
+      <w:r>
+        <w:rPr/>
         <w:t>_______</w:t>
       </w:r>
     </w:p>
@@ -3812,34 +4293,44 @@
         <w:sectPr>
           <w:type w:val="continuous"/>
           <w:pgSz w:w="12240" w:h="15840"/>
-          <w:pgMar w:top="432" w:right="720" w:bottom="720" w:left="1296" w:header="0" w:footer="0" w:gutter="0"/>
-          <w:cols w:num="11" w:space="230"/>
-          <w:formProt w:val="0"/>
-          <w:docGrid w:linePitch="600" w:charSpace="45056"/>
+          <w:pgMar w:left="1296" w:right="720" w:gutter="0" w:header="0" w:top="432" w:footer="0" w:bottom="720"/>
+          <w:cols w:num="11" w:space="230" w:equalWidth="true" w:sep="false"/>
+          <w:formProt w:val="false"/>
+          <w:textDirection w:val="lrTb"/>
+          <w:docGrid w:type="default" w:linePitch="600" w:charSpace="45056"/>
         </w:sectPr>
       </w:pPr>
     </w:p>
     <w:p>
       <w:pPr>
-        <w:tabs>
-          <w:tab w:val="left" w:pos="1980"/>
-          <w:tab w:val="left" w:pos="2520"/>
-          <w:tab w:val="left" w:pos="3150"/>
-          <w:tab w:val="left" w:pos="3690"/>
-          <w:tab w:val="left" w:pos="4320"/>
-          <w:tab w:val="left" w:pos="4860"/>
-          <w:tab w:val="left" w:pos="5310"/>
-          <w:tab w:val="left" w:pos="5850"/>
-          <w:tab w:val="left" w:pos="6480"/>
-        </w:tabs>
-      </w:pPr>
-    </w:p>
-    <w:p>
-      <w:pPr>
-        <w:tabs>
-          <w:tab w:val="right" w:pos="10221"/>
-        </w:tabs>
-        <w:jc w:val="both"/>
+        <w:pStyle w:val="Normal"/>
+        <w:tabs>
+          <w:tab w:val="clear" w:pos="709"/>
+          <w:tab w:val="left" w:pos="1980" w:leader="none"/>
+          <w:tab w:val="left" w:pos="2520" w:leader="none"/>
+          <w:tab w:val="left" w:pos="3150" w:leader="none"/>
+          <w:tab w:val="left" w:pos="3690" w:leader="none"/>
+          <w:tab w:val="left" w:pos="4320" w:leader="none"/>
+          <w:tab w:val="left" w:pos="4860" w:leader="none"/>
+          <w:tab w:val="left" w:pos="5310" w:leader="none"/>
+          <w:tab w:val="left" w:pos="5850" w:leader="none"/>
+          <w:tab w:val="left" w:pos="6480" w:leader="none"/>
+        </w:tabs>
+        <w:rPr/>
+      </w:pPr>
+      <w:r>
+        <w:rPr/>
+      </w:r>
+    </w:p>
+    <w:p>
+      <w:pPr>
+        <w:pStyle w:val="Normal"/>
+        <w:tabs>
+          <w:tab w:val="clear" w:pos="709"/>
+          <w:tab w:val="right" w:pos="10221" w:leader="none"/>
+        </w:tabs>
+        <w:jc w:val="both"/>
+        <w:rPr/>
       </w:pPr>
       <w:r>
         <w:rPr>
@@ -3858,25 +4349,22 @@
         <w:t xml:space="preserve"> </w:t>
       </w:r>
       <w:r>
+        <w:rPr/>
         <w:t xml:space="preserve"> type______________________    "______________________"    HD________    Hp_______    AC_______</w:t>
-      </w:r>
-      <w:r>
-        <w:tab/>
-        <w:t>Move</w:t>
-      </w:r>
-      <w:r>
-        <w:t> </w:t>
-      </w:r>
-      <w:r>
-        <w:t>rate_________"</w:t>
-      </w:r>
-    </w:p>
-    <w:p>
-      <w:pPr>
-        <w:tabs>
-          <w:tab w:val="right" w:pos="10221"/>
-        </w:tabs>
-        <w:jc w:val="both"/>
+        <w:tab/>
+        <w:t>Move rate_________"</w:t>
+      </w:r>
+    </w:p>
+    <w:p>
+      <w:pPr>
+        <w:pStyle w:val="Normal"/>
+        <w:tabs>
+          <w:tab w:val="clear" w:pos="709"/>
+          <w:tab w:val="right" w:pos="10221" w:leader="none"/>
+        </w:tabs>
+        <w:spacing w:before="0" w:after="0"/>
+        <w:jc w:val="both"/>
+        <w:rPr/>
       </w:pPr>
       <w:r>
         <w:rPr>
@@ -3886,6 +4374,7 @@
         <w:t>#attacks</w:t>
       </w:r>
       <w:r>
+        <w:rPr/>
         <w:t xml:space="preserve">____  </w:t>
       </w:r>
       <w:r>
@@ -3896,6 +4385,7 @@
         <w:t>dmg</w:t>
       </w:r>
       <w:r>
+        <w:rPr/>
         <w:t xml:space="preserve">_______________   </w:t>
       </w:r>
       <w:r>
@@ -3904,16 +4394,11 @@
           <w:szCs w:val="16"/>
         </w:rPr>
         <w:t>encumbrance_______</w:t>
-      </w:r>
-      <w:r>
-        <w:rPr>
-          <w:sz w:val="16"/>
-          <w:szCs w:val="16"/>
-        </w:rPr>
         <w:tab/>
         <w:t>notes</w:t>
       </w:r>
       <w:r>
+        <w:rPr/>
         <w:t>_____________________________________________________________</w:t>
       </w:r>
     </w:p>
@@ -3922,27 +4407,29 @@
         <w:sectPr>
           <w:type w:val="continuous"/>
           <w:pgSz w:w="12240" w:h="15840"/>
-          <w:pgMar w:top="432" w:right="720" w:bottom="720" w:left="1296" w:header="0" w:footer="0" w:gutter="0"/>
-          <w:cols w:space="720"/>
-          <w:formProt w:val="0"/>
-          <w:docGrid w:linePitch="600" w:charSpace="45056"/>
+          <w:pgMar w:left="1296" w:right="720" w:gutter="0" w:header="0" w:top="432" w:footer="0" w:bottom="720"/>
+          <w:formProt w:val="false"/>
+          <w:textDirection w:val="lrTb"/>
+          <w:docGrid w:type="default" w:linePitch="600" w:charSpace="45056"/>
         </w:sectPr>
       </w:pPr>
     </w:p>
     <w:p>
       <w:pPr>
-        <w:tabs>
-          <w:tab w:val="left" w:pos="1980"/>
-          <w:tab w:val="left" w:pos="2520"/>
-          <w:tab w:val="left" w:pos="3150"/>
-          <w:tab w:val="left" w:pos="3690"/>
-          <w:tab w:val="left" w:pos="4320"/>
-          <w:tab w:val="left" w:pos="4860"/>
-          <w:tab w:val="left" w:pos="5310"/>
-          <w:tab w:val="left" w:pos="5850"/>
-          <w:tab w:val="left" w:pos="6480"/>
-        </w:tabs>
-        <w:spacing w:after="240"/>
+        <w:pStyle w:val="Normal"/>
+        <w:tabs>
+          <w:tab w:val="clear" w:pos="709"/>
+          <w:tab w:val="left" w:pos="1980" w:leader="none"/>
+          <w:tab w:val="left" w:pos="2520" w:leader="none"/>
+          <w:tab w:val="left" w:pos="3150" w:leader="none"/>
+          <w:tab w:val="left" w:pos="3690" w:leader="none"/>
+          <w:tab w:val="left" w:pos="4320" w:leader="none"/>
+          <w:tab w:val="left" w:pos="4860" w:leader="none"/>
+          <w:tab w:val="left" w:pos="5310" w:leader="none"/>
+          <w:tab w:val="left" w:pos="5850" w:leader="none"/>
+          <w:tab w:val="left" w:pos="6480" w:leader="none"/>
+        </w:tabs>
+        <w:spacing w:before="0" w:after="240"/>
         <w:jc w:val="center"/>
         <w:rPr>
           <w:b/>
@@ -3954,482 +4441,377 @@
           <w:b/>
           <w:bCs/>
         </w:rPr>
-        <w:lastRenderedPageBreak/>
         <w:t>Belongings</w:t>
       </w:r>
     </w:p>
     <w:p>
       <w:pPr>
         <w:sectPr>
+          <w:type w:val="nextPage"/>
           <w:pgSz w:w="12240" w:h="15840"/>
-          <w:pgMar w:top="432" w:right="720" w:bottom="720" w:left="1296" w:header="0" w:footer="0" w:gutter="0"/>
-          <w:cols w:space="720"/>
-          <w:formProt w:val="0"/>
-          <w:docGrid w:linePitch="600" w:charSpace="45056"/>
+          <w:pgMar w:left="1296" w:right="720" w:gutter="0" w:header="0" w:top="432" w:footer="0" w:bottom="720"/>
+          <w:pgNumType w:fmt="decimal"/>
+          <w:formProt w:val="false"/>
+          <w:textDirection w:val="lrTb"/>
+          <w:docGrid w:type="default" w:linePitch="600" w:charSpace="45056"/>
         </w:sectPr>
       </w:pPr>
     </w:p>
     <w:p>
       <w:pPr>
-        <w:tabs>
-          <w:tab w:val="left" w:pos="2070"/>
-          <w:tab w:val="left" w:pos="2700"/>
-        </w:tabs>
-        <w:spacing w:line="288" w:lineRule="auto"/>
-        <w:jc w:val="both"/>
-      </w:pPr>
-      <w:r>
+        <w:pStyle w:val="Normal"/>
+        <w:tabs>
+          <w:tab w:val="clear" w:pos="709"/>
+          <w:tab w:val="left" w:pos="2070" w:leader="none"/>
+          <w:tab w:val="left" w:pos="2700" w:leader="none"/>
+        </w:tabs>
+        <w:spacing w:lineRule="auto" w:line="288"/>
+        <w:jc w:val="both"/>
+        <w:rPr/>
+      </w:pPr>
+      <w:r>
+        <w:rPr/>
         <w:t>Item</w:t>
-      </w:r>
-      <w:r>
         <w:tab/>
         <w:t>Where</w:t>
-      </w:r>
-      <w:r>
         <w:tab/>
         <w:t>Enc</w:t>
-      </w:r>
-      <w:r>
         <w:br/>
         <w:t>_____________________</w:t>
-      </w:r>
-      <w:r>
         <w:tab/>
         <w:t>_____</w:t>
-      </w:r>
-      <w:r>
         <w:tab/>
         <w:t>____</w:t>
-      </w:r>
-      <w:r>
         <w:br/>
         <w:t>_____________________</w:t>
-      </w:r>
-      <w:r>
         <w:tab/>
         <w:t>_____</w:t>
-      </w:r>
-      <w:r>
         <w:tab/>
         <w:t>____</w:t>
-      </w:r>
-      <w:r>
         <w:br/>
         <w:t>_____________________</w:t>
-      </w:r>
-      <w:r>
         <w:tab/>
         <w:t>_____</w:t>
-      </w:r>
-      <w:r>
         <w:tab/>
         <w:t>____</w:t>
-      </w:r>
-      <w:r>
         <w:br/>
         <w:t>_____________________</w:t>
-      </w:r>
-      <w:r>
         <w:tab/>
         <w:t>_____</w:t>
-      </w:r>
-      <w:r>
         <w:tab/>
         <w:t>____</w:t>
-      </w:r>
-      <w:r>
         <w:br/>
         <w:t>_____________________</w:t>
-      </w:r>
-      <w:r>
         <w:tab/>
         <w:t>_____</w:t>
-      </w:r>
-      <w:r>
         <w:tab/>
         <w:t>____</w:t>
-      </w:r>
-      <w:r>
         <w:br/>
         <w:t>_____________________</w:t>
-      </w:r>
-      <w:r>
         <w:tab/>
         <w:t>_____</w:t>
-      </w:r>
-      <w:r>
         <w:tab/>
         <w:t>____</w:t>
-      </w:r>
-      <w:r>
         <w:br/>
         <w:t>_____________________</w:t>
-      </w:r>
-      <w:r>
         <w:tab/>
         <w:t>_____</w:t>
-      </w:r>
-      <w:r>
         <w:tab/>
         <w:t>____</w:t>
-      </w:r>
-      <w:r>
         <w:br/>
         <w:t>_____________________</w:t>
-      </w:r>
-      <w:r>
         <w:tab/>
         <w:t>_____</w:t>
-      </w:r>
-      <w:r>
         <w:tab/>
         <w:t>____</w:t>
-      </w:r>
-      <w:r>
         <w:br/>
         <w:t>_____________________</w:t>
-      </w:r>
-      <w:r>
         <w:tab/>
         <w:t>_____</w:t>
-      </w:r>
-      <w:r>
         <w:tab/>
         <w:t>____</w:t>
-      </w:r>
-      <w:r>
         <w:br/>
         <w:t>_____________________</w:t>
-      </w:r>
-      <w:r>
         <w:tab/>
         <w:t>_____</w:t>
-      </w:r>
-      <w:r>
         <w:tab/>
         <w:t>____</w:t>
-      </w:r>
-      <w:r>
         <w:br/>
         <w:t>_____________________</w:t>
-      </w:r>
-      <w:r>
         <w:tab/>
         <w:t>_____</w:t>
-      </w:r>
-      <w:r>
         <w:tab/>
         <w:t>____</w:t>
-      </w:r>
-      <w:r>
         <w:br/>
         <w:t>_____________________</w:t>
-      </w:r>
-      <w:r>
         <w:tab/>
         <w:t>_____</w:t>
-      </w:r>
-      <w:r>
         <w:tab/>
         <w:t>____</w:t>
       </w:r>
     </w:p>
     <w:p>
       <w:pPr>
-        <w:tabs>
-          <w:tab w:val="left" w:pos="2070"/>
-          <w:tab w:val="left" w:pos="2700"/>
-        </w:tabs>
-        <w:spacing w:line="288" w:lineRule="auto"/>
-        <w:jc w:val="both"/>
+        <w:pStyle w:val="Normal"/>
+        <w:tabs>
+          <w:tab w:val="clear" w:pos="709"/>
+          <w:tab w:val="left" w:pos="2070" w:leader="none"/>
+          <w:tab w:val="left" w:pos="2700" w:leader="none"/>
+        </w:tabs>
+        <w:spacing w:lineRule="auto" w:line="288" w:before="0" w:after="0"/>
+        <w:jc w:val="both"/>
+        <w:rPr/>
       </w:pPr>
       <w:r>
         <w:br w:type="column"/>
       </w:r>
       <w:r>
+        <w:rPr/>
         <w:t>Item</w:t>
-      </w:r>
-      <w:r>
         <w:tab/>
         <w:t>Where</w:t>
-      </w:r>
-      <w:r>
         <w:tab/>
         <w:t>Enc</w:t>
-      </w:r>
-      <w:r>
         <w:br/>
         <w:t>_____________________</w:t>
-      </w:r>
-      <w:r>
         <w:tab/>
         <w:t>_____</w:t>
-      </w:r>
-      <w:r>
         <w:tab/>
         <w:t>____</w:t>
-      </w:r>
-      <w:r>
         <w:br/>
         <w:t>_____________________</w:t>
-      </w:r>
-      <w:r>
         <w:tab/>
         <w:t>_____</w:t>
-      </w:r>
-      <w:r>
         <w:tab/>
         <w:t>____</w:t>
-      </w:r>
-      <w:r>
         <w:br/>
         <w:t>_____________________</w:t>
-      </w:r>
-      <w:r>
         <w:tab/>
         <w:t>_____</w:t>
-      </w:r>
-      <w:r>
         <w:tab/>
         <w:t>____</w:t>
-      </w:r>
-      <w:r>
         <w:br/>
         <w:t>_____________________</w:t>
-      </w:r>
-      <w:r>
         <w:tab/>
         <w:t>_____</w:t>
-      </w:r>
-      <w:r>
         <w:tab/>
         <w:t>____</w:t>
-      </w:r>
-      <w:r>
         <w:br/>
         <w:t>_____________________</w:t>
-      </w:r>
-      <w:r>
         <w:tab/>
         <w:t>_____</w:t>
-      </w:r>
-      <w:r>
         <w:tab/>
         <w:t>____</w:t>
-      </w:r>
-      <w:r>
         <w:br/>
         <w:t>_____________________</w:t>
-      </w:r>
-      <w:r>
         <w:tab/>
         <w:t>_____</w:t>
-      </w:r>
-      <w:r>
         <w:tab/>
         <w:t>____</w:t>
-      </w:r>
-      <w:r>
         <w:br/>
         <w:t>_____________________</w:t>
-      </w:r>
-      <w:r>
         <w:tab/>
         <w:t>_____</w:t>
-      </w:r>
-      <w:r>
         <w:tab/>
         <w:t>____</w:t>
-      </w:r>
-      <w:r>
         <w:br/>
         <w:t>_____________________</w:t>
-      </w:r>
-      <w:r>
         <w:tab/>
         <w:t>_____</w:t>
-      </w:r>
-      <w:r>
         <w:tab/>
         <w:t>____</w:t>
-      </w:r>
-      <w:r>
         <w:br/>
         <w:t>_____________________</w:t>
-      </w:r>
-      <w:r>
         <w:tab/>
         <w:t>_____</w:t>
-      </w:r>
-      <w:r>
         <w:tab/>
         <w:t>____</w:t>
-      </w:r>
-      <w:r>
         <w:br/>
         <w:t>_____________________</w:t>
-      </w:r>
-      <w:r>
         <w:tab/>
         <w:t>_____</w:t>
-      </w:r>
-      <w:r>
         <w:tab/>
         <w:t>____</w:t>
-      </w:r>
-      <w:r>
         <w:br/>
         <w:t>_____________________</w:t>
-      </w:r>
-      <w:r>
         <w:tab/>
         <w:t>_____</w:t>
-      </w:r>
-      <w:r>
         <w:tab/>
         <w:t>____</w:t>
-      </w:r>
-      <w:r>
         <w:br/>
         <w:t>_____________________</w:t>
-      </w:r>
-      <w:r>
         <w:tab/>
         <w:t>_____</w:t>
-      </w:r>
-      <w:r>
         <w:tab/>
         <w:t>____</w:t>
       </w:r>
     </w:p>
     <w:p>
       <w:pPr>
-        <w:tabs>
-          <w:tab w:val="left" w:pos="2070"/>
-          <w:tab w:val="left" w:pos="2700"/>
-        </w:tabs>
-        <w:spacing w:line="288" w:lineRule="auto"/>
+        <w:pStyle w:val="Normal"/>
+        <w:tabs>
+          <w:tab w:val="clear" w:pos="709"/>
+          <w:tab w:val="left" w:pos="2070" w:leader="none"/>
+          <w:tab w:val="left" w:pos="2700" w:leader="none"/>
+        </w:tabs>
+        <w:spacing w:lineRule="auto" w:line="288" w:before="0" w:after="0"/>
         <w:jc w:val="center"/>
+        <w:rPr/>
       </w:pPr>
       <w:r>
         <w:br w:type="column"/>
       </w:r>
       <w:r>
+        <w:rPr/>
         <w:t>Containers</w:t>
       </w:r>
     </w:p>
     <w:p>
       <w:pPr>
-        <w:tabs>
-          <w:tab w:val="left" w:pos="2070"/>
-          <w:tab w:val="left" w:pos="2700"/>
-        </w:tabs>
-        <w:spacing w:before="120" w:line="288" w:lineRule="auto"/>
-        <w:jc w:val="right"/>
-      </w:pPr>
-      <w:r>
+        <w:pStyle w:val="Normal"/>
+        <w:tabs>
+          <w:tab w:val="clear" w:pos="709"/>
+          <w:tab w:val="left" w:pos="2070" w:leader="none"/>
+          <w:tab w:val="left" w:pos="2700" w:leader="none"/>
+        </w:tabs>
+        <w:spacing w:lineRule="auto" w:line="288" w:before="120" w:after="0"/>
+        <w:jc w:val="end"/>
+        <w:rPr/>
+      </w:pPr>
+      <w:r>
+        <w:rPr/>
         <w:t>____________________________________</w:t>
       </w:r>
     </w:p>
     <w:p>
       <w:pPr>
-        <w:tabs>
-          <w:tab w:val="left" w:pos="2070"/>
-          <w:tab w:val="left" w:pos="2700"/>
-        </w:tabs>
-        <w:spacing w:before="120" w:line="288" w:lineRule="auto"/>
-        <w:jc w:val="right"/>
-      </w:pPr>
-      <w:r>
+        <w:pStyle w:val="Normal"/>
+        <w:tabs>
+          <w:tab w:val="clear" w:pos="709"/>
+          <w:tab w:val="left" w:pos="2070" w:leader="none"/>
+          <w:tab w:val="left" w:pos="2700" w:leader="none"/>
+        </w:tabs>
+        <w:spacing w:lineRule="auto" w:line="288" w:before="120" w:after="0"/>
+        <w:jc w:val="end"/>
+        <w:rPr/>
+      </w:pPr>
+      <w:r>
+        <w:rPr/>
         <w:t>____________________________________</w:t>
       </w:r>
     </w:p>
     <w:p>
       <w:pPr>
-        <w:tabs>
-          <w:tab w:val="left" w:pos="2070"/>
-          <w:tab w:val="left" w:pos="2700"/>
-        </w:tabs>
-        <w:spacing w:before="120" w:line="288" w:lineRule="auto"/>
-        <w:jc w:val="right"/>
-      </w:pPr>
-      <w:r>
+        <w:pStyle w:val="Normal"/>
+        <w:tabs>
+          <w:tab w:val="clear" w:pos="709"/>
+          <w:tab w:val="left" w:pos="2070" w:leader="none"/>
+          <w:tab w:val="left" w:pos="2700" w:leader="none"/>
+        </w:tabs>
+        <w:spacing w:lineRule="auto" w:line="288" w:before="120" w:after="0"/>
+        <w:jc w:val="end"/>
+        <w:rPr/>
+      </w:pPr>
+      <w:r>
+        <w:rPr/>
         <w:t>____________________________________</w:t>
       </w:r>
     </w:p>
     <w:p>
       <w:pPr>
-        <w:tabs>
-          <w:tab w:val="left" w:pos="2070"/>
-          <w:tab w:val="left" w:pos="2700"/>
-        </w:tabs>
-        <w:spacing w:before="120" w:line="288" w:lineRule="auto"/>
-        <w:jc w:val="right"/>
-      </w:pPr>
-      <w:r>
+        <w:pStyle w:val="Normal"/>
+        <w:tabs>
+          <w:tab w:val="clear" w:pos="709"/>
+          <w:tab w:val="left" w:pos="2070" w:leader="none"/>
+          <w:tab w:val="left" w:pos="2700" w:leader="none"/>
+        </w:tabs>
+        <w:spacing w:lineRule="auto" w:line="288" w:before="120" w:after="0"/>
+        <w:jc w:val="end"/>
+        <w:rPr/>
+      </w:pPr>
+      <w:r>
+        <w:rPr/>
         <w:t>____________________________________</w:t>
       </w:r>
     </w:p>
     <w:p>
       <w:pPr>
-        <w:tabs>
-          <w:tab w:val="left" w:pos="2070"/>
-          <w:tab w:val="left" w:pos="2700"/>
-        </w:tabs>
-        <w:spacing w:before="120" w:line="288" w:lineRule="auto"/>
-        <w:jc w:val="right"/>
-      </w:pPr>
-      <w:r>
+        <w:pStyle w:val="Normal"/>
+        <w:tabs>
+          <w:tab w:val="clear" w:pos="709"/>
+          <w:tab w:val="left" w:pos="2070" w:leader="none"/>
+          <w:tab w:val="left" w:pos="2700" w:leader="none"/>
+        </w:tabs>
+        <w:spacing w:lineRule="auto" w:line="288" w:before="120" w:after="0"/>
+        <w:jc w:val="end"/>
+        <w:rPr/>
+      </w:pPr>
+      <w:r>
+        <w:rPr/>
         <w:t>____________________________________</w:t>
       </w:r>
     </w:p>
     <w:p>
       <w:pPr>
-        <w:tabs>
-          <w:tab w:val="left" w:pos="2070"/>
-          <w:tab w:val="left" w:pos="2700"/>
-        </w:tabs>
-        <w:spacing w:before="120" w:line="288" w:lineRule="auto"/>
-        <w:jc w:val="right"/>
-      </w:pPr>
-      <w:r>
+        <w:pStyle w:val="Normal"/>
+        <w:tabs>
+          <w:tab w:val="clear" w:pos="709"/>
+          <w:tab w:val="left" w:pos="2070" w:leader="none"/>
+          <w:tab w:val="left" w:pos="2700" w:leader="none"/>
+        </w:tabs>
+        <w:spacing w:lineRule="auto" w:line="288" w:before="120" w:after="0"/>
+        <w:jc w:val="end"/>
+        <w:rPr/>
+      </w:pPr>
+      <w:r>
+        <w:rPr/>
         <w:t>____________________________________</w:t>
       </w:r>
     </w:p>
     <w:p>
       <w:pPr>
-        <w:tabs>
-          <w:tab w:val="left" w:pos="2070"/>
-          <w:tab w:val="left" w:pos="2700"/>
-        </w:tabs>
-        <w:spacing w:before="120" w:line="288" w:lineRule="auto"/>
-        <w:jc w:val="right"/>
-      </w:pPr>
-      <w:r>
+        <w:pStyle w:val="Normal"/>
+        <w:tabs>
+          <w:tab w:val="clear" w:pos="709"/>
+          <w:tab w:val="left" w:pos="2070" w:leader="none"/>
+          <w:tab w:val="left" w:pos="2700" w:leader="none"/>
+        </w:tabs>
+        <w:spacing w:lineRule="auto" w:line="288" w:before="120" w:after="0"/>
+        <w:jc w:val="end"/>
+        <w:rPr/>
+      </w:pPr>
+      <w:r>
+        <w:rPr/>
         <w:t>____________________________________</w:t>
       </w:r>
     </w:p>
     <w:p>
       <w:pPr>
-        <w:tabs>
-          <w:tab w:val="left" w:pos="2070"/>
-          <w:tab w:val="left" w:pos="2700"/>
-        </w:tabs>
-        <w:spacing w:before="120" w:line="288" w:lineRule="auto"/>
-        <w:jc w:val="right"/>
-      </w:pPr>
-      <w:r>
+        <w:pStyle w:val="Normal"/>
+        <w:tabs>
+          <w:tab w:val="clear" w:pos="709"/>
+          <w:tab w:val="left" w:pos="2070" w:leader="none"/>
+          <w:tab w:val="left" w:pos="2700" w:leader="none"/>
+        </w:tabs>
+        <w:spacing w:lineRule="auto" w:line="288" w:before="120" w:after="0"/>
+        <w:jc w:val="end"/>
+        <w:rPr/>
+      </w:pPr>
+      <w:r>
+        <w:rPr/>
         <w:t>____________________________________</w:t>
       </w:r>
     </w:p>
     <w:p>
       <w:pPr>
-        <w:tabs>
-          <w:tab w:val="left" w:pos="2070"/>
-          <w:tab w:val="left" w:pos="2700"/>
-        </w:tabs>
-        <w:spacing w:before="120" w:line="288" w:lineRule="auto"/>
-        <w:jc w:val="right"/>
+        <w:pStyle w:val="Normal"/>
+        <w:tabs>
+          <w:tab w:val="clear" w:pos="709"/>
+          <w:tab w:val="left" w:pos="2070" w:leader="none"/>
+          <w:tab w:val="left" w:pos="2700" w:leader="none"/>
+        </w:tabs>
+        <w:spacing w:lineRule="auto" w:line="288" w:before="120" w:after="0"/>
+        <w:jc w:val="end"/>
         <w:rPr>
           <w:sz w:val="16"/>
           <w:szCs w:val="16"/>
@@ -4448,44 +4830,55 @@
         <w:sectPr>
           <w:type w:val="continuous"/>
           <w:pgSz w:w="12240" w:h="15840"/>
-          <w:pgMar w:top="432" w:right="720" w:bottom="720" w:left="1296" w:header="0" w:footer="0" w:gutter="0"/>
-          <w:cols w:num="3" w:space="164"/>
-          <w:formProt w:val="0"/>
-          <w:docGrid w:linePitch="600" w:charSpace="45056"/>
+          <w:pgMar w:left="1296" w:right="720" w:gutter="0" w:header="0" w:top="432" w:footer="0" w:bottom="720"/>
+          <w:cols w:num="3" w:space="164" w:equalWidth="true" w:sep="false"/>
+          <w:formProt w:val="false"/>
+          <w:textDirection w:val="lrTb"/>
+          <w:docGrid w:type="default" w:linePitch="600" w:charSpace="45056"/>
         </w:sectPr>
       </w:pPr>
     </w:p>
     <w:p>
       <w:pPr>
-        <w:tabs>
-          <w:tab w:val="left" w:pos="2070"/>
-          <w:tab w:val="left" w:pos="2700"/>
-        </w:tabs>
-        <w:spacing w:before="120" w:line="288" w:lineRule="auto"/>
-        <w:jc w:val="right"/>
+        <w:pStyle w:val="Normal"/>
+        <w:tabs>
+          <w:tab w:val="clear" w:pos="709"/>
+          <w:tab w:val="left" w:pos="2070" w:leader="none"/>
+          <w:tab w:val="left" w:pos="2700" w:leader="none"/>
+        </w:tabs>
+        <w:spacing w:lineRule="auto" w:line="288" w:before="120" w:after="0"/>
+        <w:jc w:val="end"/>
         <w:rPr>
           <w:sz w:val="16"/>
           <w:szCs w:val="16"/>
         </w:rPr>
       </w:pPr>
+      <w:r>
+        <w:rPr>
+          <w:sz w:val="16"/>
+          <w:szCs w:val="16"/>
+        </w:rPr>
+      </w:r>
     </w:p>
     <w:p>
       <w:pPr>
         <w:sectPr>
           <w:type w:val="continuous"/>
           <w:pgSz w:w="12240" w:h="15840"/>
-          <w:pgMar w:top="432" w:right="720" w:bottom="720" w:left="1296" w:header="0" w:footer="0" w:gutter="0"/>
-          <w:cols w:space="720"/>
-          <w:formProt w:val="0"/>
-          <w:docGrid w:linePitch="600" w:charSpace="45056"/>
+          <w:pgMar w:left="1296" w:right="720" w:gutter="0" w:header="0" w:top="432" w:footer="0" w:bottom="720"/>
+          <w:formProt w:val="false"/>
+          <w:textDirection w:val="lrTb"/>
+          <w:docGrid w:type="default" w:linePitch="600" w:charSpace="45056"/>
         </w:sectPr>
       </w:pPr>
     </w:p>
     <w:p>
       <w:pPr>
-        <w:tabs>
-          <w:tab w:val="left" w:pos="2070"/>
-          <w:tab w:val="left" w:pos="2700"/>
+        <w:pStyle w:val="Normal"/>
+        <w:tabs>
+          <w:tab w:val="clear" w:pos="709"/>
+          <w:tab w:val="left" w:pos="2070" w:leader="none"/>
+          <w:tab w:val="left" w:pos="2700" w:leader="none"/>
         </w:tabs>
         <w:jc w:val="center"/>
         <w:rPr>
@@ -4493,12 +4886,20 @@
           <w:bCs/>
         </w:rPr>
       </w:pPr>
-    </w:p>
-    <w:p>
-      <w:pPr>
-        <w:tabs>
-          <w:tab w:val="left" w:pos="2070"/>
-          <w:tab w:val="left" w:pos="2700"/>
+      <w:r>
+        <w:rPr>
+          <w:b/>
+          <w:bCs/>
+        </w:rPr>
+      </w:r>
+    </w:p>
+    <w:p>
+      <w:pPr>
+        <w:pStyle w:val="Normal"/>
+        <w:tabs>
+          <w:tab w:val="clear" w:pos="709"/>
+          <w:tab w:val="left" w:pos="2070" w:leader="none"/>
+          <w:tab w:val="left" w:pos="2700" w:leader="none"/>
         </w:tabs>
         <w:jc w:val="center"/>
         <w:rPr>
@@ -4519,109 +4920,142 @@
         <w:sectPr>
           <w:type w:val="continuous"/>
           <w:pgSz w:w="12240" w:h="15840"/>
-          <w:pgMar w:top="432" w:right="720" w:bottom="720" w:left="1296" w:header="0" w:footer="0" w:gutter="0"/>
-          <w:cols w:space="720"/>
-          <w:formProt w:val="0"/>
-          <w:docGrid w:linePitch="600" w:charSpace="45056"/>
+          <w:pgMar w:left="1296" w:right="720" w:gutter="0" w:header="0" w:top="432" w:footer="0" w:bottom="720"/>
+          <w:formProt w:val="false"/>
+          <w:textDirection w:val="lrTb"/>
+          <w:docGrid w:type="default" w:linePitch="600" w:charSpace="45056"/>
         </w:sectPr>
       </w:pPr>
     </w:p>
     <w:p>
       <w:pPr>
-        <w:tabs>
-          <w:tab w:val="left" w:pos="2070"/>
-          <w:tab w:val="left" w:pos="2700"/>
-        </w:tabs>
-        <w:jc w:val="both"/>
-      </w:pPr>
-      <w:r>
+        <w:pStyle w:val="Normal"/>
+        <w:tabs>
+          <w:tab w:val="clear" w:pos="709"/>
+          <w:tab w:val="left" w:pos="2070" w:leader="none"/>
+          <w:tab w:val="left" w:pos="2700" w:leader="none"/>
+        </w:tabs>
+        <w:jc w:val="both"/>
+        <w:rPr/>
+      </w:pPr>
+      <w:r>
+        <w:rPr/>
         <w:t>_____________________________________ Charges____ ____</w:t>
       </w:r>
     </w:p>
     <w:p>
       <w:pPr>
-        <w:tabs>
-          <w:tab w:val="left" w:pos="2070"/>
-          <w:tab w:val="left" w:pos="2700"/>
-        </w:tabs>
-        <w:jc w:val="both"/>
-      </w:pPr>
-      <w:r>
+        <w:pStyle w:val="Normal"/>
+        <w:tabs>
+          <w:tab w:val="clear" w:pos="709"/>
+          <w:tab w:val="left" w:pos="2070" w:leader="none"/>
+          <w:tab w:val="left" w:pos="2700" w:leader="none"/>
+        </w:tabs>
+        <w:jc w:val="both"/>
+        <w:rPr/>
+      </w:pPr>
+      <w:r>
+        <w:rPr/>
         <w:t>__________________________ __________________________</w:t>
       </w:r>
     </w:p>
     <w:p>
       <w:pPr>
-        <w:tabs>
-          <w:tab w:val="left" w:pos="2070"/>
-          <w:tab w:val="left" w:pos="2700"/>
-        </w:tabs>
-        <w:jc w:val="both"/>
-      </w:pPr>
-      <w:r>
+        <w:pStyle w:val="Normal"/>
+        <w:tabs>
+          <w:tab w:val="clear" w:pos="709"/>
+          <w:tab w:val="left" w:pos="2070" w:leader="none"/>
+          <w:tab w:val="left" w:pos="2700" w:leader="none"/>
+        </w:tabs>
+        <w:jc w:val="both"/>
+        <w:rPr/>
+      </w:pPr>
+      <w:r>
+        <w:rPr/>
         <w:t>__________________________ __________________________</w:t>
       </w:r>
     </w:p>
     <w:p>
       <w:pPr>
-        <w:tabs>
-          <w:tab w:val="left" w:pos="2070"/>
-          <w:tab w:val="left" w:pos="2700"/>
-        </w:tabs>
-        <w:jc w:val="both"/>
-      </w:pPr>
-      <w:r>
+        <w:pStyle w:val="Normal"/>
+        <w:tabs>
+          <w:tab w:val="clear" w:pos="709"/>
+          <w:tab w:val="left" w:pos="2070" w:leader="none"/>
+          <w:tab w:val="left" w:pos="2700" w:leader="none"/>
+        </w:tabs>
+        <w:jc w:val="both"/>
+        <w:rPr/>
+      </w:pPr>
+      <w:r>
+        <w:rPr/>
         <w:t>__________________________ __________________________</w:t>
       </w:r>
     </w:p>
     <w:p>
       <w:pPr>
-        <w:tabs>
-          <w:tab w:val="left" w:pos="2070"/>
-          <w:tab w:val="left" w:pos="2700"/>
-        </w:tabs>
-        <w:jc w:val="both"/>
+        <w:pStyle w:val="Normal"/>
+        <w:tabs>
+          <w:tab w:val="clear" w:pos="709"/>
+          <w:tab w:val="left" w:pos="2070" w:leader="none"/>
+          <w:tab w:val="left" w:pos="2700" w:leader="none"/>
+        </w:tabs>
+        <w:spacing w:before="0" w:after="0"/>
+        <w:jc w:val="both"/>
+        <w:rPr/>
       </w:pPr>
       <w:r>
         <w:br w:type="column"/>
       </w:r>
       <w:r>
+        <w:rPr/>
         <w:t>_____________________________________ Charges____ ____</w:t>
       </w:r>
     </w:p>
     <w:p>
       <w:pPr>
-        <w:tabs>
-          <w:tab w:val="left" w:pos="2070"/>
-          <w:tab w:val="left" w:pos="2700"/>
-        </w:tabs>
-        <w:jc w:val="both"/>
-      </w:pPr>
-      <w:r>
+        <w:pStyle w:val="Normal"/>
+        <w:tabs>
+          <w:tab w:val="clear" w:pos="709"/>
+          <w:tab w:val="left" w:pos="2070" w:leader="none"/>
+          <w:tab w:val="left" w:pos="2700" w:leader="none"/>
+        </w:tabs>
+        <w:jc w:val="both"/>
+        <w:rPr/>
+      </w:pPr>
+      <w:r>
+        <w:rPr/>
         <w:t>__________________________ __________________________</w:t>
       </w:r>
     </w:p>
     <w:p>
       <w:pPr>
-        <w:tabs>
-          <w:tab w:val="left" w:pos="2070"/>
-          <w:tab w:val="left" w:pos="2700"/>
-        </w:tabs>
-        <w:jc w:val="both"/>
-      </w:pPr>
-      <w:r>
+        <w:pStyle w:val="Normal"/>
+        <w:tabs>
+          <w:tab w:val="clear" w:pos="709"/>
+          <w:tab w:val="left" w:pos="2070" w:leader="none"/>
+          <w:tab w:val="left" w:pos="2700" w:leader="none"/>
+        </w:tabs>
+        <w:jc w:val="both"/>
+        <w:rPr/>
+      </w:pPr>
+      <w:r>
+        <w:rPr/>
         <w:t>__________________________ __________________________</w:t>
       </w:r>
     </w:p>
     <w:p>
       <w:pPr>
-        <w:tabs>
-          <w:tab w:val="left" w:pos="2070"/>
-          <w:tab w:val="left" w:pos="2700"/>
-        </w:tabs>
-        <w:jc w:val="both"/>
-      </w:pPr>
-      <w:r>
+        <w:pStyle w:val="Normal"/>
+        <w:tabs>
+          <w:tab w:val="clear" w:pos="709"/>
+          <w:tab w:val="left" w:pos="2070" w:leader="none"/>
+          <w:tab w:val="left" w:pos="2700" w:leader="none"/>
+        </w:tabs>
+        <w:jc w:val="both"/>
+        <w:rPr/>
+      </w:pPr>
+      <w:r>
+        <w:rPr/>
         <w:t>__________________________ __________________________</w:t>
       </w:r>
     </w:p>
@@ -4630,56 +5064,97 @@
         <w:sectPr>
           <w:type w:val="continuous"/>
           <w:pgSz w:w="12240" w:h="15840"/>
-          <w:pgMar w:top="432" w:right="720" w:bottom="720" w:left="1296" w:header="0" w:footer="0" w:gutter="0"/>
-          <w:cols w:num="2" w:space="396"/>
-          <w:formProt w:val="0"/>
-          <w:docGrid w:linePitch="600" w:charSpace="45056"/>
+          <w:pgMar w:left="1296" w:right="720" w:gutter="0" w:header="0" w:top="432" w:footer="0" w:bottom="720"/>
+          <w:cols w:num="2" w:space="396" w:equalWidth="true" w:sep="false"/>
+          <w:formProt w:val="false"/>
+          <w:textDirection w:val="lrTb"/>
+          <w:docGrid w:type="default" w:linePitch="600" w:charSpace="45056"/>
         </w:sectPr>
       </w:pPr>
     </w:p>
     <w:p>
       <w:pPr>
-        <w:tabs>
-          <w:tab w:val="left" w:pos="2070"/>
-          <w:tab w:val="left" w:pos="2700"/>
-        </w:tabs>
-        <w:jc w:val="both"/>
-      </w:pPr>
+        <w:pStyle w:val="Normal"/>
+        <w:tabs>
+          <w:tab w:val="clear" w:pos="709"/>
+          <w:tab w:val="left" w:pos="2070" w:leader="none"/>
+          <w:tab w:val="left" w:pos="2700" w:leader="none"/>
+        </w:tabs>
+        <w:jc w:val="both"/>
+        <w:rPr/>
+      </w:pPr>
+      <w:r>
+        <w:rPr/>
+      </w:r>
     </w:p>
     <w:p>
       <w:pPr>
         <w:sectPr>
           <w:type w:val="continuous"/>
           <w:pgSz w:w="12240" w:h="15840"/>
-          <w:pgMar w:top="432" w:right="720" w:bottom="720" w:left="1296" w:header="0" w:footer="0" w:gutter="0"/>
-          <w:cols w:space="720"/>
-          <w:formProt w:val="0"/>
-          <w:docGrid w:linePitch="600" w:charSpace="45056"/>
+          <w:pgMar w:left="1296" w:right="720" w:gutter="0" w:header="0" w:top="432" w:footer="0" w:bottom="720"/>
+          <w:formProt w:val="false"/>
+          <w:textDirection w:val="lrTb"/>
+          <w:docGrid w:type="default" w:linePitch="600" w:charSpace="45056"/>
         </w:sectPr>
       </w:pPr>
     </w:p>
     <w:p>
       <w:pPr>
-        <w:tabs>
-          <w:tab w:val="left" w:pos="2070"/>
-          <w:tab w:val="left" w:pos="2700"/>
-        </w:tabs>
-        <w:spacing w:line="288" w:lineRule="auto"/>
-        <w:jc w:val="both"/>
-      </w:pPr>
-      <w:r>
+        <w:pStyle w:val="Normal"/>
+        <w:tabs>
+          <w:tab w:val="clear" w:pos="709"/>
+          <w:tab w:val="left" w:pos="2070" w:leader="none"/>
+          <w:tab w:val="left" w:pos="2700" w:leader="none"/>
+        </w:tabs>
+        <w:spacing w:lineRule="auto" w:line="288"/>
+        <w:jc w:val="both"/>
+        <w:rPr/>
+      </w:pPr>
+      <w:r>
+        <w:rPr/>
         <w:t>________________________________________________________________________________________________________________________________________________________________________________________________________________________________</w:t>
       </w:r>
+    </w:p>
+    <w:p>
+      <w:pPr>
+        <w:pStyle w:val="Normal"/>
+        <w:tabs>
+          <w:tab w:val="clear" w:pos="709"/>
+          <w:tab w:val="left" w:pos="2070" w:leader="none"/>
+          <w:tab w:val="left" w:pos="2700" w:leader="none"/>
+        </w:tabs>
+        <w:spacing w:lineRule="auto" w:line="288" w:before="0" w:after="0"/>
+        <w:ind w:hanging="0"/>
+        <w:jc w:val="both"/>
+        <w:rPr/>
+      </w:pPr>
       <w:r>
         <w:br w:type="column"/>
       </w:r>
       <w:r>
+        <w:rPr/>
         <w:t>________________________________________________________________________________________________________________________________________________________________________________________________________________________________________________________________________________________________________________</w:t>
       </w:r>
+    </w:p>
+    <w:p>
+      <w:pPr>
+        <w:pStyle w:val="Normal"/>
+        <w:tabs>
+          <w:tab w:val="clear" w:pos="709"/>
+          <w:tab w:val="left" w:pos="2070" w:leader="none"/>
+          <w:tab w:val="left" w:pos="2700" w:leader="none"/>
+        </w:tabs>
+        <w:spacing w:lineRule="auto" w:line="288" w:before="0" w:after="0"/>
+        <w:ind w:hanging="0"/>
+        <w:jc w:val="both"/>
+        <w:rPr/>
+      </w:pPr>
       <w:r>
         <w:br w:type="column"/>
       </w:r>
       <w:r>
+        <w:rPr/>
         <w:t>________________________________________________________________________________________________________________________________________________________________________________________________________________________________________________________________________________________________________________</w:t>
       </w:r>
     </w:p>
@@ -4688,154 +5163,119 @@
         <w:sectPr>
           <w:type w:val="continuous"/>
           <w:pgSz w:w="12240" w:h="15840"/>
-          <w:pgMar w:top="432" w:right="720" w:bottom="720" w:left="1296" w:header="0" w:footer="0" w:gutter="0"/>
-          <w:cols w:num="3" w:sep="1" w:space="720" w:equalWidth="0">
-            <w:col w:w="2546" w:space="360"/>
-            <w:col w:w="3474" w:space="360"/>
-            <w:col w:w="3483"/>
+          <w:pgMar w:left="1296" w:right="720" w:gutter="0" w:header="0" w:top="432" w:footer="0" w:bottom="720"/>
+          <w:cols w:num="3" w:equalWidth="false" w:sep="true">
+            <w:col w:w="2545" w:space="360"/>
+            <w:col w:w="3473" w:space="360"/>
+            <w:col w:w="3484"/>
           </w:cols>
-          <w:formProt w:val="0"/>
-          <w:docGrid w:linePitch="600" w:charSpace="45056"/>
+          <w:formProt w:val="false"/>
+          <w:textDirection w:val="lrTb"/>
+          <w:docGrid w:type="default" w:linePitch="600" w:charSpace="45056"/>
         </w:sectPr>
       </w:pPr>
     </w:p>
     <w:p>
       <w:pPr>
-        <w:tabs>
-          <w:tab w:val="left" w:pos="2070"/>
-          <w:tab w:val="left" w:pos="2700"/>
-        </w:tabs>
-        <w:jc w:val="both"/>
-      </w:pPr>
-    </w:p>
-    <w:p>
-      <w:pPr>
-        <w:tabs>
-          <w:tab w:val="left" w:pos="720"/>
-          <w:tab w:val="right" w:pos="10221"/>
-        </w:tabs>
-        <w:jc w:val="both"/>
-      </w:pPr>
-      <w:r>
+        <w:pStyle w:val="Normal"/>
+        <w:tabs>
+          <w:tab w:val="clear" w:pos="709"/>
+          <w:tab w:val="left" w:pos="2070" w:leader="none"/>
+          <w:tab w:val="left" w:pos="2700" w:leader="none"/>
+        </w:tabs>
+        <w:jc w:val="both"/>
+        <w:rPr/>
+      </w:pPr>
+      <w:r>
+        <w:rPr/>
+      </w:r>
+    </w:p>
+    <w:p>
+      <w:pPr>
+        <w:pStyle w:val="Normal"/>
+        <w:tabs>
+          <w:tab w:val="clear" w:pos="709"/>
+          <w:tab w:val="left" w:pos="720" w:leader="none"/>
+          <w:tab w:val="right" w:pos="10221" w:leader="none"/>
+        </w:tabs>
+        <w:jc w:val="both"/>
+        <w:rPr/>
+      </w:pPr>
+      <w:r>
+        <w:rPr/>
         <w:t>Rings</w:t>
-      </w:r>
-      <w:r>
-        <w:tab/>
-        <w:t>_______________</w:t>
-      </w:r>
-      <w:r>
-        <w:t>    </w:t>
-      </w:r>
-      <w:r>
-        <w:t>________________</w:t>
-      </w:r>
-      <w:r>
-        <w:t>    </w:t>
-      </w:r>
-      <w:r>
-        <w:t>________________</w:t>
-      </w:r>
-      <w:r>
-        <w:t>    </w:t>
-      </w:r>
-      <w:r>
-        <w:t>________________</w:t>
-      </w:r>
-      <w:r>
-        <w:t>    </w:t>
-      </w:r>
-      <w:r>
-        <w:t>________________</w:t>
-      </w:r>
-      <w:r>
-        <w:t>    </w:t>
-      </w:r>
-      <w:r>
-        <w:t>________________</w:t>
-      </w:r>
-    </w:p>
-    <w:p>
-      <w:pPr>
-        <w:tabs>
-          <w:tab w:val="left" w:pos="720"/>
-          <w:tab w:val="left" w:pos="4586"/>
-          <w:tab w:val="right" w:pos="10221"/>
-        </w:tabs>
-        <w:jc w:val="both"/>
-      </w:pPr>
-      <w:r>
+        <w:tab/>
+        <w:t>_______________    ________________    ________________    ________________    ________________    ________________</w:t>
+      </w:r>
+    </w:p>
+    <w:p>
+      <w:pPr>
+        <w:pStyle w:val="Normal"/>
+        <w:tabs>
+          <w:tab w:val="clear" w:pos="709"/>
+          <w:tab w:val="left" w:pos="720" w:leader="none"/>
+          <w:tab w:val="left" w:pos="4586" w:leader="none"/>
+          <w:tab w:val="right" w:pos="10221" w:leader="none"/>
+        </w:tabs>
+        <w:jc w:val="both"/>
+        <w:rPr/>
+      </w:pPr>
+      <w:r>
+        <w:rPr/>
         <w:t>Potions</w:t>
-      </w:r>
-      <w:r>
-        <w:tab/>
-        <w:t>_______________</w:t>
-      </w:r>
-      <w:r>
-        <w:t>    </w:t>
-      </w:r>
-      <w:r>
-        <w:t>________________</w:t>
-      </w:r>
-      <w:r>
-        <w:t>    </w:t>
-      </w:r>
-      <w:r>
-        <w:t>________________</w:t>
-      </w:r>
-      <w:r>
-        <w:t>    </w:t>
-      </w:r>
-      <w:r>
-        <w:t>________________</w:t>
-      </w:r>
-      <w:r>
-        <w:t>    </w:t>
-      </w:r>
-      <w:r>
-        <w:t>________________</w:t>
-      </w:r>
-      <w:r>
-        <w:t>    </w:t>
-      </w:r>
-      <w:r>
-        <w:t>________________</w:t>
-      </w:r>
-    </w:p>
-    <w:p>
-      <w:pPr>
-        <w:tabs>
-          <w:tab w:val="left" w:pos="2070"/>
-          <w:tab w:val="left" w:pos="2700"/>
-        </w:tabs>
-        <w:jc w:val="both"/>
-      </w:pPr>
-    </w:p>
-    <w:p>
-      <w:pPr>
-        <w:tabs>
-          <w:tab w:val="left" w:pos="2070"/>
-          <w:tab w:val="left" w:pos="2700"/>
-        </w:tabs>
-        <w:jc w:val="both"/>
-      </w:pPr>
+        <w:tab/>
+        <w:t>_______________    ________________    ________________    ________________    ________________    ________________</w:t>
+      </w:r>
+    </w:p>
+    <w:p>
+      <w:pPr>
+        <w:pStyle w:val="Normal"/>
+        <w:tabs>
+          <w:tab w:val="clear" w:pos="709"/>
+          <w:tab w:val="left" w:pos="2070" w:leader="none"/>
+          <w:tab w:val="left" w:pos="2700" w:leader="none"/>
+        </w:tabs>
+        <w:jc w:val="both"/>
+        <w:rPr/>
+      </w:pPr>
+      <w:r>
+        <w:rPr/>
+      </w:r>
+    </w:p>
+    <w:p>
+      <w:pPr>
+        <w:pStyle w:val="Normal"/>
+        <w:tabs>
+          <w:tab w:val="clear" w:pos="709"/>
+          <w:tab w:val="left" w:pos="2070" w:leader="none"/>
+          <w:tab w:val="left" w:pos="2700" w:leader="none"/>
+        </w:tabs>
+        <w:jc w:val="both"/>
+        <w:rPr/>
+      </w:pPr>
+      <w:r>
+        <w:rPr/>
+      </w:r>
     </w:p>
     <w:p>
       <w:pPr>
         <w:sectPr>
           <w:type w:val="continuous"/>
           <w:pgSz w:w="12240" w:h="15840"/>
-          <w:pgMar w:top="432" w:right="720" w:bottom="720" w:left="1296" w:header="0" w:footer="0" w:gutter="0"/>
-          <w:cols w:space="720"/>
-          <w:formProt w:val="0"/>
-          <w:docGrid w:linePitch="600" w:charSpace="45056"/>
+          <w:pgMar w:left="1296" w:right="720" w:gutter="0" w:header="0" w:top="432" w:footer="0" w:bottom="720"/>
+          <w:formProt w:val="false"/>
+          <w:textDirection w:val="lrTb"/>
+          <w:docGrid w:type="default" w:linePitch="600" w:charSpace="45056"/>
         </w:sectPr>
       </w:pPr>
     </w:p>
     <w:p>
       <w:pPr>
-        <w:tabs>
-          <w:tab w:val="left" w:pos="2070"/>
-          <w:tab w:val="left" w:pos="2700"/>
+        <w:pStyle w:val="Normal"/>
+        <w:tabs>
+          <w:tab w:val="clear" w:pos="709"/>
+          <w:tab w:val="left" w:pos="2070" w:leader="none"/>
+          <w:tab w:val="left" w:pos="2700" w:leader="none"/>
         </w:tabs>
         <w:jc w:val="center"/>
         <w:rPr>
@@ -4853,13 +5293,17 @@
     </w:p>
     <w:p>
       <w:pPr>
-        <w:tabs>
-          <w:tab w:val="left" w:pos="1620"/>
-          <w:tab w:val="right" w:pos="5221"/>
-        </w:tabs>
-        <w:jc w:val="both"/>
-      </w:pPr>
-      <w:r>
+        <w:pStyle w:val="Normal"/>
+        <w:tabs>
+          <w:tab w:val="clear" w:pos="709"/>
+          <w:tab w:val="left" w:pos="1620" w:leader="none"/>
+          <w:tab w:val="right" w:pos="5221" w:leader="none"/>
+        </w:tabs>
+        <w:jc w:val="both"/>
+        <w:rPr/>
+      </w:pPr>
+      <w:r>
+        <w:rPr/>
         <w:t>______ copper</w:t>
       </w:r>
       <w:r>
@@ -4888,23 +5332,26 @@
         <w:tab/>
       </w:r>
       <w:r>
+        <w:rPr/>
         <w:t>Treasure</w:t>
-      </w:r>
-      <w:r>
         <w:tab/>
         <w:t>______ ______ ______ ______ ______</w:t>
       </w:r>
     </w:p>
     <w:p>
       <w:pPr>
-        <w:tabs>
-          <w:tab w:val="left" w:pos="1620"/>
-          <w:tab w:val="left" w:pos="2700"/>
-          <w:tab w:val="right" w:pos="5221"/>
-        </w:tabs>
-        <w:jc w:val="both"/>
-      </w:pPr>
-      <w:r>
+        <w:pStyle w:val="Normal"/>
+        <w:tabs>
+          <w:tab w:val="clear" w:pos="709"/>
+          <w:tab w:val="left" w:pos="1620" w:leader="none"/>
+          <w:tab w:val="left" w:pos="2700" w:leader="none"/>
+          <w:tab w:val="right" w:pos="5221" w:leader="none"/>
+        </w:tabs>
+        <w:jc w:val="both"/>
+        <w:rPr/>
+      </w:pPr>
+      <w:r>
+        <w:rPr/>
         <w:t xml:space="preserve">______ silver </w:t>
       </w:r>
       <w:r>
@@ -4916,24 +5363,27 @@
         <w:t>50</w:t>
       </w:r>
       <w:r>
+        <w:rPr/>
         <w:tab/>
         <w:t>______ ______ ______ ______ ______</w:t>
-      </w:r>
-      <w:r>
         <w:tab/>
         <w:t>______</w:t>
       </w:r>
     </w:p>
     <w:p>
       <w:pPr>
-        <w:tabs>
-          <w:tab w:val="left" w:pos="1620"/>
-          <w:tab w:val="left" w:pos="2700"/>
-          <w:tab w:val="right" w:pos="5221"/>
-        </w:tabs>
-        <w:jc w:val="both"/>
-      </w:pPr>
-      <w:r>
+        <w:pStyle w:val="Normal"/>
+        <w:tabs>
+          <w:tab w:val="clear" w:pos="709"/>
+          <w:tab w:val="left" w:pos="1620" w:leader="none"/>
+          <w:tab w:val="left" w:pos="2700" w:leader="none"/>
+          <w:tab w:val="right" w:pos="5221" w:leader="none"/>
+        </w:tabs>
+        <w:jc w:val="both"/>
+        <w:rPr/>
+      </w:pPr>
+      <w:r>
+        <w:rPr/>
         <w:t xml:space="preserve">______ electrum </w:t>
       </w:r>
       <w:r>
@@ -4945,24 +5395,27 @@
         <w:t>10</w:t>
       </w:r>
       <w:r>
+        <w:rPr/>
         <w:tab/>
         <w:t>______ ______ ______ ______</w:t>
-      </w:r>
-      <w:r>
         <w:tab/>
         <w:t>______ ______</w:t>
       </w:r>
     </w:p>
     <w:p>
       <w:pPr>
-        <w:tabs>
-          <w:tab w:val="left" w:pos="1620"/>
-          <w:tab w:val="left" w:pos="2700"/>
-          <w:tab w:val="right" w:pos="5221"/>
-        </w:tabs>
-        <w:jc w:val="both"/>
-      </w:pPr>
-      <w:r>
+        <w:pStyle w:val="Normal"/>
+        <w:tabs>
+          <w:tab w:val="clear" w:pos="709"/>
+          <w:tab w:val="left" w:pos="1620" w:leader="none"/>
+          <w:tab w:val="left" w:pos="2700" w:leader="none"/>
+          <w:tab w:val="right" w:pos="5221" w:leader="none"/>
+        </w:tabs>
+        <w:jc w:val="both"/>
+        <w:rPr/>
+      </w:pPr>
+      <w:r>
+        <w:rPr/>
         <w:t xml:space="preserve">______ gold </w:t>
       </w:r>
       <w:r>
@@ -4974,20 +5427,25 @@
         <w:t>5</w:t>
       </w:r>
       <w:r>
+        <w:rPr/>
         <w:tab/>
         <w:t>________________________________________</w:t>
       </w:r>
     </w:p>
     <w:p>
       <w:pPr>
-        <w:tabs>
-          <w:tab w:val="left" w:pos="1620"/>
-          <w:tab w:val="left" w:pos="2700"/>
-          <w:tab w:val="right" w:pos="5221"/>
-        </w:tabs>
-        <w:jc w:val="both"/>
-      </w:pPr>
-      <w:r>
+        <w:pStyle w:val="Normal"/>
+        <w:tabs>
+          <w:tab w:val="clear" w:pos="709"/>
+          <w:tab w:val="left" w:pos="1620" w:leader="none"/>
+          <w:tab w:val="left" w:pos="2700" w:leader="none"/>
+          <w:tab w:val="right" w:pos="5221" w:leader="none"/>
+        </w:tabs>
+        <w:jc w:val="both"/>
+        <w:rPr/>
+      </w:pPr>
+      <w:r>
+        <w:rPr/>
         <w:t xml:space="preserve">______ platinum </w:t>
       </w:r>
       <w:r>
@@ -4999,16 +5457,20 @@
         <w:t>1</w:t>
       </w:r>
       <w:r>
+        <w:rPr/>
         <w:tab/>
         <w:t>________________________________________</w:t>
       </w:r>
     </w:p>
     <w:p>
       <w:pPr>
-        <w:tabs>
-          <w:tab w:val="left" w:pos="1620"/>
-          <w:tab w:val="left" w:pos="2700"/>
-        </w:tabs>
+        <w:pStyle w:val="Normal"/>
+        <w:tabs>
+          <w:tab w:val="clear" w:pos="709"/>
+          <w:tab w:val="left" w:pos="1620" w:leader="none"/>
+          <w:tab w:val="left" w:pos="2700" w:leader="none"/>
+        </w:tabs>
+        <w:spacing w:before="0" w:after="0"/>
         <w:jc w:val="center"/>
         <w:rPr>
           <w:b/>
@@ -5028,12 +5490,15 @@
     </w:p>
     <w:p>
       <w:pPr>
-        <w:tabs>
-          <w:tab w:val="left" w:pos="1440"/>
-          <w:tab w:val="left" w:pos="2430"/>
-        </w:tabs>
-        <w:spacing w:line="360" w:lineRule="auto"/>
-        <w:jc w:val="both"/>
+        <w:pStyle w:val="Normal"/>
+        <w:tabs>
+          <w:tab w:val="clear" w:pos="709"/>
+          <w:tab w:val="left" w:pos="1440" w:leader="none"/>
+          <w:tab w:val="left" w:pos="2430" w:leader="none"/>
+        </w:tabs>
+        <w:spacing w:lineRule="auto" w:line="360"/>
+        <w:jc w:val="both"/>
+        <w:rPr/>
       </w:pPr>
       <w:r>
         <w:rPr>
@@ -5043,6 +5508,7 @@
         <w:t>Next Level Goal</w:t>
       </w:r>
       <w:r>
+        <w:rPr/>
         <w:tab/>
       </w:r>
       <w:r>
@@ -5051,105 +5517,47 @@
           <w:szCs w:val="16"/>
         </w:rPr>
         <w:t>Bonus Exp</w:t>
-      </w:r>
-      <w:r>
+        <w:tab/>
+        <w:t>Current Exp</w:t>
+      </w:r>
+    </w:p>
+    <w:p>
+      <w:pPr>
+        <w:pStyle w:val="Normal"/>
+        <w:tabs>
+          <w:tab w:val="clear" w:pos="709"/>
+          <w:tab w:val="left" w:pos="1440" w:leader="none"/>
+          <w:tab w:val="left" w:pos="2430" w:leader="none"/>
+        </w:tabs>
+        <w:spacing w:lineRule="auto" w:line="360"/>
+        <w:jc w:val="both"/>
         <w:rPr>
           <w:sz w:val="16"/>
           <w:szCs w:val="16"/>
         </w:rPr>
-        <w:tab/>
-        <w:t>Current Exp</w:t>
-      </w:r>
-    </w:p>
-    <w:p>
-      <w:pPr>
-        <w:tabs>
-          <w:tab w:val="left" w:pos="1440"/>
-          <w:tab w:val="left" w:pos="2430"/>
-        </w:tabs>
-        <w:spacing w:line="360" w:lineRule="auto"/>
-        <w:jc w:val="both"/>
+      </w:pPr>
+      <w:r>
         <w:rPr>
           <w:sz w:val="16"/>
           <w:szCs w:val="16"/>
         </w:rPr>
-      </w:pPr>
-      <w:r>
-        <w:rPr>
-          <w:sz w:val="16"/>
-          <w:szCs w:val="16"/>
-        </w:rPr>
         <w:t>_____________</w:t>
-      </w:r>
-      <w:r>
-        <w:rPr>
-          <w:sz w:val="16"/>
-          <w:szCs w:val="16"/>
-        </w:rPr>
         <w:tab/>
         <w:t>_____%</w:t>
-      </w:r>
-      <w:r>
-        <w:rPr>
-          <w:sz w:val="16"/>
-          <w:szCs w:val="16"/>
-        </w:rPr>
         <w:tab/>
         <w:t>_________________</w:t>
-      </w:r>
-      <w:r>
-        <w:rPr>
-          <w:sz w:val="16"/>
-          <w:szCs w:val="16"/>
-        </w:rPr>
         <w:br/>
         <w:t>_____________</w:t>
-      </w:r>
-      <w:r>
-        <w:rPr>
-          <w:sz w:val="16"/>
-          <w:szCs w:val="16"/>
-        </w:rPr>
         <w:tab/>
         <w:t>_____%</w:t>
-      </w:r>
-      <w:r>
-        <w:rPr>
-          <w:sz w:val="16"/>
-          <w:szCs w:val="16"/>
-        </w:rPr>
         <w:tab/>
         <w:t>_________________</w:t>
-      </w:r>
-      <w:r>
-        <w:rPr>
-          <w:sz w:val="16"/>
-          <w:szCs w:val="16"/>
-        </w:rPr>
         <w:br/>
         <w:t>_____________</w:t>
-      </w:r>
-      <w:r>
-        <w:rPr>
-          <w:sz w:val="16"/>
-          <w:szCs w:val="16"/>
-        </w:rPr>
         <w:tab/>
         <w:t>_____%</w:t>
-      </w:r>
-      <w:r>
-        <w:rPr>
-          <w:sz w:val="16"/>
-          <w:szCs w:val="16"/>
-        </w:rPr>
         <w:tab/>
         <w:t>_________________</w:t>
-      </w:r>
-      <w:r>
-        <w:rPr>
-          <w:sz w:val="16"/>
-          <w:szCs w:val="16"/>
-        </w:rPr>
         <w:br/>
       </w:r>
     </w:p>
@@ -5158,47 +5566,58 @@
         <w:sectPr>
           <w:type w:val="continuous"/>
           <w:pgSz w:w="12240" w:h="15840"/>
-          <w:pgMar w:top="432" w:right="720" w:bottom="720" w:left="1296" w:header="0" w:footer="0" w:gutter="0"/>
-          <w:cols w:num="2" w:space="720" w:equalWidth="0">
+          <w:pgMar w:left="1296" w:right="720" w:gutter="0" w:header="0" w:top="432" w:footer="0" w:bottom="720"/>
+          <w:cols w:num="2" w:equalWidth="false" w:sep="false">
             <w:col w:w="5426" w:space="990"/>
             <w:col w:w="3807"/>
           </w:cols>
-          <w:formProt w:val="0"/>
-          <w:docGrid w:linePitch="600" w:charSpace="45056"/>
+          <w:formProt w:val="false"/>
+          <w:textDirection w:val="lrTb"/>
+          <w:docGrid w:type="default" w:linePitch="600" w:charSpace="45056"/>
         </w:sectPr>
       </w:pPr>
     </w:p>
     <w:p>
       <w:pPr>
-        <w:tabs>
-          <w:tab w:val="left" w:pos="1440"/>
-          <w:tab w:val="left" w:pos="2430"/>
-        </w:tabs>
-        <w:spacing w:line="360" w:lineRule="auto"/>
+        <w:pStyle w:val="Normal"/>
+        <w:tabs>
+          <w:tab w:val="clear" w:pos="709"/>
+          <w:tab w:val="left" w:pos="1440" w:leader="none"/>
+          <w:tab w:val="left" w:pos="2430" w:leader="none"/>
+        </w:tabs>
+        <w:spacing w:lineRule="auto" w:line="360"/>
         <w:jc w:val="both"/>
         <w:rPr>
           <w:sz w:val="16"/>
           <w:szCs w:val="16"/>
         </w:rPr>
       </w:pPr>
+      <w:r>
+        <w:rPr>
+          <w:sz w:val="16"/>
+          <w:szCs w:val="16"/>
+        </w:rPr>
+      </w:r>
     </w:p>
     <w:p>
       <w:pPr>
         <w:sectPr>
           <w:type w:val="continuous"/>
           <w:pgSz w:w="12240" w:h="15840"/>
-          <w:pgMar w:top="432" w:right="720" w:bottom="720" w:left="1296" w:header="0" w:footer="0" w:gutter="0"/>
-          <w:cols w:space="720"/>
-          <w:formProt w:val="0"/>
-          <w:docGrid w:linePitch="600" w:charSpace="45056"/>
+          <w:pgMar w:left="1296" w:right="720" w:gutter="0" w:header="0" w:top="432" w:footer="0" w:bottom="720"/>
+          <w:formProt w:val="false"/>
+          <w:textDirection w:val="lrTb"/>
+          <w:docGrid w:type="default" w:linePitch="600" w:charSpace="45056"/>
         </w:sectPr>
       </w:pPr>
     </w:p>
     <w:p>
       <w:pPr>
-        <w:tabs>
-          <w:tab w:val="left" w:pos="1440"/>
-          <w:tab w:val="left" w:pos="2700"/>
+        <w:pStyle w:val="Normal"/>
+        <w:tabs>
+          <w:tab w:val="clear" w:pos="709"/>
+          <w:tab w:val="left" w:pos="1440" w:leader="none"/>
+          <w:tab w:val="left" w:pos="2700" w:leader="none"/>
         </w:tabs>
         <w:jc w:val="center"/>
         <w:rPr>
@@ -5216,94 +5635,112 @@
     </w:p>
     <w:p>
       <w:pPr>
-        <w:tabs>
-          <w:tab w:val="right" w:pos="10221"/>
-        </w:tabs>
-        <w:jc w:val="both"/>
-      </w:pPr>
-      <w:r>
+        <w:pStyle w:val="Normal"/>
+        <w:tabs>
+          <w:tab w:val="clear" w:pos="709"/>
+          <w:tab w:val="right" w:pos="10221" w:leader="none"/>
+        </w:tabs>
+        <w:jc w:val="both"/>
+        <w:rPr/>
+      </w:pPr>
+      <w:r>
+        <w:rPr/>
         <w:t>Front Appearance</w:t>
-      </w:r>
-      <w:r>
         <w:tab/>
         <w:t>_________________________________________________________________________________________________</w:t>
       </w:r>
     </w:p>
     <w:p>
       <w:pPr>
-        <w:tabs>
-          <w:tab w:val="right" w:pos="10221"/>
-        </w:tabs>
-        <w:jc w:val="both"/>
-      </w:pPr>
-      <w:r>
+        <w:pStyle w:val="Normal"/>
+        <w:tabs>
+          <w:tab w:val="clear" w:pos="709"/>
+          <w:tab w:val="right" w:pos="10221" w:leader="none"/>
+        </w:tabs>
+        <w:jc w:val="both"/>
+        <w:rPr/>
+      </w:pPr>
+      <w:r>
+        <w:rPr/>
         <w:t>Rear appearance</w:t>
-      </w:r>
-      <w:r>
         <w:tab/>
         <w:t>________________________________________________________________________________________________</w:t>
       </w:r>
     </w:p>
     <w:p>
       <w:pPr>
-        <w:tabs>
-          <w:tab w:val="right" w:pos="10221"/>
-        </w:tabs>
-        <w:jc w:val="both"/>
-      </w:pPr>
-      <w:r>
+        <w:pStyle w:val="Normal"/>
+        <w:tabs>
+          <w:tab w:val="clear" w:pos="709"/>
+          <w:tab w:val="right" w:pos="10221" w:leader="none"/>
+        </w:tabs>
+        <w:jc w:val="both"/>
+        <w:rPr/>
+      </w:pPr>
+      <w:r>
+        <w:rPr/>
         <w:t>Mannerisms</w:t>
-      </w:r>
-      <w:r>
         <w:tab/>
         <w:t>___________________________________________________________________________________________________</w:t>
       </w:r>
     </w:p>
     <w:p>
       <w:pPr>
-        <w:tabs>
-          <w:tab w:val="right" w:pos="10221"/>
-        </w:tabs>
-        <w:jc w:val="both"/>
-      </w:pPr>
-      <w:r>
+        <w:pStyle w:val="Normal"/>
+        <w:tabs>
+          <w:tab w:val="clear" w:pos="709"/>
+          <w:tab w:val="right" w:pos="10221" w:leader="none"/>
+        </w:tabs>
+        <w:jc w:val="both"/>
+        <w:rPr/>
+      </w:pPr>
+      <w:r>
+        <w:rPr/>
         <w:t>Father _____________________   Mother ______________________</w:t>
-      </w:r>
-      <w:r>
         <w:tab/>
         <w:t>Siblings_________________________________________________</w:t>
       </w:r>
     </w:p>
     <w:p>
       <w:pPr>
-        <w:tabs>
-          <w:tab w:val="right" w:pos="10221"/>
-        </w:tabs>
-        <w:jc w:val="both"/>
-      </w:pPr>
-      <w:r>
+        <w:pStyle w:val="Normal"/>
+        <w:tabs>
+          <w:tab w:val="clear" w:pos="709"/>
+          <w:tab w:val="right" w:pos="10221" w:leader="none"/>
+        </w:tabs>
+        <w:jc w:val="both"/>
+        <w:rPr/>
+      </w:pPr>
+      <w:r>
+        <w:rPr/>
         <w:t>Deity _________________________   Standing ________________________________</w:t>
-      </w:r>
-      <w:r>
         <w:tab/>
         <w:t>Tithe________________________________</w:t>
       </w:r>
     </w:p>
     <w:p>
       <w:pPr>
-        <w:tabs>
-          <w:tab w:val="left" w:pos="1440"/>
-          <w:tab w:val="left" w:pos="2700"/>
-          <w:tab w:val="right" w:pos="10221"/>
-        </w:tabs>
-        <w:jc w:val="both"/>
-      </w:pPr>
-    </w:p>
-    <w:p>
-      <w:pPr>
-        <w:tabs>
-          <w:tab w:val="left" w:pos="1440"/>
-          <w:tab w:val="left" w:pos="2700"/>
+        <w:pStyle w:val="Normal"/>
+        <w:tabs>
+          <w:tab w:val="clear" w:pos="709"/>
+          <w:tab w:val="left" w:pos="1440" w:leader="none"/>
+          <w:tab w:val="left" w:pos="2700" w:leader="none"/>
+          <w:tab w:val="right" w:pos="10221" w:leader="none"/>
+        </w:tabs>
+        <w:jc w:val="both"/>
+        <w:rPr/>
+      </w:pPr>
+      <w:r>
+        <w:rPr/>
+      </w:r>
+    </w:p>
+    <w:p>
+      <w:pPr>
+        <w:pStyle w:val="Normal"/>
+        <w:tabs>
+          <w:tab w:val="clear" w:pos="709"/>
+          <w:tab w:val="left" w:pos="1440" w:leader="none"/>
+          <w:tab w:val="left" w:pos="2700" w:leader="none"/>
         </w:tabs>
         <w:jc w:val="center"/>
         <w:rPr>
@@ -5322,28 +5759,30 @@
     <w:tbl>
       <w:tblPr>
         <w:tblW w:w="5000" w:type="pct"/>
+        <w:jc w:val="start"/>
         <w:tblInd w:w="-5" w:type="dxa"/>
         <w:tblLayout w:type="fixed"/>
         <w:tblCellMar>
           <w:top w:w="55" w:type="dxa"/>
-          <w:left w:w="55" w:type="dxa"/>
+          <w:start w:w="55" w:type="dxa"/>
           <w:bottom w:w="55" w:type="dxa"/>
-          <w:right w:w="55" w:type="dxa"/>
+          <w:end w:w="55" w:type="dxa"/>
         </w:tblCellMar>
-        <w:tblLook w:val="04A0" w:firstRow="1" w:lastRow="0" w:firstColumn="1" w:lastColumn="0" w:noHBand="0" w:noVBand="1"/>
+        <w:tblLook w:firstRow="1" w:noVBand="1" w:lastRow="0" w:firstColumn="1" w:lastColumn="0" w:noHBand="0" w:val="04a0"/>
       </w:tblPr>
       <w:tblGrid>
-        <w:gridCol w:w="10214"/>
+        <w:gridCol w:w="10224"/>
       </w:tblGrid>
       <w:tr>
+        <w:trPr/>
         <w:tc>
           <w:tcPr>
             <w:tcW w:w="10224" w:type="dxa"/>
             <w:tcBorders>
               <w:top w:val="single" w:sz="4" w:space="0" w:color="000000"/>
-              <w:left w:val="single" w:sz="4" w:space="0" w:color="000000"/>
+              <w:start w:val="single" w:sz="4" w:space="0" w:color="000000"/>
               <w:bottom w:val="single" w:sz="4" w:space="0" w:color="000000"/>
-              <w:right w:val="single" w:sz="4" w:space="0" w:color="000000"/>
+              <w:end w:val="single" w:sz="4" w:space="0" w:color="000000"/>
             </w:tcBorders>
           </w:tcPr>
           <w:p>
@@ -5356,40 +5795,26 @@
                 <w:szCs w:val="24"/>
               </w:rPr>
             </w:pPr>
-          </w:p>
-        </w:tc>
-      </w:tr>
-      <w:tr>
-        <w:tc>
-          <w:tcPr>
-            <w:tcW w:w="10224" w:type="dxa"/>
-            <w:tcBorders>
-              <w:left w:val="single" w:sz="4" w:space="0" w:color="000000"/>
-              <w:bottom w:val="single" w:sz="4" w:space="0" w:color="000000"/>
-              <w:right w:val="single" w:sz="4" w:space="0" w:color="000000"/>
-            </w:tcBorders>
-          </w:tcPr>
-          <w:p>
-            <w:pPr>
-              <w:pStyle w:val="TableContents"/>
+            <w:r>
               <w:rPr>
                 <w:rFonts w:ascii="Liberation Serif" w:hAnsi="Liberation Serif"/>
                 <w:color w:val="000000"/>
                 <w:sz w:val="24"/>
                 <w:szCs w:val="24"/>
               </w:rPr>
-            </w:pPr>
+            </w:r>
           </w:p>
         </w:tc>
       </w:tr>
       <w:tr>
+        <w:trPr/>
         <w:tc>
           <w:tcPr>
             <w:tcW w:w="10224" w:type="dxa"/>
             <w:tcBorders>
-              <w:left w:val="single" w:sz="4" w:space="0" w:color="000000"/>
+              <w:start w:val="single" w:sz="4" w:space="0" w:color="000000"/>
               <w:bottom w:val="single" w:sz="4" w:space="0" w:color="000000"/>
-              <w:right w:val="single" w:sz="4" w:space="0" w:color="000000"/>
+              <w:end w:val="single" w:sz="4" w:space="0" w:color="000000"/>
             </w:tcBorders>
           </w:tcPr>
           <w:p>
@@ -5402,59 +5827,114 @@
                 <w:szCs w:val="24"/>
               </w:rPr>
             </w:pPr>
-          </w:p>
-        </w:tc>
-      </w:tr>
-      <w:tr>
-        <w:tc>
-          <w:tcPr>
-            <w:tcW w:w="10224" w:type="dxa"/>
-            <w:tcBorders>
-              <w:left w:val="single" w:sz="4" w:space="0" w:color="000000"/>
-              <w:bottom w:val="single" w:sz="4" w:space="0" w:color="000000"/>
-              <w:right w:val="single" w:sz="4" w:space="0" w:color="000000"/>
-            </w:tcBorders>
-          </w:tcPr>
-          <w:p>
-            <w:pPr>
-              <w:pStyle w:val="TableContents"/>
+            <w:r>
               <w:rPr>
                 <w:rFonts w:ascii="Liberation Serif" w:hAnsi="Liberation Serif"/>
                 <w:color w:val="000000"/>
                 <w:sz w:val="24"/>
                 <w:szCs w:val="24"/>
               </w:rPr>
-            </w:pPr>
+            </w:r>
+          </w:p>
+        </w:tc>
+      </w:tr>
+      <w:tr>
+        <w:trPr/>
+        <w:tc>
+          <w:tcPr>
+            <w:tcW w:w="10224" w:type="dxa"/>
+            <w:tcBorders>
+              <w:start w:val="single" w:sz="4" w:space="0" w:color="000000"/>
+              <w:bottom w:val="single" w:sz="4" w:space="0" w:color="000000"/>
+              <w:end w:val="single" w:sz="4" w:space="0" w:color="000000"/>
+            </w:tcBorders>
+          </w:tcPr>
+          <w:p>
+            <w:pPr>
+              <w:pStyle w:val="TableContents"/>
+              <w:rPr>
+                <w:rFonts w:ascii="Liberation Serif" w:hAnsi="Liberation Serif"/>
+                <w:color w:val="000000"/>
+                <w:sz w:val="24"/>
+                <w:szCs w:val="24"/>
+              </w:rPr>
+            </w:pPr>
+            <w:r>
+              <w:rPr>
+                <w:rFonts w:ascii="Liberation Serif" w:hAnsi="Liberation Serif"/>
+                <w:color w:val="000000"/>
+                <w:sz w:val="24"/>
+                <w:szCs w:val="24"/>
+              </w:rPr>
+            </w:r>
+          </w:p>
+        </w:tc>
+      </w:tr>
+      <w:tr>
+        <w:trPr/>
+        <w:tc>
+          <w:tcPr>
+            <w:tcW w:w="10224" w:type="dxa"/>
+            <w:tcBorders>
+              <w:start w:val="single" w:sz="4" w:space="0" w:color="000000"/>
+              <w:bottom w:val="single" w:sz="4" w:space="0" w:color="000000"/>
+              <w:end w:val="single" w:sz="4" w:space="0" w:color="000000"/>
+            </w:tcBorders>
+          </w:tcPr>
+          <w:p>
+            <w:pPr>
+              <w:pStyle w:val="TableContents"/>
+              <w:rPr>
+                <w:rFonts w:ascii="Liberation Serif" w:hAnsi="Liberation Serif"/>
+                <w:color w:val="000000"/>
+                <w:sz w:val="24"/>
+                <w:szCs w:val="24"/>
+              </w:rPr>
+            </w:pPr>
+            <w:r>
+              <w:rPr>
+                <w:rFonts w:ascii="Liberation Serif" w:hAnsi="Liberation Serif"/>
+                <w:color w:val="000000"/>
+                <w:sz w:val="24"/>
+                <w:szCs w:val="24"/>
+              </w:rPr>
+            </w:r>
           </w:p>
         </w:tc>
       </w:tr>
     </w:tbl>
     <w:p>
       <w:pPr>
-        <w:tabs>
-          <w:tab w:val="left" w:pos="1440"/>
-          <w:tab w:val="left" w:pos="2700"/>
-        </w:tabs>
-      </w:pPr>
+        <w:pStyle w:val="Normal"/>
+        <w:tabs>
+          <w:tab w:val="clear" w:pos="709"/>
+          <w:tab w:val="left" w:pos="1440" w:leader="none"/>
+          <w:tab w:val="left" w:pos="2700" w:leader="none"/>
+        </w:tabs>
+        <w:rPr/>
+      </w:pPr>
+      <w:r>
+        <w:rPr/>
+      </w:r>
     </w:p>
     <w:sectPr>
       <w:type w:val="continuous"/>
       <w:pgSz w:w="12240" w:h="15840"/>
-      <w:pgMar w:top="432" w:right="720" w:bottom="720" w:left="1296" w:header="0" w:footer="0" w:gutter="0"/>
-      <w:cols w:space="720"/>
-      <w:formProt w:val="0"/>
-      <w:docGrid w:linePitch="600" w:charSpace="45056"/>
+      <w:pgMar w:left="1296" w:right="720" w:gutter="0" w:header="0" w:top="432" w:footer="0" w:bottom="720"/>
+      <w:formProt w:val="false"/>
+      <w:textDirection w:val="lrTb"/>
+      <w:docGrid w:type="default" w:linePitch="600" w:charSpace="45056"/>
     </w:sectPr>
   </w:body>
 </w:document>
 </file>
 
 <file path=word/styles.xml><?xml version="1.0" encoding="utf-8"?>
-<w:styles xmlns:mc="http://schemas.openxmlformats.org/markup-compatibility/2006" xmlns:r="http://schemas.openxmlformats.org/officeDocument/2006/relationships" xmlns:w="http://schemas.openxmlformats.org/wordprocessingml/2006/main" xmlns:w14="http://schemas.microsoft.com/office/word/2010/wordml" xmlns:w15="http://schemas.microsoft.com/office/word/2012/wordml" xmlns:w16cex="http://schemas.microsoft.com/office/word/2018/wordml/cex" xmlns:w16cid="http://schemas.microsoft.com/office/word/2016/wordml/cid" xmlns:w16="http://schemas.microsoft.com/office/word/2018/wordml" xmlns:w16du="http://schemas.microsoft.com/office/word/2023/wordml/word16du" xmlns:w16sdtdh="http://schemas.microsoft.com/office/word/2020/wordml/sdtdatahash" xmlns:w16sdtfl="http://schemas.microsoft.com/office/word/2024/wordml/sdtformatlock" xmlns:w16se="http://schemas.microsoft.com/office/word/2015/wordml/symex" mc:Ignorable="w14 w15 w16se w16cid w16 w16cex w16sdtdh w16sdtfl w16du">
+<w:styles xmlns:w="http://schemas.openxmlformats.org/wordprocessingml/2006/main" xmlns:w14="http://schemas.microsoft.com/office/word/2010/wordml" xmlns:mc="http://schemas.openxmlformats.org/markup-compatibility/2006" mc:Ignorable="w14">
   <w:docDefaults>
     <w:rPrDefault>
       <w:rPr>
-        <w:rFonts w:ascii="Liberation Serif" w:eastAsia="Liberation Mono" w:hAnsi="Liberation Serif" w:cs="Liberation Mono"/>
+        <w:rFonts w:ascii="Liberation Serif" w:hAnsi="Liberation Serif" w:eastAsia="Liberation Mono" w:cs="Liberation Mono"/>
         <w:sz w:val="24"/>
         <w:szCs w:val="24"/>
         <w:lang w:val="en-US" w:eastAsia="zh-CN" w:bidi="hi-IN"/>
@@ -5462,21 +5942,21 @@
     </w:rPrDefault>
     <w:pPrDefault>
       <w:pPr>
-        <w:suppressAutoHyphens/>
+        <w:suppressAutoHyphens w:val="true"/>
       </w:pPr>
     </w:pPrDefault>
   </w:docDefaults>
   <w:latentStyles w:defLockedState="0" w:defUIPriority="99" w:defSemiHidden="0" w:defUnhideWhenUsed="0" w:defQFormat="0" w:count="376">
     <w:lsdException w:name="Normal" w:uiPriority="0" w:qFormat="1"/>
     <w:lsdException w:name="heading 1" w:uiPriority="9" w:qFormat="1"/>
-    <w:lsdException w:name="heading 2" w:semiHidden="1" w:uiPriority="9" w:unhideWhenUsed="1" w:qFormat="1"/>
-    <w:lsdException w:name="heading 3" w:semiHidden="1" w:uiPriority="9" w:unhideWhenUsed="1" w:qFormat="1"/>
-    <w:lsdException w:name="heading 4" w:semiHidden="1" w:uiPriority="9" w:unhideWhenUsed="1" w:qFormat="1"/>
-    <w:lsdException w:name="heading 5" w:semiHidden="1" w:uiPriority="9" w:unhideWhenUsed="1" w:qFormat="1"/>
-    <w:lsdException w:name="heading 6" w:semiHidden="1" w:uiPriority="9" w:unhideWhenUsed="1" w:qFormat="1"/>
-    <w:lsdException w:name="heading 7" w:semiHidden="1" w:uiPriority="9" w:unhideWhenUsed="1" w:qFormat="1"/>
-    <w:lsdException w:name="heading 8" w:semiHidden="1" w:uiPriority="9" w:unhideWhenUsed="1" w:qFormat="1"/>
-    <w:lsdException w:name="heading 9" w:semiHidden="1" w:uiPriority="9" w:unhideWhenUsed="1" w:qFormat="1"/>
+    <w:lsdException w:name="heading 2" w:uiPriority="9" w:semiHidden="1" w:unhideWhenUsed="1" w:qFormat="1"/>
+    <w:lsdException w:name="heading 3" w:uiPriority="9" w:semiHidden="1" w:unhideWhenUsed="1" w:qFormat="1"/>
+    <w:lsdException w:name="heading 4" w:uiPriority="9" w:semiHidden="1" w:unhideWhenUsed="1" w:qFormat="1"/>
+    <w:lsdException w:name="heading 5" w:uiPriority="9" w:semiHidden="1" w:unhideWhenUsed="1" w:qFormat="1"/>
+    <w:lsdException w:name="heading 6" w:uiPriority="9" w:semiHidden="1" w:unhideWhenUsed="1" w:qFormat="1"/>
+    <w:lsdException w:name="heading 7" w:uiPriority="9" w:semiHidden="1" w:unhideWhenUsed="1" w:qFormat="1"/>
+    <w:lsdException w:name="heading 8" w:uiPriority="9" w:semiHidden="1" w:unhideWhenUsed="1" w:qFormat="1"/>
+    <w:lsdException w:name="heading 9" w:uiPriority="9" w:semiHidden="1" w:unhideWhenUsed="1" w:qFormat="1"/>
     <w:lsdException w:name="index 1" w:semiHidden="1" w:unhideWhenUsed="1"/>
     <w:lsdException w:name="index 2" w:semiHidden="1" w:unhideWhenUsed="1"/>
     <w:lsdException w:name="index 3" w:semiHidden="1" w:unhideWhenUsed="1"/>
@@ -5486,22 +5966,22 @@
     <w:lsdException w:name="index 7" w:semiHidden="1" w:unhideWhenUsed="1"/>
     <w:lsdException w:name="index 8" w:semiHidden="1" w:unhideWhenUsed="1"/>
     <w:lsdException w:name="index 9" w:semiHidden="1" w:unhideWhenUsed="1"/>
-    <w:lsdException w:name="toc 1" w:semiHidden="1" w:uiPriority="39" w:unhideWhenUsed="1"/>
-    <w:lsdException w:name="toc 2" w:semiHidden="1" w:uiPriority="39" w:unhideWhenUsed="1"/>
-    <w:lsdException w:name="toc 3" w:semiHidden="1" w:uiPriority="39" w:unhideWhenUsed="1"/>
-    <w:lsdException w:name="toc 4" w:semiHidden="1" w:uiPriority="39" w:unhideWhenUsed="1"/>
-    <w:lsdException w:name="toc 5" w:semiHidden="1" w:uiPriority="39" w:unhideWhenUsed="1"/>
-    <w:lsdException w:name="toc 6" w:semiHidden="1" w:uiPriority="39" w:unhideWhenUsed="1"/>
-    <w:lsdException w:name="toc 7" w:semiHidden="1" w:uiPriority="39" w:unhideWhenUsed="1"/>
-    <w:lsdException w:name="toc 8" w:semiHidden="1" w:uiPriority="39" w:unhideWhenUsed="1"/>
-    <w:lsdException w:name="toc 9" w:semiHidden="1" w:uiPriority="39" w:unhideWhenUsed="1"/>
+    <w:lsdException w:name="toc 1" w:uiPriority="39" w:semiHidden="1" w:unhideWhenUsed="1"/>
+    <w:lsdException w:name="toc 2" w:uiPriority="39" w:semiHidden="1" w:unhideWhenUsed="1"/>
+    <w:lsdException w:name="toc 3" w:uiPriority="39" w:semiHidden="1" w:unhideWhenUsed="1"/>
+    <w:lsdException w:name="toc 4" w:uiPriority="39" w:semiHidden="1" w:unhideWhenUsed="1"/>
+    <w:lsdException w:name="toc 5" w:uiPriority="39" w:semiHidden="1" w:unhideWhenUsed="1"/>
+    <w:lsdException w:name="toc 6" w:uiPriority="39" w:semiHidden="1" w:unhideWhenUsed="1"/>
+    <w:lsdException w:name="toc 7" w:uiPriority="39" w:semiHidden="1" w:unhideWhenUsed="1"/>
+    <w:lsdException w:name="toc 8" w:uiPriority="39" w:semiHidden="1" w:unhideWhenUsed="1"/>
+    <w:lsdException w:name="toc 9" w:uiPriority="39" w:semiHidden="1" w:unhideWhenUsed="1"/>
     <w:lsdException w:name="Normal Indent" w:semiHidden="1" w:unhideWhenUsed="1"/>
     <w:lsdException w:name="footnote text" w:semiHidden="1" w:unhideWhenUsed="1"/>
     <w:lsdException w:name="annotation text" w:semiHidden="1" w:unhideWhenUsed="1"/>
     <w:lsdException w:name="header" w:semiHidden="1" w:unhideWhenUsed="1"/>
     <w:lsdException w:name="footer" w:semiHidden="1" w:unhideWhenUsed="1"/>
     <w:lsdException w:name="index heading" w:semiHidden="1" w:unhideWhenUsed="1"/>
-    <w:lsdException w:name="caption" w:semiHidden="1" w:uiPriority="35" w:unhideWhenUsed="1" w:qFormat="1"/>
+    <w:lsdException w:name="caption" w:uiPriority="35" w:semiHidden="1" w:unhideWhenUsed="1" w:qFormat="1"/>
     <w:lsdException w:name="table of figures" w:semiHidden="1" w:unhideWhenUsed="1"/>
     <w:lsdException w:name="envelope address" w:semiHidden="1" w:unhideWhenUsed="1"/>
     <w:lsdException w:name="envelope return" w:semiHidden="1" w:unhideWhenUsed="1"/>
@@ -5532,7 +6012,7 @@
     <w:lsdException w:name="Title" w:uiPriority="10" w:qFormat="1"/>
     <w:lsdException w:name="Closing" w:semiHidden="1" w:unhideWhenUsed="1"/>
     <w:lsdException w:name="Signature" w:semiHidden="1" w:unhideWhenUsed="1"/>
-    <w:lsdException w:name="Default Paragraph Font" w:semiHidden="1" w:uiPriority="1" w:unhideWhenUsed="1"/>
+    <w:lsdException w:name="Default Paragraph Font" w:uiPriority="1" w:semiHidden="1" w:unhideWhenUsed="1"/>
     <w:lsdException w:name="Body Text" w:semiHidden="1" w:unhideWhenUsed="1"/>
     <w:lsdException w:name="Body Text Indent" w:semiHidden="1" w:unhideWhenUsed="1"/>
     <w:lsdException w:name="List Continue" w:semiHidden="1" w:unhideWhenUsed="1"/>
@@ -5732,8 +6212,8 @@
     <w:lsdException w:name="Subtle Reference" w:uiPriority="31" w:qFormat="1"/>
     <w:lsdException w:name="Intense Reference" w:uiPriority="32" w:qFormat="1"/>
     <w:lsdException w:name="Book Title" w:uiPriority="33" w:qFormat="1"/>
-    <w:lsdException w:name="Bibliography" w:semiHidden="1" w:uiPriority="37" w:unhideWhenUsed="1"/>
-    <w:lsdException w:name="TOC Heading" w:semiHidden="1" w:uiPriority="39" w:unhideWhenUsed="1" w:qFormat="1"/>
+    <w:lsdException w:name="Bibliography" w:uiPriority="37" w:semiHidden="1" w:unhideWhenUsed="1"/>
+    <w:lsdException w:name="TOC Heading" w:uiPriority="39" w:semiHidden="1" w:unhideWhenUsed="1" w:qFormat="1"/>
     <w:lsdException w:name="Plain Table 1" w:uiPriority="41"/>
     <w:lsdException w:name="Plain Table 2" w:uiPriority="42"/>
     <w:lsdException w:name="Plain Table 3" w:uiPriority="43"/>
@@ -5844,45 +6324,37 @@
     <w:lsdException w:name="Unresolved Mention" w:semiHidden="1" w:unhideWhenUsed="1"/>
     <w:lsdException w:name="Smart Link" w:semiHidden="1" w:unhideWhenUsed="1"/>
   </w:latentStyles>
-  <w:style w:type="paragraph" w:default="1" w:styleId="Normal">
+  <w:style w:type="paragraph" w:styleId="Normal" w:default="1">
     <w:name w:val="Normal"/>
     <w:qFormat/>
+    <w:pPr>
+      <w:widowControl/>
+      <w:suppressAutoHyphens w:val="true"/>
+      <w:bidi w:val="0"/>
+      <w:spacing w:before="0" w:after="0"/>
+      <w:jc w:val="start"/>
+    </w:pPr>
     <w:rPr>
-      <w:rFonts w:ascii="Times New Roman" w:eastAsia="Times New Roman" w:hAnsi="Times New Roman" w:cs="Times New Roman"/>
+      <w:rFonts w:ascii="Times New Roman" w:hAnsi="Times New Roman" w:eastAsia="Times New Roman" w:cs="Times New Roman"/>
+      <w:color w:val="auto"/>
+      <w:kern w:val="0"/>
       <w:sz w:val="18"/>
       <w:szCs w:val="18"/>
+      <w:lang w:val="en-US" w:eastAsia="zh-CN" w:bidi="hi-IN"/>
     </w:rPr>
   </w:style>
-  <w:style w:type="character" w:default="1" w:styleId="DefaultParagraphFont">
+  <w:style w:type="character" w:styleId="DefaultParagraphFont" w:default="1">
     <w:name w:val="Default Paragraph Font"/>
     <w:uiPriority w:val="1"/>
     <w:semiHidden/>
     <w:unhideWhenUsed/>
+    <w:qFormat/>
+    <w:rPr/>
   </w:style>
-  <w:style w:type="table" w:default="1" w:styleId="TableNormal">
-    <w:name w:val="Normal Table"/>
-    <w:uiPriority w:val="99"/>
-    <w:semiHidden/>
-    <w:unhideWhenUsed/>
-    <w:tblPr>
-      <w:tblInd w:w="0" w:type="dxa"/>
-      <w:tblCellMar>
-        <w:top w:w="0" w:type="dxa"/>
-        <w:left w:w="108" w:type="dxa"/>
-        <w:bottom w:w="0" w:type="dxa"/>
-        <w:right w:w="108" w:type="dxa"/>
-      </w:tblCellMar>
-    </w:tblPr>
-  </w:style>
-  <w:style w:type="numbering" w:default="1" w:styleId="NoList">
-    <w:name w:val="No List"/>
-    <w:uiPriority w:val="99"/>
-    <w:semiHidden/>
-    <w:unhideWhenUsed/>
-  </w:style>
-  <w:style w:type="character" w:customStyle="1" w:styleId="Absatz-Standardschriftart">
+  <w:style w:type="character" w:styleId="Absatz-Standardschriftart" w:customStyle="1">
     <w:name w:val="Absatz-Standardschriftart"/>
     <w:qFormat/>
+    <w:rPr/>
   </w:style>
   <w:style w:type="character" w:styleId="CommentReference">
     <w:name w:val="annotation reference"/>
@@ -5893,17 +6365,17 @@
       <w:szCs w:val="16"/>
     </w:rPr>
   </w:style>
-  <w:style w:type="paragraph" w:customStyle="1" w:styleId="Heading">
+  <w:style w:type="paragraph" w:styleId="Heading" w:customStyle="1">
     <w:name w:val="Heading"/>
     <w:basedOn w:val="Normal"/>
     <w:next w:val="BodyText"/>
     <w:qFormat/>
     <w:pPr>
-      <w:keepNext/>
+      <w:keepNext w:val="true"/>
       <w:spacing w:before="240" w:after="120"/>
     </w:pPr>
     <w:rPr>
-      <w:rFonts w:ascii="Arial" w:eastAsia="Arial" w:hAnsi="Arial" w:cs="Arial"/>
+      <w:rFonts w:ascii="Arial" w:hAnsi="Arial" w:eastAsia="Arial" w:cs="Arial"/>
       <w:sz w:val="28"/>
       <w:szCs w:val="28"/>
     </w:rPr>
@@ -5912,7 +6384,7 @@
     <w:name w:val="Body Text"/>
     <w:basedOn w:val="Normal"/>
     <w:pPr>
-      <w:spacing w:after="120" w:line="360" w:lineRule="exact"/>
+      <w:spacing w:lineRule="exact" w:line="360" w:before="0" w:after="120"/>
       <w:ind w:firstLine="720"/>
     </w:pPr>
     <w:rPr>
@@ -5923,6 +6395,8 @@
   <w:style w:type="paragraph" w:styleId="List">
     <w:name w:val="List"/>
     <w:basedOn w:val="BodyText"/>
+    <w:pPr/>
+    <w:rPr/>
   </w:style>
   <w:style w:type="paragraph" w:styleId="Caption">
     <w:name w:val="caption"/>
@@ -5939,64 +6413,73 @@
       <w:szCs w:val="24"/>
     </w:rPr>
   </w:style>
-  <w:style w:type="paragraph" w:customStyle="1" w:styleId="Index">
+  <w:style w:type="paragraph" w:styleId="Index" w:customStyle="1">
     <w:name w:val="Index"/>
     <w:basedOn w:val="Normal"/>
     <w:qFormat/>
     <w:pPr>
       <w:suppressLineNumbers/>
     </w:pPr>
+    <w:rPr/>
   </w:style>
-  <w:style w:type="paragraph" w:customStyle="1" w:styleId="HeaderandFooter">
+  <w:style w:type="paragraph" w:styleId="HeaderandFooter" w:customStyle="1">
     <w:name w:val="Header and Footer"/>
     <w:basedOn w:val="Normal"/>
     <w:qFormat/>
     <w:pPr>
       <w:suppressLineNumbers/>
       <w:tabs>
-        <w:tab w:val="center" w:pos="4819"/>
-        <w:tab w:val="right" w:pos="9638"/>
+        <w:tab w:val="clear" w:pos="709"/>
+        <w:tab w:val="center" w:pos="4819" w:leader="none"/>
+        <w:tab w:val="right" w:pos="9638" w:leader="none"/>
       </w:tabs>
     </w:pPr>
+    <w:rPr/>
   </w:style>
   <w:style w:type="paragraph" w:styleId="Header">
     <w:name w:val="header"/>
     <w:basedOn w:val="Normal"/>
     <w:pPr>
       <w:tabs>
-        <w:tab w:val="center" w:pos="4320"/>
-        <w:tab w:val="right" w:pos="8640"/>
+        <w:tab w:val="clear" w:pos="709"/>
+        <w:tab w:val="center" w:pos="4320" w:leader="none"/>
+        <w:tab w:val="right" w:pos="8640" w:leader="none"/>
       </w:tabs>
     </w:pPr>
+    <w:rPr/>
   </w:style>
   <w:style w:type="paragraph" w:styleId="Footer">
     <w:name w:val="footer"/>
     <w:basedOn w:val="Normal"/>
     <w:pPr>
       <w:tabs>
-        <w:tab w:val="center" w:pos="4320"/>
-        <w:tab w:val="right" w:pos="8640"/>
+        <w:tab w:val="clear" w:pos="709"/>
+        <w:tab w:val="center" w:pos="4320" w:leader="none"/>
+        <w:tab w:val="right" w:pos="8640" w:leader="none"/>
       </w:tabs>
     </w:pPr>
+    <w:rPr/>
   </w:style>
   <w:style w:type="paragraph" w:styleId="CommentText">
     <w:name w:val="annotation text"/>
     <w:basedOn w:val="Normal"/>
     <w:qFormat/>
+    <w:pPr/>
     <w:rPr>
       <w:sz w:val="20"/>
       <w:szCs w:val="20"/>
     </w:rPr>
   </w:style>
-  <w:style w:type="paragraph" w:customStyle="1" w:styleId="TableContents">
+  <w:style w:type="paragraph" w:styleId="TableContents" w:customStyle="1">
     <w:name w:val="Table Contents"/>
     <w:basedOn w:val="Normal"/>
     <w:qFormat/>
     <w:pPr>
       <w:suppressLineNumbers/>
     </w:pPr>
+    <w:rPr/>
   </w:style>
-  <w:style w:type="paragraph" w:customStyle="1" w:styleId="TableHeading">
+  <w:style w:type="paragraph" w:styleId="TableHeading" w:customStyle="1">
     <w:name w:val="Table Heading"/>
     <w:basedOn w:val="TableContents"/>
     <w:qFormat/>
@@ -6008,11 +6491,32 @@
       <w:bCs/>
     </w:rPr>
   </w:style>
+  <w:style w:type="numbering" w:styleId="NoList" w:default="1">
+    <w:name w:val="No List"/>
+    <w:uiPriority w:val="99"/>
+    <w:semiHidden/>
+    <w:unhideWhenUsed/>
+    <w:qFormat/>
+  </w:style>
+  <w:style w:type="table" w:default="1" w:styleId="TableNormal">
+    <w:name w:val="Normal Table"/>
+    <w:uiPriority w:val="99"/>
+    <w:semiHidden/>
+    <w:unhideWhenUsed/>
+    <w:tblPr>
+      <w:tblCellMar>
+        <w:top w:w="0" w:type="dxa"/>
+        <w:left w:w="108" w:type="dxa"/>
+        <w:bottom w:w="0" w:type="dxa"/>
+        <w:right w:w="108" w:type="dxa"/>
+      </w:tblCellMar>
+    </w:tblPr>
+  </w:style>
 </w:styles>
 </file>
 
 <file path=word/theme/theme1.xml><?xml version="1.0" encoding="utf-8"?>
-<a:theme xmlns:a="http://schemas.openxmlformats.org/drawingml/2006/main" name="Office">
+<a:theme xmlns:a="http://schemas.openxmlformats.org/drawingml/2006/main" xmlns:r="http://schemas.openxmlformats.org/officeDocument/2006/relationships" name="Office">
   <a:themeElements>
     <a:clrScheme name="LibreOffice">
       <a:dk1>
@@ -6054,14 +6558,14 @@
     </a:clrScheme>
     <a:fontScheme name="Office">
       <a:majorFont>
-        <a:latin typeface="Arial"/>
-        <a:ea typeface="DejaVu Sans"/>
-        <a:cs typeface="DejaVu Sans"/>
+        <a:latin typeface="Arial" pitchFamily="0" charset="1"/>
+        <a:ea typeface="DejaVu Sans" pitchFamily="0" charset="1"/>
+        <a:cs typeface="DejaVu Sans" pitchFamily="0" charset="1"/>
       </a:majorFont>
       <a:minorFont>
-        <a:latin typeface="Arial"/>
-        <a:ea typeface="DejaVu Sans"/>
-        <a:cs typeface="DejaVu Sans"/>
+        <a:latin typeface="Arial" pitchFamily="0" charset="1"/>
+        <a:ea typeface="DejaVu Sans" pitchFamily="0" charset="1"/>
+        <a:cs typeface="DejaVu Sans" pitchFamily="0" charset="1"/>
       </a:minorFont>
     </a:fontScheme>
     <a:fmtScheme>
@@ -6114,7 +6618,5 @@
       </a:bgFillStyleLst>
     </a:fmtScheme>
   </a:themeElements>
-  <a:objectDefaults/>
-  <a:extraClrSchemeLst/>
 </a:theme>
 </file>